--- a/Звіт/Практика, Москалюк Н.docx
+++ b/Звіт/Практика, Москалюк Н.docx
@@ -4,35 +4,2702 @@
   <w:body>
     <w:p>
       <w:pPr>
+        <w:spacing w:after="0" w:line="240" w:lineRule="auto"/>
+        <w:jc w:val="center"/>
+        <w:rPr>
+          <w:rFonts w:ascii="Times New Roman" w:eastAsia="Times New Roman" w:hAnsi="Times New Roman" w:cs="Times New Roman"/>
+          <w:b/>
+          <w:bCs/>
+          <w:color w:val="000000"/>
+          <w:sz w:val="28"/>
+          <w:szCs w:val="28"/>
+        </w:rPr>
+      </w:pPr>
+    </w:p>
+    <w:p>
+      <w:pPr>
+        <w:spacing w:after="0" w:line="240" w:lineRule="auto"/>
+        <w:jc w:val="center"/>
+        <w:rPr>
+          <w:rFonts w:ascii="Times New Roman" w:eastAsia="Times New Roman" w:hAnsi="Times New Roman" w:cs="Times New Roman"/>
+          <w:b/>
+          <w:bCs/>
+          <w:color w:val="000000"/>
+          <w:sz w:val="28"/>
+          <w:szCs w:val="28"/>
+        </w:rPr>
+      </w:pPr>
+      <w:r>
+        <w:rPr>
+          <w:rFonts w:ascii="Times New Roman" w:eastAsia="Times New Roman" w:hAnsi="Times New Roman" w:cs="Times New Roman"/>
+          <w:b/>
+          <w:bCs/>
+          <w:color w:val="000000"/>
+          <w:sz w:val="28"/>
+          <w:szCs w:val="28"/>
+        </w:rPr>
+        <w:t>Міністерство освіти і науки України</w:t>
+      </w:r>
+    </w:p>
+    <w:p>
+      <w:pPr>
+        <w:spacing w:after="0" w:line="240" w:lineRule="auto"/>
+        <w:jc w:val="center"/>
+        <w:rPr>
+          <w:rFonts w:ascii="Times New Roman" w:eastAsia="Times New Roman" w:hAnsi="Times New Roman" w:cs="Times New Roman"/>
+          <w:b/>
+          <w:bCs/>
+          <w:color w:val="000000"/>
+          <w:sz w:val="28"/>
+          <w:szCs w:val="28"/>
+        </w:rPr>
+      </w:pPr>
+      <w:r>
+        <w:rPr>
+          <w:rFonts w:ascii="Times New Roman" w:eastAsia="Times New Roman" w:hAnsi="Times New Roman" w:cs="Times New Roman"/>
+          <w:b/>
+          <w:bCs/>
+          <w:color w:val="000000"/>
+          <w:sz w:val="28"/>
+          <w:szCs w:val="28"/>
+        </w:rPr>
+        <w:t>Національний університет “Львівська політехніка”</w:t>
+      </w:r>
+    </w:p>
+    <w:p>
+      <w:pPr>
+        <w:spacing w:after="0" w:line="240" w:lineRule="auto"/>
+        <w:jc w:val="center"/>
+        <w:rPr>
+          <w:rFonts w:ascii="Times New Roman" w:eastAsia="Times New Roman" w:hAnsi="Times New Roman" w:cs="Times New Roman"/>
+          <w:b/>
+          <w:bCs/>
+          <w:color w:val="000000"/>
+          <w:sz w:val="28"/>
+          <w:szCs w:val="28"/>
+        </w:rPr>
+      </w:pPr>
+      <w:r>
+        <w:rPr>
+          <w:rFonts w:ascii="Times New Roman" w:eastAsia="Times New Roman" w:hAnsi="Times New Roman" w:cs="Times New Roman"/>
+          <w:b/>
+          <w:bCs/>
+          <w:color w:val="000000"/>
+          <w:sz w:val="28"/>
+          <w:szCs w:val="28"/>
+        </w:rPr>
+        <w:t>Інститут комп’ютерних наук та інформаційних технологій</w:t>
+      </w:r>
+    </w:p>
+    <w:p>
+      <w:pPr>
+        <w:spacing w:after="0" w:line="240" w:lineRule="auto"/>
+        <w:jc w:val="center"/>
+        <w:rPr>
+          <w:rFonts w:ascii="Times New Roman" w:eastAsia="Times New Roman" w:hAnsi="Times New Roman" w:cs="Times New Roman"/>
+          <w:b/>
+          <w:bCs/>
+          <w:color w:val="000000"/>
+          <w:sz w:val="28"/>
+          <w:szCs w:val="28"/>
+        </w:rPr>
+      </w:pPr>
+      <w:r>
+        <w:rPr>
+          <w:rFonts w:ascii="Times New Roman" w:eastAsia="Times New Roman" w:hAnsi="Times New Roman" w:cs="Times New Roman"/>
+          <w:b/>
+          <w:bCs/>
+          <w:color w:val="000000"/>
+          <w:sz w:val="28"/>
+          <w:szCs w:val="28"/>
+        </w:rPr>
+        <w:t>Кафедра автоматизованих систем управління</w:t>
+      </w:r>
+    </w:p>
+    <w:p>
+      <w:pPr>
+        <w:spacing w:after="0" w:line="240" w:lineRule="auto"/>
+        <w:ind w:firstLine="567"/>
+        <w:jc w:val="center"/>
+        <w:rPr>
+          <w:rFonts w:ascii="Times New Roman" w:eastAsia="Times New Roman" w:hAnsi="Times New Roman" w:cs="Times New Roman"/>
+          <w:b/>
+          <w:bCs/>
+          <w:color w:val="000000"/>
+          <w:sz w:val="28"/>
+          <w:szCs w:val="28"/>
+        </w:rPr>
+      </w:pPr>
+    </w:p>
+    <w:p>
+      <w:pPr>
+        <w:spacing w:after="0" w:line="240" w:lineRule="auto"/>
+        <w:rPr>
+          <w:rFonts w:ascii="Times New Roman" w:eastAsia="Times New Roman" w:hAnsi="Times New Roman" w:cs="Times New Roman"/>
+          <w:color w:val="000000"/>
+          <w:sz w:val="28"/>
+          <w:szCs w:val="28"/>
+        </w:rPr>
+      </w:pPr>
+    </w:p>
+    <w:p>
+      <w:pPr>
+        <w:spacing w:after="0" w:line="240" w:lineRule="auto"/>
+        <w:ind w:firstLine="567"/>
+        <w:jc w:val="center"/>
+        <w:rPr>
+          <w:rFonts w:ascii="Times New Roman" w:eastAsia="Times New Roman" w:hAnsi="Times New Roman" w:cs="Times New Roman"/>
+          <w:color w:val="000000"/>
+          <w:sz w:val="28"/>
+          <w:szCs w:val="28"/>
+        </w:rPr>
+      </w:pPr>
+    </w:p>
+    <w:p>
+      <w:pPr>
+        <w:spacing w:after="0" w:line="240" w:lineRule="auto"/>
+        <w:ind w:firstLine="567"/>
+        <w:jc w:val="center"/>
+        <w:rPr>
+          <w:rFonts w:ascii="Times New Roman" w:eastAsia="Times New Roman" w:hAnsi="Times New Roman" w:cs="Times New Roman"/>
+          <w:color w:val="000000"/>
+          <w:sz w:val="28"/>
+          <w:szCs w:val="28"/>
+        </w:rPr>
+      </w:pPr>
+    </w:p>
+    <w:p>
+      <w:pPr>
+        <w:spacing w:after="0" w:line="240" w:lineRule="auto"/>
+        <w:ind w:firstLine="567"/>
+        <w:jc w:val="center"/>
+        <w:rPr>
+          <w:rFonts w:ascii="Times New Roman" w:eastAsia="Times New Roman" w:hAnsi="Times New Roman" w:cs="Times New Roman"/>
+          <w:color w:val="000000"/>
+          <w:sz w:val="28"/>
+          <w:szCs w:val="28"/>
+        </w:rPr>
+      </w:pPr>
+    </w:p>
+    <w:p>
+      <w:pPr>
+        <w:spacing w:after="0" w:line="240" w:lineRule="auto"/>
+        <w:ind w:firstLine="567"/>
+        <w:jc w:val="center"/>
+        <w:rPr>
+          <w:rFonts w:ascii="Times New Roman" w:eastAsia="Times New Roman" w:hAnsi="Times New Roman" w:cs="Times New Roman"/>
+          <w:color w:val="000000"/>
+          <w:sz w:val="28"/>
+          <w:szCs w:val="28"/>
+        </w:rPr>
+      </w:pPr>
+    </w:p>
+    <w:p>
+      <w:pPr>
+        <w:spacing w:after="0" w:line="240" w:lineRule="auto"/>
+        <w:jc w:val="center"/>
+        <w:rPr>
+          <w:rFonts w:ascii="Times New Roman" w:eastAsia="Times New Roman" w:hAnsi="Times New Roman" w:cs="Times New Roman"/>
+          <w:b/>
+          <w:bCs/>
+          <w:color w:val="000000"/>
+          <w:sz w:val="28"/>
+          <w:szCs w:val="28"/>
+        </w:rPr>
+      </w:pPr>
+      <w:r>
+        <w:rPr>
+          <w:rFonts w:ascii="Times New Roman" w:eastAsia="Times New Roman" w:hAnsi="Times New Roman" w:cs="Times New Roman"/>
+          <w:b/>
+          <w:bCs/>
+          <w:color w:val="000000"/>
+          <w:sz w:val="28"/>
+          <w:szCs w:val="28"/>
+        </w:rPr>
+        <w:t>З В І Т</w:t>
+      </w:r>
+    </w:p>
+    <w:p>
+      <w:pPr>
+        <w:spacing w:after="0" w:line="240" w:lineRule="auto"/>
+        <w:jc w:val="center"/>
+        <w:rPr>
+          <w:rFonts w:ascii="Times New Roman" w:eastAsia="Times New Roman" w:hAnsi="Times New Roman" w:cs="Times New Roman"/>
+          <w:b/>
+          <w:bCs/>
+          <w:color w:val="000000"/>
+          <w:sz w:val="28"/>
+          <w:szCs w:val="28"/>
+        </w:rPr>
+      </w:pPr>
+      <w:r>
+        <w:rPr>
+          <w:rFonts w:ascii="Times New Roman" w:eastAsia="Times New Roman" w:hAnsi="Times New Roman" w:cs="Times New Roman"/>
+          <w:b/>
+          <w:bCs/>
+          <w:color w:val="000000"/>
+          <w:sz w:val="28"/>
+          <w:szCs w:val="28"/>
+        </w:rPr>
+        <w:t xml:space="preserve"> про проходження </w:t>
+      </w:r>
+      <w:proofErr w:type="spellStart"/>
+      <w:r>
+        <w:rPr>
+          <w:rFonts w:ascii="Times New Roman" w:eastAsia="Times New Roman" w:hAnsi="Times New Roman" w:cs="Times New Roman"/>
+          <w:b/>
+          <w:bCs/>
+          <w:color w:val="000000"/>
+          <w:sz w:val="28"/>
+          <w:szCs w:val="28"/>
+        </w:rPr>
+        <w:t>проєктно</w:t>
+      </w:r>
+      <w:proofErr w:type="spellEnd"/>
+      <w:r>
+        <w:rPr>
+          <w:rFonts w:ascii="Times New Roman" w:eastAsia="Times New Roman" w:hAnsi="Times New Roman" w:cs="Times New Roman"/>
+          <w:b/>
+          <w:bCs/>
+          <w:color w:val="000000"/>
+          <w:sz w:val="28"/>
+          <w:szCs w:val="28"/>
+        </w:rPr>
+        <w:t>-технологічної практики</w:t>
+      </w:r>
+    </w:p>
+    <w:p>
+      <w:pPr>
+        <w:spacing w:after="0" w:line="240" w:lineRule="auto"/>
+        <w:rPr>
+          <w:rFonts w:ascii="Times New Roman" w:eastAsia="Times New Roman" w:hAnsi="Times New Roman" w:cs="Times New Roman"/>
+          <w:b/>
+          <w:bCs/>
+          <w:color w:val="FF0000"/>
+          <w:sz w:val="28"/>
+          <w:szCs w:val="28"/>
+        </w:rPr>
+      </w:pPr>
+    </w:p>
+    <w:p>
+      <w:pPr>
+        <w:spacing w:after="0" w:line="240" w:lineRule="auto"/>
+        <w:jc w:val="center"/>
+        <w:rPr>
+          <w:rFonts w:ascii="Times New Roman" w:eastAsia="Times New Roman" w:hAnsi="Times New Roman" w:cs="Times New Roman"/>
+          <w:b/>
+          <w:bCs/>
+          <w:color w:val="000000"/>
+          <w:sz w:val="28"/>
+          <w:szCs w:val="28"/>
+        </w:rPr>
+      </w:pPr>
+      <w:r>
+        <w:rPr>
+          <w:rFonts w:ascii="Times New Roman" w:eastAsia="Times New Roman" w:hAnsi="Times New Roman" w:cs="Times New Roman"/>
+          <w:b/>
+          <w:bCs/>
+          <w:color w:val="000000"/>
+          <w:sz w:val="28"/>
+          <w:szCs w:val="28"/>
+        </w:rPr>
+        <w:t>студента спеціальності 122 “Комп’ютерні науки”</w:t>
+      </w:r>
+    </w:p>
+    <w:p>
+      <w:pPr>
+        <w:spacing w:after="0" w:line="240" w:lineRule="auto"/>
+        <w:jc w:val="center"/>
+        <w:rPr>
+          <w:rFonts w:ascii="Times New Roman" w:eastAsia="Times New Roman" w:hAnsi="Times New Roman" w:cs="Times New Roman"/>
+          <w:b/>
+          <w:bCs/>
+          <w:color w:val="000000"/>
+          <w:sz w:val="16"/>
+          <w:szCs w:val="16"/>
+        </w:rPr>
+      </w:pPr>
+    </w:p>
+    <w:p>
+      <w:pPr>
+        <w:spacing w:after="0" w:line="240" w:lineRule="auto"/>
+        <w:jc w:val="center"/>
+        <w:rPr>
+          <w:rFonts w:ascii="Times New Roman" w:eastAsia="Times New Roman" w:hAnsi="Times New Roman" w:cs="Times New Roman"/>
+          <w:b/>
+          <w:bCs/>
+          <w:color w:val="000000"/>
+          <w:sz w:val="28"/>
+          <w:szCs w:val="28"/>
+        </w:rPr>
+      </w:pPr>
+      <w:r>
+        <w:rPr>
+          <w:rFonts w:ascii="Times New Roman" w:eastAsia="Times New Roman" w:hAnsi="Times New Roman" w:cs="Times New Roman"/>
+          <w:b/>
+          <w:bCs/>
+          <w:color w:val="000000"/>
+          <w:sz w:val="28"/>
+          <w:szCs w:val="28"/>
+        </w:rPr>
+        <w:t xml:space="preserve">групи </w:t>
+      </w:r>
+      <w:r>
+        <w:rPr>
+          <w:rFonts w:ascii="Times New Roman" w:eastAsia="Times New Roman" w:hAnsi="Times New Roman" w:cs="Times New Roman"/>
+          <w:color w:val="000000"/>
+          <w:sz w:val="28"/>
+          <w:szCs w:val="28"/>
+          <w:u w:val="single"/>
+        </w:rPr>
+        <w:t xml:space="preserve"> ОІ-31СП</w:t>
+      </w:r>
+      <w:r>
+        <w:rPr>
+          <w:rFonts w:ascii="Times New Roman" w:eastAsia="Times New Roman" w:hAnsi="Times New Roman" w:cs="Times New Roman"/>
+          <w:color w:val="000000"/>
+          <w:sz w:val="28"/>
+          <w:szCs w:val="28"/>
+          <w:u w:val="single"/>
+        </w:rPr>
+        <w:tab/>
+      </w:r>
+      <w:proofErr w:type="spellStart"/>
+      <w:r>
+        <w:rPr>
+          <w:rFonts w:ascii="Times New Roman" w:eastAsia="Times New Roman" w:hAnsi="Times New Roman" w:cs="Times New Roman"/>
+          <w:color w:val="000000"/>
+          <w:sz w:val="28"/>
+          <w:szCs w:val="28"/>
+          <w:u w:val="single"/>
+        </w:rPr>
+        <w:t>Москалюка</w:t>
+      </w:r>
+      <w:proofErr w:type="spellEnd"/>
+      <w:r>
+        <w:rPr>
+          <w:rFonts w:ascii="Times New Roman" w:eastAsia="Times New Roman" w:hAnsi="Times New Roman" w:cs="Times New Roman"/>
+          <w:color w:val="000000"/>
+          <w:sz w:val="28"/>
+          <w:szCs w:val="28"/>
+          <w:u w:val="single"/>
+        </w:rPr>
+        <w:t xml:space="preserve"> Назарія Ярославовича</w:t>
+      </w:r>
+      <w:r>
+        <w:rPr>
+          <w:rFonts w:ascii="Times New Roman" w:eastAsia="Times New Roman" w:hAnsi="Times New Roman" w:cs="Times New Roman"/>
+          <w:color w:val="000000"/>
+          <w:sz w:val="28"/>
+          <w:szCs w:val="28"/>
+          <w:u w:val="single"/>
+        </w:rPr>
+        <w:tab/>
+      </w:r>
+      <w:r>
+        <w:rPr>
+          <w:rFonts w:ascii="Times New Roman" w:eastAsia="Times New Roman" w:hAnsi="Times New Roman" w:cs="Times New Roman"/>
+          <w:color w:val="000000"/>
+          <w:sz w:val="28"/>
+          <w:szCs w:val="28"/>
+          <w:u w:val="single"/>
+        </w:rPr>
+        <w:tab/>
+      </w:r>
+    </w:p>
+    <w:p>
+      <w:pPr>
+        <w:spacing w:after="0" w:line="240" w:lineRule="auto"/>
+        <w:jc w:val="center"/>
+        <w:rPr>
+          <w:rFonts w:ascii="Times New Roman" w:eastAsia="Times New Roman" w:hAnsi="Times New Roman" w:cs="Times New Roman"/>
+          <w:b/>
+          <w:bCs/>
+          <w:color w:val="000000"/>
+          <w:sz w:val="28"/>
+          <w:szCs w:val="28"/>
+        </w:rPr>
+      </w:pPr>
+      <w:r>
+        <w:rPr>
+          <w:rFonts w:ascii="Times New Roman" w:eastAsia="Times New Roman" w:hAnsi="Times New Roman" w:cs="Times New Roman"/>
+          <w:bCs/>
+          <w:color w:val="000000"/>
+          <w:sz w:val="24"/>
+          <w:szCs w:val="24"/>
+        </w:rPr>
+        <w:tab/>
+      </w:r>
+      <w:r>
+        <w:rPr>
+          <w:rFonts w:ascii="Times New Roman" w:eastAsia="Times New Roman" w:hAnsi="Times New Roman" w:cs="Times New Roman"/>
+          <w:bCs/>
+          <w:color w:val="000000"/>
+          <w:sz w:val="24"/>
+          <w:szCs w:val="24"/>
+        </w:rPr>
+        <w:tab/>
+      </w:r>
+      <w:r>
+        <w:rPr>
+          <w:rFonts w:ascii="Times New Roman" w:eastAsia="Times New Roman" w:hAnsi="Times New Roman" w:cs="Times New Roman"/>
+          <w:bCs/>
+          <w:color w:val="000000"/>
+          <w:sz w:val="24"/>
+          <w:szCs w:val="24"/>
+        </w:rPr>
+        <w:tab/>
+        <w:t xml:space="preserve"> / прізвище, ім’я, по-батькові /</w:t>
+      </w:r>
+      <w:r>
+        <w:rPr>
+          <w:rFonts w:ascii="Times New Roman" w:eastAsia="Times New Roman" w:hAnsi="Times New Roman" w:cs="Times New Roman"/>
+          <w:bCs/>
+          <w:color w:val="000000"/>
+          <w:sz w:val="24"/>
+          <w:szCs w:val="24"/>
+        </w:rPr>
+        <w:tab/>
+      </w:r>
+      <w:r>
+        <w:rPr>
+          <w:rFonts w:ascii="Times New Roman" w:eastAsia="Times New Roman" w:hAnsi="Times New Roman" w:cs="Times New Roman"/>
+          <w:bCs/>
+          <w:color w:val="000000"/>
+          <w:sz w:val="24"/>
+          <w:szCs w:val="24"/>
+        </w:rPr>
+        <w:tab/>
+        <w:t>/ підпис /</w:t>
+      </w:r>
+    </w:p>
+    <w:p>
+      <w:pPr>
+        <w:spacing w:after="0" w:line="240" w:lineRule="auto"/>
+        <w:rPr>
+          <w:rFonts w:ascii="Times New Roman" w:eastAsia="Times New Roman" w:hAnsi="Times New Roman" w:cs="Times New Roman"/>
+          <w:color w:val="000000"/>
+          <w:sz w:val="28"/>
+          <w:szCs w:val="28"/>
+        </w:rPr>
+      </w:pPr>
+    </w:p>
+    <w:p>
+      <w:pPr>
+        <w:spacing w:after="0" w:line="240" w:lineRule="auto"/>
+        <w:rPr>
+          <w:rFonts w:ascii="Times New Roman" w:eastAsia="Times New Roman" w:hAnsi="Times New Roman" w:cs="Times New Roman"/>
+          <w:color w:val="000000"/>
+          <w:sz w:val="28"/>
+          <w:szCs w:val="28"/>
+        </w:rPr>
+      </w:pPr>
+    </w:p>
+    <w:p>
+      <w:pPr>
+        <w:spacing w:after="0" w:line="240" w:lineRule="auto"/>
+        <w:rPr>
+          <w:rFonts w:ascii="Times New Roman" w:eastAsia="Times New Roman" w:hAnsi="Times New Roman" w:cs="Times New Roman"/>
+          <w:color w:val="000000"/>
+          <w:sz w:val="28"/>
+          <w:szCs w:val="28"/>
+        </w:rPr>
+      </w:pPr>
+      <w:r>
+        <w:rPr>
+          <w:rFonts w:ascii="Times New Roman" w:eastAsia="Times New Roman" w:hAnsi="Times New Roman" w:cs="Times New Roman"/>
+          <w:b/>
+          <w:color w:val="000000"/>
+          <w:sz w:val="28"/>
+          <w:szCs w:val="28"/>
+        </w:rPr>
+        <w:t xml:space="preserve">База практики </w:t>
+      </w:r>
+      <w:r>
+        <w:rPr>
+          <w:rFonts w:ascii="Times New Roman" w:eastAsia="Times New Roman" w:hAnsi="Times New Roman" w:cs="Times New Roman"/>
+          <w:b/>
+          <w:color w:val="000000"/>
+          <w:sz w:val="28"/>
+          <w:szCs w:val="28"/>
+        </w:rPr>
+        <w:tab/>
+      </w:r>
+      <w:r>
+        <w:rPr>
+          <w:rFonts w:ascii="Times New Roman" w:eastAsia="Times New Roman" w:hAnsi="Times New Roman" w:cs="Times New Roman"/>
+          <w:color w:val="000000"/>
+          <w:sz w:val="28"/>
+          <w:szCs w:val="28"/>
+          <w:u w:val="single"/>
+        </w:rPr>
+        <w:tab/>
+        <w:t>ФОП Войтович Максим Вікторович</w:t>
+      </w:r>
+      <w:r>
+        <w:rPr>
+          <w:rFonts w:ascii="Times New Roman" w:eastAsia="Times New Roman" w:hAnsi="Times New Roman" w:cs="Times New Roman"/>
+          <w:color w:val="000000"/>
+          <w:sz w:val="28"/>
+          <w:szCs w:val="28"/>
+          <w:u w:val="single"/>
+        </w:rPr>
+        <w:tab/>
+      </w:r>
+    </w:p>
+    <w:p>
+      <w:pPr>
+        <w:spacing w:after="240" w:line="240" w:lineRule="auto"/>
+        <w:rPr>
+          <w:rFonts w:ascii="Times New Roman" w:eastAsia="Times New Roman" w:hAnsi="Times New Roman" w:cs="Times New Roman"/>
+          <w:color w:val="000000"/>
+          <w:sz w:val="24"/>
+          <w:szCs w:val="24"/>
+        </w:rPr>
+      </w:pPr>
+      <w:r>
+        <w:rPr>
+          <w:rFonts w:ascii="Times New Roman" w:eastAsia="Times New Roman" w:hAnsi="Times New Roman" w:cs="Times New Roman"/>
+          <w:color w:val="000000"/>
+          <w:sz w:val="24"/>
+          <w:szCs w:val="24"/>
+        </w:rPr>
+        <w:tab/>
+      </w:r>
+      <w:r>
+        <w:rPr>
+          <w:rFonts w:ascii="Times New Roman" w:eastAsia="Times New Roman" w:hAnsi="Times New Roman" w:cs="Times New Roman"/>
+          <w:color w:val="000000"/>
+          <w:sz w:val="24"/>
+          <w:szCs w:val="24"/>
+        </w:rPr>
+        <w:tab/>
+      </w:r>
+      <w:r>
+        <w:rPr>
+          <w:rFonts w:ascii="Times New Roman" w:eastAsia="Times New Roman" w:hAnsi="Times New Roman" w:cs="Times New Roman"/>
+          <w:color w:val="000000"/>
+          <w:sz w:val="24"/>
+          <w:szCs w:val="24"/>
+        </w:rPr>
+        <w:tab/>
+      </w:r>
+      <w:r>
+        <w:rPr>
+          <w:rFonts w:ascii="Times New Roman" w:eastAsia="Times New Roman" w:hAnsi="Times New Roman" w:cs="Times New Roman"/>
+          <w:color w:val="000000"/>
+          <w:sz w:val="24"/>
+          <w:szCs w:val="24"/>
+        </w:rPr>
+        <w:tab/>
+      </w:r>
+      <w:r>
+        <w:rPr>
+          <w:rFonts w:ascii="Times New Roman" w:eastAsia="Times New Roman" w:hAnsi="Times New Roman" w:cs="Times New Roman"/>
+          <w:color w:val="000000"/>
+          <w:sz w:val="24"/>
+          <w:szCs w:val="24"/>
+        </w:rPr>
+        <w:tab/>
+        <w:t>/ назва бази практики /</w:t>
+      </w:r>
+    </w:p>
+    <w:p>
+      <w:pPr>
+        <w:spacing w:after="0" w:line="240" w:lineRule="auto"/>
+        <w:jc w:val="center"/>
+        <w:rPr>
+          <w:rFonts w:ascii="Times New Roman" w:eastAsia="Times New Roman" w:hAnsi="Times New Roman" w:cs="Times New Roman"/>
+          <w:bCs/>
+          <w:color w:val="000000"/>
+          <w:sz w:val="28"/>
+          <w:szCs w:val="28"/>
+        </w:rPr>
+      </w:pPr>
+      <w:r>
+        <w:rPr>
+          <w:rFonts w:ascii="Times New Roman" w:eastAsia="Times New Roman" w:hAnsi="Times New Roman" w:cs="Times New Roman"/>
+          <w:b/>
+          <w:bCs/>
+          <w:color w:val="000000"/>
+          <w:sz w:val="28"/>
+          <w:szCs w:val="28"/>
+        </w:rPr>
+        <w:t xml:space="preserve">Термін практики </w:t>
+      </w:r>
+      <w:r>
+        <w:rPr>
+          <w:rFonts w:ascii="Times New Roman" w:eastAsia="Times New Roman" w:hAnsi="Times New Roman" w:cs="Times New Roman"/>
+          <w:bCs/>
+          <w:color w:val="000000"/>
+          <w:sz w:val="28"/>
+          <w:szCs w:val="28"/>
+        </w:rPr>
+        <w:t>з «</w:t>
+      </w:r>
+      <w:r>
+        <w:rPr>
+          <w:rFonts w:ascii="Times New Roman" w:eastAsia="Times New Roman" w:hAnsi="Times New Roman" w:cs="Times New Roman"/>
+          <w:bCs/>
+          <w:color w:val="000000"/>
+          <w:sz w:val="28"/>
+          <w:szCs w:val="28"/>
+          <w:u w:val="single"/>
+        </w:rPr>
+        <w:t>07» вересня 2026</w:t>
+      </w:r>
+      <w:r>
+        <w:rPr>
+          <w:rFonts w:ascii="Times New Roman" w:eastAsia="Times New Roman" w:hAnsi="Times New Roman" w:cs="Times New Roman"/>
+          <w:bCs/>
+          <w:color w:val="000000"/>
+          <w:sz w:val="28"/>
+          <w:szCs w:val="28"/>
+        </w:rPr>
+        <w:t xml:space="preserve"> р.  по  «</w:t>
+      </w:r>
+      <w:r>
+        <w:rPr>
+          <w:rFonts w:ascii="Times New Roman" w:eastAsia="Times New Roman" w:hAnsi="Times New Roman" w:cs="Times New Roman"/>
+          <w:bCs/>
+          <w:color w:val="000000"/>
+          <w:sz w:val="28"/>
+          <w:szCs w:val="28"/>
+          <w:u w:val="single"/>
+        </w:rPr>
+        <w:t>19» вересня 2026</w:t>
+      </w:r>
+      <w:r>
+        <w:rPr>
+          <w:rFonts w:ascii="Times New Roman" w:eastAsia="Times New Roman" w:hAnsi="Times New Roman" w:cs="Times New Roman"/>
+          <w:bCs/>
+          <w:color w:val="000000"/>
+          <w:sz w:val="28"/>
+          <w:szCs w:val="28"/>
+        </w:rPr>
+        <w:t xml:space="preserve"> р.</w:t>
+      </w:r>
+    </w:p>
+    <w:p>
+      <w:pPr>
+        <w:spacing w:after="0" w:line="240" w:lineRule="auto"/>
+        <w:jc w:val="center"/>
+        <w:rPr>
+          <w:rFonts w:ascii="Times New Roman" w:eastAsia="Times New Roman" w:hAnsi="Times New Roman" w:cs="Times New Roman"/>
+          <w:bCs/>
+          <w:color w:val="000000"/>
+          <w:sz w:val="28"/>
+          <w:szCs w:val="28"/>
+        </w:rPr>
+      </w:pPr>
+    </w:p>
+    <w:p>
+      <w:pPr>
+        <w:spacing w:after="0" w:line="240" w:lineRule="auto"/>
+        <w:jc w:val="center"/>
+        <w:rPr>
+          <w:rFonts w:ascii="Times New Roman" w:eastAsia="Times New Roman" w:hAnsi="Times New Roman" w:cs="Times New Roman"/>
+          <w:bCs/>
+          <w:color w:val="000000"/>
+          <w:sz w:val="28"/>
+          <w:szCs w:val="28"/>
+        </w:rPr>
+      </w:pPr>
+    </w:p>
+    <w:p>
+      <w:pPr>
+        <w:spacing w:after="0" w:line="240" w:lineRule="auto"/>
+        <w:rPr>
+          <w:rFonts w:ascii="Times New Roman" w:eastAsia="Times New Roman" w:hAnsi="Times New Roman" w:cs="Times New Roman"/>
+          <w:b/>
+          <w:bCs/>
+          <w:color w:val="000000"/>
+          <w:sz w:val="28"/>
+          <w:szCs w:val="28"/>
+        </w:rPr>
+      </w:pPr>
+    </w:p>
+    <w:p>
+      <w:pPr>
+        <w:spacing w:after="0" w:line="240" w:lineRule="auto"/>
+        <w:rPr>
+          <w:rFonts w:ascii="Times New Roman" w:eastAsia="Times New Roman" w:hAnsi="Times New Roman" w:cs="Times New Roman"/>
+          <w:b/>
+          <w:bCs/>
+          <w:color w:val="000000"/>
+          <w:sz w:val="28"/>
+          <w:szCs w:val="28"/>
+        </w:rPr>
+      </w:pPr>
+    </w:p>
+    <w:p>
+      <w:pPr>
+        <w:spacing w:after="0" w:line="240" w:lineRule="auto"/>
+        <w:rPr>
+          <w:rFonts w:ascii="Times New Roman" w:eastAsia="Times New Roman" w:hAnsi="Times New Roman" w:cs="Times New Roman"/>
+          <w:b/>
+          <w:bCs/>
+          <w:color w:val="000000"/>
+          <w:sz w:val="28"/>
+          <w:szCs w:val="28"/>
+        </w:rPr>
+      </w:pPr>
+    </w:p>
+    <w:p>
+      <w:pPr>
+        <w:spacing w:after="0" w:line="240" w:lineRule="auto"/>
+        <w:rPr>
+          <w:rFonts w:ascii="Times New Roman" w:eastAsia="Times New Roman" w:hAnsi="Times New Roman" w:cs="Times New Roman"/>
+          <w:b/>
+          <w:bCs/>
+          <w:color w:val="000000"/>
+          <w:sz w:val="28"/>
+          <w:szCs w:val="28"/>
+        </w:rPr>
+      </w:pPr>
+      <w:r>
+        <w:rPr>
+          <w:rFonts w:ascii="Times New Roman" w:eastAsia="Times New Roman" w:hAnsi="Times New Roman" w:cs="Times New Roman"/>
+          <w:b/>
+          <w:bCs/>
+          <w:color w:val="000000"/>
+          <w:sz w:val="28"/>
+          <w:szCs w:val="28"/>
+        </w:rPr>
+        <w:t>Перевірили:</w:t>
+      </w:r>
+    </w:p>
+    <w:p>
+      <w:pPr>
+        <w:spacing w:after="0" w:line="240" w:lineRule="auto"/>
+        <w:rPr>
+          <w:rFonts w:ascii="Times New Roman" w:eastAsia="Times New Roman" w:hAnsi="Times New Roman" w:cs="Times New Roman"/>
+          <w:b/>
+          <w:bCs/>
+          <w:color w:val="000000"/>
+          <w:sz w:val="28"/>
+          <w:szCs w:val="28"/>
+        </w:rPr>
+      </w:pPr>
+    </w:p>
+    <w:p>
+      <w:pPr>
+        <w:spacing w:after="0" w:line="276" w:lineRule="auto"/>
+        <w:rPr>
+          <w:rFonts w:ascii="Times New Roman" w:eastAsia="Times New Roman" w:hAnsi="Times New Roman" w:cs="Times New Roman"/>
+          <w:b/>
+          <w:bCs/>
+          <w:color w:val="000000"/>
+          <w:sz w:val="28"/>
+          <w:szCs w:val="28"/>
+        </w:rPr>
+      </w:pPr>
+      <w:r>
+        <w:rPr>
+          <w:rFonts w:ascii="Times New Roman" w:eastAsia="Times New Roman" w:hAnsi="Times New Roman" w:cs="Times New Roman"/>
+          <w:i/>
+          <w:iCs/>
+          <w:color w:val="000000"/>
+          <w:sz w:val="28"/>
+          <w:szCs w:val="28"/>
+        </w:rPr>
+        <w:t>Керівник практики</w:t>
+      </w:r>
+      <w:r>
+        <w:rPr>
+          <w:rFonts w:ascii="Times New Roman" w:eastAsia="Times New Roman" w:hAnsi="Times New Roman" w:cs="Times New Roman"/>
+          <w:i/>
+          <w:iCs/>
+          <w:color w:val="FF0000"/>
+          <w:sz w:val="28"/>
+          <w:szCs w:val="28"/>
+        </w:rPr>
+        <w:t xml:space="preserve"> </w:t>
+      </w:r>
+      <w:r>
+        <w:rPr>
+          <w:rFonts w:ascii="Times New Roman" w:eastAsia="Times New Roman" w:hAnsi="Times New Roman" w:cs="Times New Roman"/>
+          <w:i/>
+          <w:iCs/>
+          <w:color w:val="000000"/>
+          <w:sz w:val="28"/>
+          <w:szCs w:val="28"/>
+        </w:rPr>
+        <w:t>від ФОП Войтович Максим Вікторович</w:t>
+      </w:r>
+    </w:p>
+    <w:p>
+      <w:pPr>
+        <w:spacing w:after="0" w:line="276" w:lineRule="auto"/>
+        <w:rPr>
+          <w:rFonts w:ascii="Times New Roman" w:eastAsia="Times New Roman" w:hAnsi="Times New Roman" w:cs="Times New Roman"/>
+          <w:color w:val="000000"/>
+          <w:sz w:val="28"/>
+          <w:szCs w:val="28"/>
+        </w:rPr>
+      </w:pPr>
+      <w:r>
+        <w:rPr>
+          <w:rFonts w:ascii="Times New Roman" w:eastAsia="Times New Roman" w:hAnsi="Times New Roman" w:cs="Times New Roman"/>
+          <w:color w:val="000000"/>
+          <w:sz w:val="28"/>
+          <w:szCs w:val="28"/>
+          <w:u w:val="single"/>
+        </w:rPr>
+        <w:tab/>
+        <w:t>ФОП Войтович Максим Вікторович</w:t>
+      </w:r>
+      <w:r>
+        <w:rPr>
+          <w:rFonts w:ascii="Times New Roman" w:eastAsia="Times New Roman" w:hAnsi="Times New Roman" w:cs="Times New Roman"/>
+          <w:color w:val="000000"/>
+          <w:sz w:val="28"/>
+          <w:szCs w:val="28"/>
+          <w:u w:val="single"/>
+        </w:rPr>
+        <w:tab/>
+      </w:r>
+      <w:r>
+        <w:rPr>
+          <w:rFonts w:ascii="Times New Roman" w:eastAsia="Times New Roman" w:hAnsi="Times New Roman" w:cs="Times New Roman"/>
+          <w:color w:val="000000"/>
+          <w:sz w:val="28"/>
+          <w:szCs w:val="28"/>
+          <w:u w:val="single"/>
+        </w:rPr>
+        <w:tab/>
+      </w:r>
+      <w:r>
+        <w:rPr>
+          <w:rFonts w:ascii="Times New Roman" w:eastAsia="Times New Roman" w:hAnsi="Times New Roman" w:cs="Times New Roman"/>
+          <w:color w:val="000000"/>
+          <w:sz w:val="28"/>
+          <w:szCs w:val="28"/>
+          <w:u w:val="single"/>
+        </w:rPr>
+        <w:tab/>
+      </w:r>
+      <w:r>
+        <w:rPr>
+          <w:rFonts w:ascii="Times New Roman" w:eastAsia="Times New Roman" w:hAnsi="Times New Roman" w:cs="Times New Roman"/>
+          <w:color w:val="000000"/>
+          <w:sz w:val="28"/>
+          <w:szCs w:val="28"/>
+          <w:u w:val="single"/>
+        </w:rPr>
+        <w:tab/>
+      </w:r>
+    </w:p>
+    <w:p>
+      <w:pPr>
+        <w:spacing w:after="0" w:line="276" w:lineRule="auto"/>
+        <w:rPr>
+          <w:rFonts w:ascii="Times New Roman" w:eastAsia="Times New Roman" w:hAnsi="Times New Roman" w:cs="Times New Roman"/>
+          <w:bCs/>
+          <w:color w:val="000000"/>
+          <w:sz w:val="28"/>
+          <w:szCs w:val="28"/>
+        </w:rPr>
+      </w:pPr>
+      <w:r>
+        <w:rPr>
+          <w:rFonts w:ascii="Times New Roman" w:eastAsia="Times New Roman" w:hAnsi="Times New Roman" w:cs="Times New Roman"/>
+          <w:bCs/>
+          <w:color w:val="000000"/>
+          <w:sz w:val="28"/>
+          <w:szCs w:val="28"/>
+        </w:rPr>
+        <w:tab/>
+        <w:t>/ посада, прізвище, ім’я, по-батькові/</w:t>
+      </w:r>
+      <w:r>
+        <w:rPr>
+          <w:rFonts w:ascii="Times New Roman" w:eastAsia="Times New Roman" w:hAnsi="Times New Roman" w:cs="Times New Roman"/>
+          <w:bCs/>
+          <w:color w:val="000000"/>
+          <w:sz w:val="28"/>
+          <w:szCs w:val="28"/>
+        </w:rPr>
+        <w:tab/>
+      </w:r>
+      <w:r>
+        <w:rPr>
+          <w:rFonts w:ascii="Times New Roman" w:eastAsia="Times New Roman" w:hAnsi="Times New Roman" w:cs="Times New Roman"/>
+          <w:bCs/>
+          <w:color w:val="000000"/>
+          <w:sz w:val="28"/>
+          <w:szCs w:val="28"/>
+        </w:rPr>
+        <w:tab/>
+        <w:t>/підпис/</w:t>
+      </w:r>
+    </w:p>
+    <w:p>
+      <w:pPr>
+        <w:spacing w:after="0" w:line="276" w:lineRule="auto"/>
+        <w:rPr>
+          <w:rFonts w:ascii="Times New Roman" w:eastAsia="Times New Roman" w:hAnsi="Times New Roman" w:cs="Times New Roman"/>
+          <w:bCs/>
+          <w:color w:val="000000"/>
+          <w:sz w:val="28"/>
+          <w:szCs w:val="28"/>
+        </w:rPr>
+      </w:pPr>
+    </w:p>
+    <w:p>
+      <w:pPr>
+        <w:spacing w:after="0" w:line="276" w:lineRule="auto"/>
+        <w:rPr>
+          <w:rFonts w:ascii="Times New Roman" w:eastAsia="Times New Roman" w:hAnsi="Times New Roman" w:cs="Times New Roman"/>
+          <w:color w:val="000000"/>
+          <w:sz w:val="28"/>
+          <w:szCs w:val="28"/>
+        </w:rPr>
+      </w:pPr>
+      <w:r>
+        <w:rPr>
+          <w:rFonts w:ascii="Times New Roman" w:eastAsia="Times New Roman" w:hAnsi="Times New Roman" w:cs="Times New Roman"/>
+          <w:i/>
+          <w:iCs/>
+          <w:color w:val="000000"/>
+          <w:sz w:val="28"/>
+          <w:szCs w:val="28"/>
+        </w:rPr>
+        <w:t>Керівник практики</w:t>
+      </w:r>
+      <w:r>
+        <w:rPr>
+          <w:rFonts w:ascii="Times New Roman" w:eastAsia="Times New Roman" w:hAnsi="Times New Roman" w:cs="Times New Roman"/>
+          <w:i/>
+          <w:iCs/>
+          <w:color w:val="FF0000"/>
+          <w:sz w:val="28"/>
+          <w:szCs w:val="28"/>
+        </w:rPr>
+        <w:t xml:space="preserve"> </w:t>
+      </w:r>
+      <w:r>
+        <w:rPr>
+          <w:rFonts w:ascii="Times New Roman" w:eastAsia="Times New Roman" w:hAnsi="Times New Roman" w:cs="Times New Roman"/>
+          <w:i/>
+          <w:iCs/>
+          <w:color w:val="000000"/>
+          <w:sz w:val="28"/>
+          <w:szCs w:val="28"/>
+        </w:rPr>
+        <w:t xml:space="preserve">від кафедри </w:t>
+      </w:r>
+      <w:r>
+        <w:rPr>
+          <w:rFonts w:ascii="Times New Roman" w:eastAsia="Times New Roman" w:hAnsi="Times New Roman" w:cs="Times New Roman"/>
+          <w:color w:val="000000"/>
+          <w:sz w:val="28"/>
+          <w:szCs w:val="28"/>
+        </w:rPr>
+        <w:t xml:space="preserve"> </w:t>
+      </w:r>
+    </w:p>
+    <w:p>
+      <w:pPr>
+        <w:spacing w:after="0" w:line="276" w:lineRule="auto"/>
+        <w:rPr>
+          <w:rFonts w:ascii="Times New Roman" w:eastAsia="Times New Roman" w:hAnsi="Times New Roman" w:cs="Times New Roman"/>
+          <w:color w:val="000000"/>
+          <w:sz w:val="28"/>
+          <w:szCs w:val="28"/>
+        </w:rPr>
+      </w:pPr>
+      <w:r>
+        <w:rPr>
+          <w:rFonts w:ascii="Times New Roman" w:eastAsia="Times New Roman" w:hAnsi="Times New Roman" w:cs="Times New Roman"/>
+          <w:color w:val="000000"/>
+          <w:sz w:val="28"/>
+          <w:szCs w:val="28"/>
+          <w:u w:val="single"/>
+        </w:rPr>
+        <w:tab/>
+        <w:t xml:space="preserve">асистент кафедри АСУ </w:t>
+      </w:r>
+      <w:proofErr w:type="spellStart"/>
+      <w:r>
+        <w:rPr>
+          <w:rFonts w:ascii="Times New Roman" w:eastAsia="Times New Roman" w:hAnsi="Times New Roman" w:cs="Times New Roman"/>
+          <w:color w:val="000000"/>
+          <w:sz w:val="28"/>
+          <w:szCs w:val="28"/>
+          <w:u w:val="single"/>
+        </w:rPr>
+        <w:t>Лящинський</w:t>
+      </w:r>
+      <w:proofErr w:type="spellEnd"/>
+      <w:r>
+        <w:rPr>
+          <w:rFonts w:ascii="Times New Roman" w:eastAsia="Times New Roman" w:hAnsi="Times New Roman" w:cs="Times New Roman"/>
+          <w:color w:val="000000"/>
+          <w:sz w:val="28"/>
+          <w:szCs w:val="28"/>
+          <w:u w:val="single"/>
+        </w:rPr>
+        <w:t xml:space="preserve"> П. Б.</w:t>
+      </w:r>
+      <w:r>
+        <w:rPr>
+          <w:rFonts w:ascii="Times New Roman" w:eastAsia="Times New Roman" w:hAnsi="Times New Roman" w:cs="Times New Roman"/>
+          <w:color w:val="000000"/>
+          <w:sz w:val="28"/>
+          <w:szCs w:val="28"/>
+          <w:u w:val="single"/>
+        </w:rPr>
+        <w:tab/>
+      </w:r>
+      <w:r>
+        <w:rPr>
+          <w:rFonts w:ascii="Times New Roman" w:eastAsia="Times New Roman" w:hAnsi="Times New Roman" w:cs="Times New Roman"/>
+          <w:color w:val="000000"/>
+          <w:sz w:val="28"/>
+          <w:szCs w:val="28"/>
+          <w:u w:val="single"/>
+        </w:rPr>
+        <w:tab/>
+      </w:r>
+      <w:r>
+        <w:rPr>
+          <w:rFonts w:ascii="Times New Roman" w:eastAsia="Times New Roman" w:hAnsi="Times New Roman" w:cs="Times New Roman"/>
+          <w:color w:val="000000"/>
+          <w:sz w:val="28"/>
+          <w:szCs w:val="28"/>
+          <w:u w:val="single"/>
+        </w:rPr>
+        <w:tab/>
+      </w:r>
+      <w:r>
+        <w:rPr>
+          <w:rFonts w:ascii="Times New Roman" w:eastAsia="Times New Roman" w:hAnsi="Times New Roman" w:cs="Times New Roman"/>
+          <w:color w:val="000000"/>
+          <w:sz w:val="28"/>
+          <w:szCs w:val="28"/>
+          <w:u w:val="single"/>
+        </w:rPr>
+        <w:tab/>
+      </w:r>
+    </w:p>
+    <w:p>
+      <w:pPr>
+        <w:spacing w:after="0" w:line="276" w:lineRule="auto"/>
+        <w:rPr>
+          <w:rFonts w:ascii="Times New Roman" w:eastAsia="Times New Roman" w:hAnsi="Times New Roman" w:cs="Times New Roman"/>
+          <w:bCs/>
+          <w:color w:val="000000"/>
+          <w:sz w:val="28"/>
+          <w:szCs w:val="28"/>
+        </w:rPr>
+      </w:pPr>
+      <w:r>
+        <w:rPr>
+          <w:rFonts w:ascii="Times New Roman" w:eastAsia="Times New Roman" w:hAnsi="Times New Roman" w:cs="Times New Roman"/>
+          <w:color w:val="000000"/>
+          <w:sz w:val="28"/>
+          <w:szCs w:val="28"/>
+        </w:rPr>
+        <w:tab/>
+      </w:r>
+      <w:r>
+        <w:rPr>
+          <w:rFonts w:ascii="Times New Roman" w:eastAsia="Times New Roman" w:hAnsi="Times New Roman" w:cs="Times New Roman"/>
+          <w:bCs/>
+          <w:color w:val="000000"/>
+          <w:sz w:val="28"/>
+          <w:szCs w:val="28"/>
+        </w:rPr>
+        <w:t>/ посада, прізвище, ім’я, по-батькові/</w:t>
+      </w:r>
+      <w:r>
+        <w:rPr>
+          <w:rFonts w:ascii="Times New Roman" w:eastAsia="Times New Roman" w:hAnsi="Times New Roman" w:cs="Times New Roman"/>
+          <w:bCs/>
+          <w:color w:val="000000"/>
+          <w:sz w:val="28"/>
+          <w:szCs w:val="28"/>
+        </w:rPr>
+        <w:tab/>
+      </w:r>
+      <w:r>
+        <w:rPr>
+          <w:rFonts w:ascii="Times New Roman" w:eastAsia="Times New Roman" w:hAnsi="Times New Roman" w:cs="Times New Roman"/>
+          <w:bCs/>
+          <w:color w:val="000000"/>
+          <w:sz w:val="28"/>
+          <w:szCs w:val="28"/>
+        </w:rPr>
+        <w:tab/>
+        <w:t>/підпис/</w:t>
+      </w:r>
+    </w:p>
+    <w:p>
+      <w:pPr>
+        <w:spacing w:after="0" w:line="240" w:lineRule="auto"/>
+        <w:rPr>
+          <w:rFonts w:ascii="Times New Roman" w:eastAsia="Times New Roman" w:hAnsi="Times New Roman" w:cs="Times New Roman"/>
+          <w:bCs/>
+          <w:color w:val="000000"/>
+          <w:sz w:val="28"/>
+          <w:szCs w:val="28"/>
+        </w:rPr>
+      </w:pPr>
+    </w:p>
+    <w:p>
+      <w:pPr>
+        <w:spacing w:after="0" w:line="240" w:lineRule="auto"/>
+        <w:rPr>
+          <w:rFonts w:ascii="Times New Roman" w:eastAsia="Times New Roman" w:hAnsi="Times New Roman" w:cs="Times New Roman"/>
+          <w:bCs/>
+          <w:color w:val="000000"/>
+          <w:sz w:val="28"/>
+          <w:szCs w:val="28"/>
+        </w:rPr>
+      </w:pPr>
+    </w:p>
+    <w:p>
+      <w:pPr>
+        <w:spacing w:after="0" w:line="240" w:lineRule="auto"/>
+        <w:rPr>
+          <w:rFonts w:ascii="Times New Roman" w:eastAsia="Times New Roman" w:hAnsi="Times New Roman" w:cs="Times New Roman"/>
+          <w:bCs/>
+          <w:color w:val="000000"/>
+          <w:sz w:val="28"/>
+          <w:szCs w:val="28"/>
+        </w:rPr>
+      </w:pPr>
+    </w:p>
+    <w:p>
+      <w:pPr>
+        <w:spacing w:after="0" w:line="240" w:lineRule="auto"/>
+        <w:jc w:val="center"/>
+        <w:rPr>
+          <w:rFonts w:ascii="Times New Roman" w:eastAsia="Times New Roman" w:hAnsi="Times New Roman" w:cs="Times New Roman"/>
+          <w:b/>
+          <w:bCs/>
+          <w:color w:val="000000"/>
+          <w:sz w:val="28"/>
+          <w:szCs w:val="28"/>
+        </w:rPr>
+      </w:pPr>
+    </w:p>
+    <w:p>
+      <w:pPr>
+        <w:spacing w:after="0" w:line="240" w:lineRule="auto"/>
+        <w:jc w:val="center"/>
+        <w:rPr>
+          <w:rFonts w:ascii="Times New Roman" w:eastAsia="Times New Roman" w:hAnsi="Times New Roman" w:cs="Times New Roman"/>
+          <w:b/>
+          <w:bCs/>
+          <w:color w:val="000000"/>
+          <w:sz w:val="28"/>
+          <w:szCs w:val="28"/>
+        </w:rPr>
+      </w:pPr>
+    </w:p>
+    <w:p>
+      <w:pPr>
+        <w:spacing w:after="0" w:line="240" w:lineRule="auto"/>
+        <w:jc w:val="center"/>
+        <w:rPr>
+          <w:rFonts w:ascii="Times New Roman" w:eastAsia="Times New Roman" w:hAnsi="Times New Roman" w:cs="Times New Roman"/>
+          <w:b/>
+          <w:bCs/>
+          <w:color w:val="000000"/>
+          <w:sz w:val="28"/>
+          <w:szCs w:val="28"/>
+        </w:rPr>
+      </w:pPr>
+    </w:p>
+    <w:p>
+      <w:pPr>
+        <w:spacing w:after="0" w:line="240" w:lineRule="auto"/>
+        <w:jc w:val="center"/>
+        <w:rPr>
+          <w:rFonts w:ascii="Times New Roman" w:eastAsia="Times New Roman" w:hAnsi="Times New Roman" w:cs="Times New Roman"/>
+          <w:bCs/>
+          <w:color w:val="000000"/>
+          <w:sz w:val="28"/>
+          <w:szCs w:val="28"/>
+        </w:rPr>
+      </w:pPr>
+      <w:r>
+        <w:rPr>
+          <w:rFonts w:ascii="Times New Roman" w:eastAsia="Times New Roman" w:hAnsi="Times New Roman" w:cs="Times New Roman"/>
+          <w:b/>
+          <w:bCs/>
+          <w:color w:val="000000"/>
+          <w:sz w:val="28"/>
+          <w:szCs w:val="28"/>
+        </w:rPr>
+        <w:t>Львів – 2026</w:t>
+      </w:r>
+    </w:p>
+    <w:sdt>
+      <w:sdtPr>
+        <w:id w:val="423003914"/>
+        <w:docPartObj>
+          <w:docPartGallery w:val="Table of Contents"/>
+          <w:docPartUnique/>
+        </w:docPartObj>
+      </w:sdtPr>
+      <w:sdtEndPr>
+        <w:rPr>
+          <w:rFonts w:asciiTheme="minorHAnsi" w:eastAsiaTheme="minorHAnsi" w:hAnsiTheme="minorHAnsi" w:cstheme="minorBidi"/>
+          <w:b/>
+          <w:bCs/>
+          <w:color w:val="auto"/>
+          <w:sz w:val="22"/>
+          <w:szCs w:val="22"/>
+          <w:lang w:eastAsia="en-US"/>
+        </w:rPr>
+      </w:sdtEndPr>
+      <w:sdtContent>
+        <w:p>
+          <w:pPr>
+            <w:pStyle w:val="af"/>
+            <w:jc w:val="center"/>
+            <w:rPr>
+              <w:rFonts w:ascii="Times New Roman" w:hAnsi="Times New Roman" w:cs="Times New Roman"/>
+              <w:color w:val="000000" w:themeColor="text1"/>
+            </w:rPr>
+          </w:pPr>
+          <w:r>
+            <w:rPr>
+              <w:rFonts w:ascii="Times New Roman" w:hAnsi="Times New Roman" w:cs="Times New Roman"/>
+              <w:color w:val="000000" w:themeColor="text1"/>
+            </w:rPr>
+            <w:t>ЗМІСТ</w:t>
+          </w:r>
+        </w:p>
+        <w:p>
+          <w:pPr>
+            <w:pStyle w:val="15"/>
+            <w:tabs>
+              <w:tab w:val="right" w:leader="dot" w:pos="9629"/>
+            </w:tabs>
+            <w:rPr>
+              <w:rFonts w:ascii="Times New Roman" w:hAnsi="Times New Roman" w:cs="Times New Roman"/>
+              <w:noProof/>
+              <w:color w:val="000000" w:themeColor="text1"/>
+              <w:sz w:val="28"/>
+              <w:szCs w:val="28"/>
+            </w:rPr>
+          </w:pPr>
+          <w:r>
+            <w:rPr>
+              <w:rFonts w:ascii="Times New Roman" w:hAnsi="Times New Roman" w:cs="Times New Roman"/>
+              <w:color w:val="000000" w:themeColor="text1"/>
+              <w:sz w:val="28"/>
+              <w:szCs w:val="28"/>
+            </w:rPr>
+            <w:fldChar w:fldCharType="begin"/>
+          </w:r>
+          <w:r>
+            <w:rPr>
+              <w:rFonts w:ascii="Times New Roman" w:hAnsi="Times New Roman" w:cs="Times New Roman"/>
+              <w:color w:val="000000" w:themeColor="text1"/>
+              <w:sz w:val="28"/>
+              <w:szCs w:val="28"/>
+            </w:rPr>
+            <w:instrText xml:space="preserve"> TOC \o "1-3" \h \z \u </w:instrText>
+          </w:r>
+          <w:r>
+            <w:rPr>
+              <w:rFonts w:ascii="Times New Roman" w:hAnsi="Times New Roman" w:cs="Times New Roman"/>
+              <w:color w:val="000000" w:themeColor="text1"/>
+              <w:sz w:val="28"/>
+              <w:szCs w:val="28"/>
+            </w:rPr>
+            <w:fldChar w:fldCharType="separate"/>
+          </w:r>
+          <w:hyperlink w:anchor="_Toc240631294" w:history="1">
+            <w:r>
+              <w:rPr>
+                <w:rStyle w:val="ae"/>
+                <w:rFonts w:ascii="Times New Roman" w:hAnsi="Times New Roman" w:cs="Times New Roman"/>
+                <w:noProof/>
+                <w:color w:val="000000" w:themeColor="text1"/>
+                <w:sz w:val="28"/>
+                <w:szCs w:val="28"/>
+              </w:rPr>
+              <w:t>ВСТУП</w:t>
+            </w:r>
+            <w:r>
+              <w:rPr>
+                <w:rFonts w:ascii="Times New Roman" w:hAnsi="Times New Roman" w:cs="Times New Roman"/>
+                <w:noProof/>
+                <w:webHidden/>
+                <w:color w:val="000000" w:themeColor="text1"/>
+                <w:sz w:val="28"/>
+                <w:szCs w:val="28"/>
+              </w:rPr>
+              <w:tab/>
+            </w:r>
+            <w:r>
+              <w:rPr>
+                <w:rFonts w:ascii="Times New Roman" w:hAnsi="Times New Roman" w:cs="Times New Roman"/>
+                <w:noProof/>
+                <w:webHidden/>
+                <w:color w:val="000000" w:themeColor="text1"/>
+                <w:sz w:val="28"/>
+                <w:szCs w:val="28"/>
+              </w:rPr>
+              <w:fldChar w:fldCharType="begin"/>
+            </w:r>
+            <w:r>
+              <w:rPr>
+                <w:rFonts w:ascii="Times New Roman" w:hAnsi="Times New Roman" w:cs="Times New Roman"/>
+                <w:noProof/>
+                <w:webHidden/>
+                <w:color w:val="000000" w:themeColor="text1"/>
+                <w:sz w:val="28"/>
+                <w:szCs w:val="28"/>
+              </w:rPr>
+              <w:instrText xml:space="preserve"> PAGEREF _Toc240631294 \h </w:instrText>
+            </w:r>
+            <w:r>
+              <w:rPr>
+                <w:rFonts w:ascii="Times New Roman" w:hAnsi="Times New Roman" w:cs="Times New Roman"/>
+                <w:noProof/>
+                <w:webHidden/>
+                <w:color w:val="000000" w:themeColor="text1"/>
+                <w:sz w:val="28"/>
+                <w:szCs w:val="28"/>
+              </w:rPr>
+            </w:r>
+            <w:r>
+              <w:rPr>
+                <w:rFonts w:ascii="Times New Roman" w:hAnsi="Times New Roman" w:cs="Times New Roman"/>
+                <w:noProof/>
+                <w:webHidden/>
+                <w:color w:val="000000" w:themeColor="text1"/>
+                <w:sz w:val="28"/>
+                <w:szCs w:val="28"/>
+              </w:rPr>
+              <w:fldChar w:fldCharType="separate"/>
+            </w:r>
+            <w:r>
+              <w:rPr>
+                <w:rFonts w:ascii="Times New Roman" w:hAnsi="Times New Roman" w:cs="Times New Roman"/>
+                <w:noProof/>
+                <w:webHidden/>
+                <w:color w:val="000000" w:themeColor="text1"/>
+                <w:sz w:val="28"/>
+                <w:szCs w:val="28"/>
+              </w:rPr>
+              <w:t>2</w:t>
+            </w:r>
+            <w:r>
+              <w:rPr>
+                <w:rFonts w:ascii="Times New Roman" w:hAnsi="Times New Roman" w:cs="Times New Roman"/>
+                <w:noProof/>
+                <w:webHidden/>
+                <w:color w:val="000000" w:themeColor="text1"/>
+                <w:sz w:val="28"/>
+                <w:szCs w:val="28"/>
+              </w:rPr>
+              <w:fldChar w:fldCharType="end"/>
+            </w:r>
+          </w:hyperlink>
+        </w:p>
+        <w:p>
+          <w:pPr>
+            <w:pStyle w:val="15"/>
+            <w:tabs>
+              <w:tab w:val="right" w:leader="dot" w:pos="9629"/>
+            </w:tabs>
+            <w:rPr>
+              <w:rFonts w:ascii="Times New Roman" w:hAnsi="Times New Roman" w:cs="Times New Roman"/>
+              <w:noProof/>
+              <w:color w:val="000000" w:themeColor="text1"/>
+              <w:sz w:val="28"/>
+              <w:szCs w:val="28"/>
+            </w:rPr>
+          </w:pPr>
+          <w:hyperlink w:anchor="_Toc240631295" w:history="1">
+            <w:r>
+              <w:rPr>
+                <w:rStyle w:val="ae"/>
+                <w:rFonts w:ascii="Times New Roman" w:hAnsi="Times New Roman" w:cs="Times New Roman"/>
+                <w:noProof/>
+                <w:color w:val="000000" w:themeColor="text1"/>
+                <w:sz w:val="28"/>
+                <w:szCs w:val="28"/>
+              </w:rPr>
+              <w:t>1 ОСНОВНА ЧАСТИНА</w:t>
+            </w:r>
+            <w:r>
+              <w:rPr>
+                <w:rFonts w:ascii="Times New Roman" w:hAnsi="Times New Roman" w:cs="Times New Roman"/>
+                <w:noProof/>
+                <w:webHidden/>
+                <w:color w:val="000000" w:themeColor="text1"/>
+                <w:sz w:val="28"/>
+                <w:szCs w:val="28"/>
+              </w:rPr>
+              <w:tab/>
+            </w:r>
+            <w:r>
+              <w:rPr>
+                <w:rFonts w:ascii="Times New Roman" w:hAnsi="Times New Roman" w:cs="Times New Roman"/>
+                <w:noProof/>
+                <w:webHidden/>
+                <w:color w:val="000000" w:themeColor="text1"/>
+                <w:sz w:val="28"/>
+                <w:szCs w:val="28"/>
+              </w:rPr>
+              <w:fldChar w:fldCharType="begin"/>
+            </w:r>
+            <w:r>
+              <w:rPr>
+                <w:rFonts w:ascii="Times New Roman" w:hAnsi="Times New Roman" w:cs="Times New Roman"/>
+                <w:noProof/>
+                <w:webHidden/>
+                <w:color w:val="000000" w:themeColor="text1"/>
+                <w:sz w:val="28"/>
+                <w:szCs w:val="28"/>
+              </w:rPr>
+              <w:instrText xml:space="preserve"> PAGEREF _Toc240631295 \h </w:instrText>
+            </w:r>
+            <w:r>
+              <w:rPr>
+                <w:rFonts w:ascii="Times New Roman" w:hAnsi="Times New Roman" w:cs="Times New Roman"/>
+                <w:noProof/>
+                <w:webHidden/>
+                <w:color w:val="000000" w:themeColor="text1"/>
+                <w:sz w:val="28"/>
+                <w:szCs w:val="28"/>
+              </w:rPr>
+            </w:r>
+            <w:r>
+              <w:rPr>
+                <w:rFonts w:ascii="Times New Roman" w:hAnsi="Times New Roman" w:cs="Times New Roman"/>
+                <w:noProof/>
+                <w:webHidden/>
+                <w:color w:val="000000" w:themeColor="text1"/>
+                <w:sz w:val="28"/>
+                <w:szCs w:val="28"/>
+              </w:rPr>
+              <w:fldChar w:fldCharType="separate"/>
+            </w:r>
+            <w:r>
+              <w:rPr>
+                <w:rFonts w:ascii="Times New Roman" w:hAnsi="Times New Roman" w:cs="Times New Roman"/>
+                <w:noProof/>
+                <w:webHidden/>
+                <w:color w:val="000000" w:themeColor="text1"/>
+                <w:sz w:val="28"/>
+                <w:szCs w:val="28"/>
+              </w:rPr>
+              <w:t>3</w:t>
+            </w:r>
+            <w:r>
+              <w:rPr>
+                <w:rFonts w:ascii="Times New Roman" w:hAnsi="Times New Roman" w:cs="Times New Roman"/>
+                <w:noProof/>
+                <w:webHidden/>
+                <w:color w:val="000000" w:themeColor="text1"/>
+                <w:sz w:val="28"/>
+                <w:szCs w:val="28"/>
+              </w:rPr>
+              <w:fldChar w:fldCharType="end"/>
+            </w:r>
+          </w:hyperlink>
+        </w:p>
+        <w:p>
+          <w:pPr>
+            <w:pStyle w:val="23"/>
+            <w:tabs>
+              <w:tab w:val="left" w:pos="880"/>
+              <w:tab w:val="right" w:leader="dot" w:pos="9629"/>
+            </w:tabs>
+            <w:rPr>
+              <w:rFonts w:ascii="Times New Roman" w:hAnsi="Times New Roman" w:cs="Times New Roman"/>
+              <w:noProof/>
+              <w:color w:val="000000" w:themeColor="text1"/>
+              <w:sz w:val="28"/>
+              <w:szCs w:val="28"/>
+            </w:rPr>
+          </w:pPr>
+          <w:hyperlink w:anchor="_Toc240631296" w:history="1">
+            <w:r>
+              <w:rPr>
+                <w:rStyle w:val="ae"/>
+                <w:rFonts w:ascii="Times New Roman" w:hAnsi="Times New Roman" w:cs="Times New Roman"/>
+                <w:noProof/>
+                <w:color w:val="000000" w:themeColor="text1"/>
+                <w:sz w:val="28"/>
+                <w:szCs w:val="28"/>
+              </w:rPr>
+              <w:t>1.1.</w:t>
+            </w:r>
+            <w:r>
+              <w:rPr>
+                <w:rFonts w:ascii="Times New Roman" w:hAnsi="Times New Roman" w:cs="Times New Roman"/>
+                <w:noProof/>
+                <w:color w:val="000000" w:themeColor="text1"/>
+                <w:sz w:val="28"/>
+                <w:szCs w:val="28"/>
+              </w:rPr>
+              <w:tab/>
+            </w:r>
+            <w:r>
+              <w:rPr>
+                <w:rStyle w:val="ae"/>
+                <w:rFonts w:ascii="Times New Roman" w:hAnsi="Times New Roman" w:cs="Times New Roman"/>
+                <w:noProof/>
+                <w:color w:val="000000" w:themeColor="text1"/>
+                <w:sz w:val="28"/>
+                <w:szCs w:val="28"/>
+              </w:rPr>
+              <w:t>Характеристика бази практики</w:t>
+            </w:r>
+            <w:r>
+              <w:rPr>
+                <w:rFonts w:ascii="Times New Roman" w:hAnsi="Times New Roman" w:cs="Times New Roman"/>
+                <w:noProof/>
+                <w:webHidden/>
+                <w:color w:val="000000" w:themeColor="text1"/>
+                <w:sz w:val="28"/>
+                <w:szCs w:val="28"/>
+              </w:rPr>
+              <w:tab/>
+            </w:r>
+            <w:r>
+              <w:rPr>
+                <w:rFonts w:ascii="Times New Roman" w:hAnsi="Times New Roman" w:cs="Times New Roman"/>
+                <w:noProof/>
+                <w:webHidden/>
+                <w:color w:val="000000" w:themeColor="text1"/>
+                <w:sz w:val="28"/>
+                <w:szCs w:val="28"/>
+              </w:rPr>
+              <w:fldChar w:fldCharType="begin"/>
+            </w:r>
+            <w:r>
+              <w:rPr>
+                <w:rFonts w:ascii="Times New Roman" w:hAnsi="Times New Roman" w:cs="Times New Roman"/>
+                <w:noProof/>
+                <w:webHidden/>
+                <w:color w:val="000000" w:themeColor="text1"/>
+                <w:sz w:val="28"/>
+                <w:szCs w:val="28"/>
+              </w:rPr>
+              <w:instrText xml:space="preserve"> PAGEREF _Toc240631296 \h </w:instrText>
+            </w:r>
+            <w:r>
+              <w:rPr>
+                <w:rFonts w:ascii="Times New Roman" w:hAnsi="Times New Roman" w:cs="Times New Roman"/>
+                <w:noProof/>
+                <w:webHidden/>
+                <w:color w:val="000000" w:themeColor="text1"/>
+                <w:sz w:val="28"/>
+                <w:szCs w:val="28"/>
+              </w:rPr>
+            </w:r>
+            <w:r>
+              <w:rPr>
+                <w:rFonts w:ascii="Times New Roman" w:hAnsi="Times New Roman" w:cs="Times New Roman"/>
+                <w:noProof/>
+                <w:webHidden/>
+                <w:color w:val="000000" w:themeColor="text1"/>
+                <w:sz w:val="28"/>
+                <w:szCs w:val="28"/>
+              </w:rPr>
+              <w:fldChar w:fldCharType="separate"/>
+            </w:r>
+            <w:r>
+              <w:rPr>
+                <w:rFonts w:ascii="Times New Roman" w:hAnsi="Times New Roman" w:cs="Times New Roman"/>
+                <w:noProof/>
+                <w:webHidden/>
+                <w:color w:val="000000" w:themeColor="text1"/>
+                <w:sz w:val="28"/>
+                <w:szCs w:val="28"/>
+              </w:rPr>
+              <w:t>3</w:t>
+            </w:r>
+            <w:r>
+              <w:rPr>
+                <w:rFonts w:ascii="Times New Roman" w:hAnsi="Times New Roman" w:cs="Times New Roman"/>
+                <w:noProof/>
+                <w:webHidden/>
+                <w:color w:val="000000" w:themeColor="text1"/>
+                <w:sz w:val="28"/>
+                <w:szCs w:val="28"/>
+              </w:rPr>
+              <w:fldChar w:fldCharType="end"/>
+            </w:r>
+          </w:hyperlink>
+        </w:p>
+        <w:p>
+          <w:pPr>
+            <w:pStyle w:val="23"/>
+            <w:tabs>
+              <w:tab w:val="right" w:leader="dot" w:pos="9629"/>
+            </w:tabs>
+            <w:rPr>
+              <w:rFonts w:ascii="Times New Roman" w:hAnsi="Times New Roman" w:cs="Times New Roman"/>
+              <w:noProof/>
+              <w:color w:val="000000" w:themeColor="text1"/>
+              <w:sz w:val="28"/>
+              <w:szCs w:val="28"/>
+            </w:rPr>
+          </w:pPr>
+          <w:hyperlink w:anchor="_Toc240631297" w:history="1">
+            <w:r>
+              <w:rPr>
+                <w:rStyle w:val="ae"/>
+                <w:rFonts w:ascii="Times New Roman" w:hAnsi="Times New Roman" w:cs="Times New Roman"/>
+                <w:noProof/>
+                <w:color w:val="000000" w:themeColor="text1"/>
+                <w:sz w:val="28"/>
+                <w:szCs w:val="28"/>
+              </w:rPr>
+              <w:t>1.2. Огляд інформаційних технологій та інструментарію</w:t>
+            </w:r>
+            <w:r>
+              <w:rPr>
+                <w:rFonts w:ascii="Times New Roman" w:hAnsi="Times New Roman" w:cs="Times New Roman"/>
+                <w:noProof/>
+                <w:webHidden/>
+                <w:color w:val="000000" w:themeColor="text1"/>
+                <w:sz w:val="28"/>
+                <w:szCs w:val="28"/>
+              </w:rPr>
+              <w:tab/>
+            </w:r>
+            <w:r>
+              <w:rPr>
+                <w:rFonts w:ascii="Times New Roman" w:hAnsi="Times New Roman" w:cs="Times New Roman"/>
+                <w:noProof/>
+                <w:webHidden/>
+                <w:color w:val="000000" w:themeColor="text1"/>
+                <w:sz w:val="28"/>
+                <w:szCs w:val="28"/>
+              </w:rPr>
+              <w:fldChar w:fldCharType="begin"/>
+            </w:r>
+            <w:r>
+              <w:rPr>
+                <w:rFonts w:ascii="Times New Roman" w:hAnsi="Times New Roman" w:cs="Times New Roman"/>
+                <w:noProof/>
+                <w:webHidden/>
+                <w:color w:val="000000" w:themeColor="text1"/>
+                <w:sz w:val="28"/>
+                <w:szCs w:val="28"/>
+              </w:rPr>
+              <w:instrText xml:space="preserve"> PAGEREF _Toc240631297 \h </w:instrText>
+            </w:r>
+            <w:r>
+              <w:rPr>
+                <w:rFonts w:ascii="Times New Roman" w:hAnsi="Times New Roman" w:cs="Times New Roman"/>
+                <w:noProof/>
+                <w:webHidden/>
+                <w:color w:val="000000" w:themeColor="text1"/>
+                <w:sz w:val="28"/>
+                <w:szCs w:val="28"/>
+              </w:rPr>
+            </w:r>
+            <w:r>
+              <w:rPr>
+                <w:rFonts w:ascii="Times New Roman" w:hAnsi="Times New Roman" w:cs="Times New Roman"/>
+                <w:noProof/>
+                <w:webHidden/>
+                <w:color w:val="000000" w:themeColor="text1"/>
+                <w:sz w:val="28"/>
+                <w:szCs w:val="28"/>
+              </w:rPr>
+              <w:fldChar w:fldCharType="separate"/>
+            </w:r>
+            <w:r>
+              <w:rPr>
+                <w:rFonts w:ascii="Times New Roman" w:hAnsi="Times New Roman" w:cs="Times New Roman"/>
+                <w:noProof/>
+                <w:webHidden/>
+                <w:color w:val="000000" w:themeColor="text1"/>
+                <w:sz w:val="28"/>
+                <w:szCs w:val="28"/>
+              </w:rPr>
+              <w:t>4</w:t>
+            </w:r>
+            <w:r>
+              <w:rPr>
+                <w:rFonts w:ascii="Times New Roman" w:hAnsi="Times New Roman" w:cs="Times New Roman"/>
+                <w:noProof/>
+                <w:webHidden/>
+                <w:color w:val="000000" w:themeColor="text1"/>
+                <w:sz w:val="28"/>
+                <w:szCs w:val="28"/>
+              </w:rPr>
+              <w:fldChar w:fldCharType="end"/>
+            </w:r>
+          </w:hyperlink>
+        </w:p>
+        <w:p>
+          <w:pPr>
+            <w:pStyle w:val="23"/>
+            <w:tabs>
+              <w:tab w:val="right" w:leader="dot" w:pos="9629"/>
+            </w:tabs>
+            <w:rPr>
+              <w:rFonts w:ascii="Times New Roman" w:hAnsi="Times New Roman" w:cs="Times New Roman"/>
+              <w:noProof/>
+              <w:color w:val="000000" w:themeColor="text1"/>
+              <w:sz w:val="28"/>
+              <w:szCs w:val="28"/>
+            </w:rPr>
+          </w:pPr>
+          <w:hyperlink w:anchor="_Toc240631298" w:history="1">
+            <w:r>
+              <w:rPr>
+                <w:rStyle w:val="ae"/>
+                <w:rFonts w:ascii="Times New Roman" w:hAnsi="Times New Roman" w:cs="Times New Roman"/>
+                <w:noProof/>
+                <w:color w:val="000000" w:themeColor="text1"/>
+                <w:sz w:val="28"/>
+                <w:szCs w:val="28"/>
+              </w:rPr>
+              <w:t>1.3. Теоретичні основи побудови сховищ даних</w:t>
+            </w:r>
+            <w:r>
+              <w:rPr>
+                <w:rFonts w:ascii="Times New Roman" w:hAnsi="Times New Roman" w:cs="Times New Roman"/>
+                <w:noProof/>
+                <w:webHidden/>
+                <w:color w:val="000000" w:themeColor="text1"/>
+                <w:sz w:val="28"/>
+                <w:szCs w:val="28"/>
+              </w:rPr>
+              <w:tab/>
+            </w:r>
+            <w:r>
+              <w:rPr>
+                <w:rFonts w:ascii="Times New Roman" w:hAnsi="Times New Roman" w:cs="Times New Roman"/>
+                <w:noProof/>
+                <w:webHidden/>
+                <w:color w:val="000000" w:themeColor="text1"/>
+                <w:sz w:val="28"/>
+                <w:szCs w:val="28"/>
+              </w:rPr>
+              <w:fldChar w:fldCharType="begin"/>
+            </w:r>
+            <w:r>
+              <w:rPr>
+                <w:rFonts w:ascii="Times New Roman" w:hAnsi="Times New Roman" w:cs="Times New Roman"/>
+                <w:noProof/>
+                <w:webHidden/>
+                <w:color w:val="000000" w:themeColor="text1"/>
+                <w:sz w:val="28"/>
+                <w:szCs w:val="28"/>
+              </w:rPr>
+              <w:instrText xml:space="preserve"> PAGEREF _Toc240631298 \h </w:instrText>
+            </w:r>
+            <w:r>
+              <w:rPr>
+                <w:rFonts w:ascii="Times New Roman" w:hAnsi="Times New Roman" w:cs="Times New Roman"/>
+                <w:noProof/>
+                <w:webHidden/>
+                <w:color w:val="000000" w:themeColor="text1"/>
+                <w:sz w:val="28"/>
+                <w:szCs w:val="28"/>
+              </w:rPr>
+            </w:r>
+            <w:r>
+              <w:rPr>
+                <w:rFonts w:ascii="Times New Roman" w:hAnsi="Times New Roman" w:cs="Times New Roman"/>
+                <w:noProof/>
+                <w:webHidden/>
+                <w:color w:val="000000" w:themeColor="text1"/>
+                <w:sz w:val="28"/>
+                <w:szCs w:val="28"/>
+              </w:rPr>
+              <w:fldChar w:fldCharType="separate"/>
+            </w:r>
+            <w:r>
+              <w:rPr>
+                <w:rFonts w:ascii="Times New Roman" w:hAnsi="Times New Roman" w:cs="Times New Roman"/>
+                <w:noProof/>
+                <w:webHidden/>
+                <w:color w:val="000000" w:themeColor="text1"/>
+                <w:sz w:val="28"/>
+                <w:szCs w:val="28"/>
+              </w:rPr>
+              <w:t>5</w:t>
+            </w:r>
+            <w:r>
+              <w:rPr>
+                <w:rFonts w:ascii="Times New Roman" w:hAnsi="Times New Roman" w:cs="Times New Roman"/>
+                <w:noProof/>
+                <w:webHidden/>
+                <w:color w:val="000000" w:themeColor="text1"/>
+                <w:sz w:val="28"/>
+                <w:szCs w:val="28"/>
+              </w:rPr>
+              <w:fldChar w:fldCharType="end"/>
+            </w:r>
+          </w:hyperlink>
+        </w:p>
+        <w:p>
+          <w:pPr>
+            <w:pStyle w:val="15"/>
+            <w:tabs>
+              <w:tab w:val="right" w:leader="dot" w:pos="9629"/>
+            </w:tabs>
+            <w:rPr>
+              <w:rFonts w:ascii="Times New Roman" w:hAnsi="Times New Roman" w:cs="Times New Roman"/>
+              <w:noProof/>
+              <w:color w:val="000000" w:themeColor="text1"/>
+              <w:sz w:val="28"/>
+              <w:szCs w:val="28"/>
+            </w:rPr>
+          </w:pPr>
+          <w:hyperlink w:anchor="_Toc240631299" w:history="1">
+            <w:r>
+              <w:rPr>
+                <w:rStyle w:val="ae"/>
+                <w:rFonts w:ascii="Times New Roman" w:hAnsi="Times New Roman" w:cs="Times New Roman"/>
+                <w:noProof/>
+                <w:color w:val="000000" w:themeColor="text1"/>
+                <w:sz w:val="28"/>
+                <w:szCs w:val="28"/>
+              </w:rPr>
+              <w:t>2 РОЗРОБКА ETL-КОНВЕЄРА ДЛЯ ОБРОБКИ ДАНИХ</w:t>
+            </w:r>
+            <w:r>
+              <w:rPr>
+                <w:rFonts w:ascii="Times New Roman" w:hAnsi="Times New Roman" w:cs="Times New Roman"/>
+                <w:noProof/>
+                <w:webHidden/>
+                <w:color w:val="000000" w:themeColor="text1"/>
+                <w:sz w:val="28"/>
+                <w:szCs w:val="28"/>
+              </w:rPr>
+              <w:tab/>
+            </w:r>
+            <w:r>
+              <w:rPr>
+                <w:rFonts w:ascii="Times New Roman" w:hAnsi="Times New Roman" w:cs="Times New Roman"/>
+                <w:noProof/>
+                <w:webHidden/>
+                <w:color w:val="000000" w:themeColor="text1"/>
+                <w:sz w:val="28"/>
+                <w:szCs w:val="28"/>
+              </w:rPr>
+              <w:fldChar w:fldCharType="begin"/>
+            </w:r>
+            <w:r>
+              <w:rPr>
+                <w:rFonts w:ascii="Times New Roman" w:hAnsi="Times New Roman" w:cs="Times New Roman"/>
+                <w:noProof/>
+                <w:webHidden/>
+                <w:color w:val="000000" w:themeColor="text1"/>
+                <w:sz w:val="28"/>
+                <w:szCs w:val="28"/>
+              </w:rPr>
+              <w:instrText xml:space="preserve"> PAGEREF _Toc240631299 \h </w:instrText>
+            </w:r>
+            <w:r>
+              <w:rPr>
+                <w:rFonts w:ascii="Times New Roman" w:hAnsi="Times New Roman" w:cs="Times New Roman"/>
+                <w:noProof/>
+                <w:webHidden/>
+                <w:color w:val="000000" w:themeColor="text1"/>
+                <w:sz w:val="28"/>
+                <w:szCs w:val="28"/>
+              </w:rPr>
+            </w:r>
+            <w:r>
+              <w:rPr>
+                <w:rFonts w:ascii="Times New Roman" w:hAnsi="Times New Roman" w:cs="Times New Roman"/>
+                <w:noProof/>
+                <w:webHidden/>
+                <w:color w:val="000000" w:themeColor="text1"/>
+                <w:sz w:val="28"/>
+                <w:szCs w:val="28"/>
+              </w:rPr>
+              <w:fldChar w:fldCharType="separate"/>
+            </w:r>
+            <w:r>
+              <w:rPr>
+                <w:rFonts w:ascii="Times New Roman" w:hAnsi="Times New Roman" w:cs="Times New Roman"/>
+                <w:noProof/>
+                <w:webHidden/>
+                <w:color w:val="000000" w:themeColor="text1"/>
+                <w:sz w:val="28"/>
+                <w:szCs w:val="28"/>
+              </w:rPr>
+              <w:t>8</w:t>
+            </w:r>
+            <w:r>
+              <w:rPr>
+                <w:rFonts w:ascii="Times New Roman" w:hAnsi="Times New Roman" w:cs="Times New Roman"/>
+                <w:noProof/>
+                <w:webHidden/>
+                <w:color w:val="000000" w:themeColor="text1"/>
+                <w:sz w:val="28"/>
+                <w:szCs w:val="28"/>
+              </w:rPr>
+              <w:fldChar w:fldCharType="end"/>
+            </w:r>
+          </w:hyperlink>
+        </w:p>
+        <w:p>
+          <w:pPr>
+            <w:pStyle w:val="23"/>
+            <w:tabs>
+              <w:tab w:val="right" w:leader="dot" w:pos="9629"/>
+            </w:tabs>
+            <w:rPr>
+              <w:rFonts w:ascii="Times New Roman" w:hAnsi="Times New Roman" w:cs="Times New Roman"/>
+              <w:noProof/>
+              <w:color w:val="000000" w:themeColor="text1"/>
+              <w:sz w:val="28"/>
+              <w:szCs w:val="28"/>
+            </w:rPr>
+          </w:pPr>
+          <w:hyperlink w:anchor="_Toc240631300" w:history="1">
+            <w:r>
+              <w:rPr>
+                <w:rStyle w:val="ae"/>
+                <w:rFonts w:ascii="Times New Roman" w:hAnsi="Times New Roman" w:cs="Times New Roman"/>
+                <w:noProof/>
+                <w:color w:val="000000" w:themeColor="text1"/>
+                <w:sz w:val="28"/>
+                <w:szCs w:val="28"/>
+              </w:rPr>
+              <w:t>2.1. Постановка задачі та вимоги до системи</w:t>
+            </w:r>
+            <w:r>
+              <w:rPr>
+                <w:rFonts w:ascii="Times New Roman" w:hAnsi="Times New Roman" w:cs="Times New Roman"/>
+                <w:noProof/>
+                <w:webHidden/>
+                <w:color w:val="000000" w:themeColor="text1"/>
+                <w:sz w:val="28"/>
+                <w:szCs w:val="28"/>
+              </w:rPr>
+              <w:tab/>
+            </w:r>
+            <w:r>
+              <w:rPr>
+                <w:rFonts w:ascii="Times New Roman" w:hAnsi="Times New Roman" w:cs="Times New Roman"/>
+                <w:noProof/>
+                <w:webHidden/>
+                <w:color w:val="000000" w:themeColor="text1"/>
+                <w:sz w:val="28"/>
+                <w:szCs w:val="28"/>
+              </w:rPr>
+              <w:fldChar w:fldCharType="begin"/>
+            </w:r>
+            <w:r>
+              <w:rPr>
+                <w:rFonts w:ascii="Times New Roman" w:hAnsi="Times New Roman" w:cs="Times New Roman"/>
+                <w:noProof/>
+                <w:webHidden/>
+                <w:color w:val="000000" w:themeColor="text1"/>
+                <w:sz w:val="28"/>
+                <w:szCs w:val="28"/>
+              </w:rPr>
+              <w:instrText xml:space="preserve"> PAGEREF _Toc240631300 \h </w:instrText>
+            </w:r>
+            <w:r>
+              <w:rPr>
+                <w:rFonts w:ascii="Times New Roman" w:hAnsi="Times New Roman" w:cs="Times New Roman"/>
+                <w:noProof/>
+                <w:webHidden/>
+                <w:color w:val="000000" w:themeColor="text1"/>
+                <w:sz w:val="28"/>
+                <w:szCs w:val="28"/>
+              </w:rPr>
+            </w:r>
+            <w:r>
+              <w:rPr>
+                <w:rFonts w:ascii="Times New Roman" w:hAnsi="Times New Roman" w:cs="Times New Roman"/>
+                <w:noProof/>
+                <w:webHidden/>
+                <w:color w:val="000000" w:themeColor="text1"/>
+                <w:sz w:val="28"/>
+                <w:szCs w:val="28"/>
+              </w:rPr>
+              <w:fldChar w:fldCharType="separate"/>
+            </w:r>
+            <w:r>
+              <w:rPr>
+                <w:rFonts w:ascii="Times New Roman" w:hAnsi="Times New Roman" w:cs="Times New Roman"/>
+                <w:noProof/>
+                <w:webHidden/>
+                <w:color w:val="000000" w:themeColor="text1"/>
+                <w:sz w:val="28"/>
+                <w:szCs w:val="28"/>
+              </w:rPr>
+              <w:t>8</w:t>
+            </w:r>
+            <w:r>
+              <w:rPr>
+                <w:rFonts w:ascii="Times New Roman" w:hAnsi="Times New Roman" w:cs="Times New Roman"/>
+                <w:noProof/>
+                <w:webHidden/>
+                <w:color w:val="000000" w:themeColor="text1"/>
+                <w:sz w:val="28"/>
+                <w:szCs w:val="28"/>
+              </w:rPr>
+              <w:fldChar w:fldCharType="end"/>
+            </w:r>
+          </w:hyperlink>
+        </w:p>
+        <w:p>
+          <w:pPr>
+            <w:pStyle w:val="23"/>
+            <w:tabs>
+              <w:tab w:val="right" w:leader="dot" w:pos="9629"/>
+            </w:tabs>
+            <w:rPr>
+              <w:rFonts w:ascii="Times New Roman" w:hAnsi="Times New Roman" w:cs="Times New Roman"/>
+              <w:noProof/>
+              <w:color w:val="000000" w:themeColor="text1"/>
+              <w:sz w:val="28"/>
+              <w:szCs w:val="28"/>
+            </w:rPr>
+          </w:pPr>
+          <w:hyperlink w:anchor="_Toc240631301" w:history="1">
+            <w:r>
+              <w:rPr>
+                <w:rStyle w:val="ae"/>
+                <w:rFonts w:ascii="Times New Roman" w:hAnsi="Times New Roman" w:cs="Times New Roman"/>
+                <w:noProof/>
+                <w:color w:val="000000" w:themeColor="text1"/>
+                <w:sz w:val="28"/>
+                <w:szCs w:val="28"/>
+              </w:rPr>
+              <w:t>2.2. Проєктування архітектури бази даних</w:t>
+            </w:r>
+            <w:r>
+              <w:rPr>
+                <w:rFonts w:ascii="Times New Roman" w:hAnsi="Times New Roman" w:cs="Times New Roman"/>
+                <w:noProof/>
+                <w:webHidden/>
+                <w:color w:val="000000" w:themeColor="text1"/>
+                <w:sz w:val="28"/>
+                <w:szCs w:val="28"/>
+              </w:rPr>
+              <w:tab/>
+            </w:r>
+            <w:r>
+              <w:rPr>
+                <w:rFonts w:ascii="Times New Roman" w:hAnsi="Times New Roman" w:cs="Times New Roman"/>
+                <w:noProof/>
+                <w:webHidden/>
+                <w:color w:val="000000" w:themeColor="text1"/>
+                <w:sz w:val="28"/>
+                <w:szCs w:val="28"/>
+              </w:rPr>
+              <w:fldChar w:fldCharType="begin"/>
+            </w:r>
+            <w:r>
+              <w:rPr>
+                <w:rFonts w:ascii="Times New Roman" w:hAnsi="Times New Roman" w:cs="Times New Roman"/>
+                <w:noProof/>
+                <w:webHidden/>
+                <w:color w:val="000000" w:themeColor="text1"/>
+                <w:sz w:val="28"/>
+                <w:szCs w:val="28"/>
+              </w:rPr>
+              <w:instrText xml:space="preserve"> PAGEREF _Toc240631301 \h </w:instrText>
+            </w:r>
+            <w:r>
+              <w:rPr>
+                <w:rFonts w:ascii="Times New Roman" w:hAnsi="Times New Roman" w:cs="Times New Roman"/>
+                <w:noProof/>
+                <w:webHidden/>
+                <w:color w:val="000000" w:themeColor="text1"/>
+                <w:sz w:val="28"/>
+                <w:szCs w:val="28"/>
+              </w:rPr>
+            </w:r>
+            <w:r>
+              <w:rPr>
+                <w:rFonts w:ascii="Times New Roman" w:hAnsi="Times New Roman" w:cs="Times New Roman"/>
+                <w:noProof/>
+                <w:webHidden/>
+                <w:color w:val="000000" w:themeColor="text1"/>
+                <w:sz w:val="28"/>
+                <w:szCs w:val="28"/>
+              </w:rPr>
+              <w:fldChar w:fldCharType="separate"/>
+            </w:r>
+            <w:r>
+              <w:rPr>
+                <w:rFonts w:ascii="Times New Roman" w:hAnsi="Times New Roman" w:cs="Times New Roman"/>
+                <w:noProof/>
+                <w:webHidden/>
+                <w:color w:val="000000" w:themeColor="text1"/>
+                <w:sz w:val="28"/>
+                <w:szCs w:val="28"/>
+              </w:rPr>
+              <w:t>11</w:t>
+            </w:r>
+            <w:r>
+              <w:rPr>
+                <w:rFonts w:ascii="Times New Roman" w:hAnsi="Times New Roman" w:cs="Times New Roman"/>
+                <w:noProof/>
+                <w:webHidden/>
+                <w:color w:val="000000" w:themeColor="text1"/>
+                <w:sz w:val="28"/>
+                <w:szCs w:val="28"/>
+              </w:rPr>
+              <w:fldChar w:fldCharType="end"/>
+            </w:r>
+          </w:hyperlink>
+        </w:p>
+        <w:p>
+          <w:pPr>
+            <w:pStyle w:val="23"/>
+            <w:tabs>
+              <w:tab w:val="right" w:leader="dot" w:pos="9629"/>
+            </w:tabs>
+            <w:rPr>
+              <w:rFonts w:ascii="Times New Roman" w:hAnsi="Times New Roman" w:cs="Times New Roman"/>
+              <w:noProof/>
+              <w:color w:val="000000" w:themeColor="text1"/>
+              <w:sz w:val="28"/>
+              <w:szCs w:val="28"/>
+            </w:rPr>
+          </w:pPr>
+          <w:hyperlink w:anchor="_Toc240631302" w:history="1">
+            <w:r>
+              <w:rPr>
+                <w:rStyle w:val="ae"/>
+                <w:rFonts w:ascii="Times New Roman" w:hAnsi="Times New Roman" w:cs="Times New Roman"/>
+                <w:noProof/>
+                <w:color w:val="000000" w:themeColor="text1"/>
+                <w:sz w:val="28"/>
+                <w:szCs w:val="28"/>
+              </w:rPr>
+              <w:t>2.3. Моделювання бізнес-процесів та потоків даних</w:t>
+            </w:r>
+            <w:r>
+              <w:rPr>
+                <w:rFonts w:ascii="Times New Roman" w:hAnsi="Times New Roman" w:cs="Times New Roman"/>
+                <w:noProof/>
+                <w:webHidden/>
+                <w:color w:val="000000" w:themeColor="text1"/>
+                <w:sz w:val="28"/>
+                <w:szCs w:val="28"/>
+              </w:rPr>
+              <w:tab/>
+            </w:r>
+            <w:r>
+              <w:rPr>
+                <w:rFonts w:ascii="Times New Roman" w:hAnsi="Times New Roman" w:cs="Times New Roman"/>
+                <w:noProof/>
+                <w:webHidden/>
+                <w:color w:val="000000" w:themeColor="text1"/>
+                <w:sz w:val="28"/>
+                <w:szCs w:val="28"/>
+              </w:rPr>
+              <w:fldChar w:fldCharType="begin"/>
+            </w:r>
+            <w:r>
+              <w:rPr>
+                <w:rFonts w:ascii="Times New Roman" w:hAnsi="Times New Roman" w:cs="Times New Roman"/>
+                <w:noProof/>
+                <w:webHidden/>
+                <w:color w:val="000000" w:themeColor="text1"/>
+                <w:sz w:val="28"/>
+                <w:szCs w:val="28"/>
+              </w:rPr>
+              <w:instrText xml:space="preserve"> PAGEREF _Toc240631302 \h </w:instrText>
+            </w:r>
+            <w:r>
+              <w:rPr>
+                <w:rFonts w:ascii="Times New Roman" w:hAnsi="Times New Roman" w:cs="Times New Roman"/>
+                <w:noProof/>
+                <w:webHidden/>
+                <w:color w:val="000000" w:themeColor="text1"/>
+                <w:sz w:val="28"/>
+                <w:szCs w:val="28"/>
+              </w:rPr>
+            </w:r>
+            <w:r>
+              <w:rPr>
+                <w:rFonts w:ascii="Times New Roman" w:hAnsi="Times New Roman" w:cs="Times New Roman"/>
+                <w:noProof/>
+                <w:webHidden/>
+                <w:color w:val="000000" w:themeColor="text1"/>
+                <w:sz w:val="28"/>
+                <w:szCs w:val="28"/>
+              </w:rPr>
+              <w:fldChar w:fldCharType="separate"/>
+            </w:r>
+            <w:r>
+              <w:rPr>
+                <w:rFonts w:ascii="Times New Roman" w:hAnsi="Times New Roman" w:cs="Times New Roman"/>
+                <w:noProof/>
+                <w:webHidden/>
+                <w:color w:val="000000" w:themeColor="text1"/>
+                <w:sz w:val="28"/>
+                <w:szCs w:val="28"/>
+              </w:rPr>
+              <w:t>13</w:t>
+            </w:r>
+            <w:r>
+              <w:rPr>
+                <w:rFonts w:ascii="Times New Roman" w:hAnsi="Times New Roman" w:cs="Times New Roman"/>
+                <w:noProof/>
+                <w:webHidden/>
+                <w:color w:val="000000" w:themeColor="text1"/>
+                <w:sz w:val="28"/>
+                <w:szCs w:val="28"/>
+              </w:rPr>
+              <w:fldChar w:fldCharType="end"/>
+            </w:r>
+          </w:hyperlink>
+        </w:p>
+        <w:p>
+          <w:pPr>
+            <w:pStyle w:val="23"/>
+            <w:tabs>
+              <w:tab w:val="right" w:leader="dot" w:pos="9629"/>
+            </w:tabs>
+            <w:rPr>
+              <w:rFonts w:ascii="Times New Roman" w:hAnsi="Times New Roman" w:cs="Times New Roman"/>
+              <w:noProof/>
+              <w:color w:val="000000" w:themeColor="text1"/>
+              <w:sz w:val="28"/>
+              <w:szCs w:val="28"/>
+            </w:rPr>
+          </w:pPr>
+          <w:hyperlink w:anchor="_Toc240631303" w:history="1">
+            <w:r>
+              <w:rPr>
+                <w:rStyle w:val="ae"/>
+                <w:rFonts w:ascii="Times New Roman" w:hAnsi="Times New Roman" w:cs="Times New Roman"/>
+                <w:noProof/>
+                <w:color w:val="000000" w:themeColor="text1"/>
+                <w:sz w:val="28"/>
+                <w:szCs w:val="28"/>
+              </w:rPr>
+              <w:t>2.4. Програмна реалізація модулів конвеєра</w:t>
+            </w:r>
+            <w:r>
+              <w:rPr>
+                <w:rFonts w:ascii="Times New Roman" w:hAnsi="Times New Roman" w:cs="Times New Roman"/>
+                <w:noProof/>
+                <w:webHidden/>
+                <w:color w:val="000000" w:themeColor="text1"/>
+                <w:sz w:val="28"/>
+                <w:szCs w:val="28"/>
+              </w:rPr>
+              <w:tab/>
+            </w:r>
+            <w:r>
+              <w:rPr>
+                <w:rFonts w:ascii="Times New Roman" w:hAnsi="Times New Roman" w:cs="Times New Roman"/>
+                <w:noProof/>
+                <w:webHidden/>
+                <w:color w:val="000000" w:themeColor="text1"/>
+                <w:sz w:val="28"/>
+                <w:szCs w:val="28"/>
+              </w:rPr>
+              <w:fldChar w:fldCharType="begin"/>
+            </w:r>
+            <w:r>
+              <w:rPr>
+                <w:rFonts w:ascii="Times New Roman" w:hAnsi="Times New Roman" w:cs="Times New Roman"/>
+                <w:noProof/>
+                <w:webHidden/>
+                <w:color w:val="000000" w:themeColor="text1"/>
+                <w:sz w:val="28"/>
+                <w:szCs w:val="28"/>
+              </w:rPr>
+              <w:instrText xml:space="preserve"> PAGEREF _Toc240631303 \h </w:instrText>
+            </w:r>
+            <w:r>
+              <w:rPr>
+                <w:rFonts w:ascii="Times New Roman" w:hAnsi="Times New Roman" w:cs="Times New Roman"/>
+                <w:noProof/>
+                <w:webHidden/>
+                <w:color w:val="000000" w:themeColor="text1"/>
+                <w:sz w:val="28"/>
+                <w:szCs w:val="28"/>
+              </w:rPr>
+            </w:r>
+            <w:r>
+              <w:rPr>
+                <w:rFonts w:ascii="Times New Roman" w:hAnsi="Times New Roman" w:cs="Times New Roman"/>
+                <w:noProof/>
+                <w:webHidden/>
+                <w:color w:val="000000" w:themeColor="text1"/>
+                <w:sz w:val="28"/>
+                <w:szCs w:val="28"/>
+              </w:rPr>
+              <w:fldChar w:fldCharType="separate"/>
+            </w:r>
+            <w:r>
+              <w:rPr>
+                <w:rFonts w:ascii="Times New Roman" w:hAnsi="Times New Roman" w:cs="Times New Roman"/>
+                <w:noProof/>
+                <w:webHidden/>
+                <w:color w:val="000000" w:themeColor="text1"/>
+                <w:sz w:val="28"/>
+                <w:szCs w:val="28"/>
+              </w:rPr>
+              <w:t>16</w:t>
+            </w:r>
+            <w:r>
+              <w:rPr>
+                <w:rFonts w:ascii="Times New Roman" w:hAnsi="Times New Roman" w:cs="Times New Roman"/>
+                <w:noProof/>
+                <w:webHidden/>
+                <w:color w:val="000000" w:themeColor="text1"/>
+                <w:sz w:val="28"/>
+                <w:szCs w:val="28"/>
+              </w:rPr>
+              <w:fldChar w:fldCharType="end"/>
+            </w:r>
+          </w:hyperlink>
+        </w:p>
+        <w:p>
+          <w:pPr>
+            <w:pStyle w:val="23"/>
+            <w:tabs>
+              <w:tab w:val="right" w:leader="dot" w:pos="9629"/>
+            </w:tabs>
+            <w:rPr>
+              <w:rFonts w:ascii="Times New Roman" w:hAnsi="Times New Roman" w:cs="Times New Roman"/>
+              <w:noProof/>
+              <w:color w:val="000000" w:themeColor="text1"/>
+              <w:sz w:val="28"/>
+              <w:szCs w:val="28"/>
+            </w:rPr>
+          </w:pPr>
+          <w:hyperlink w:anchor="_Toc240631304" w:history="1">
+            <w:r>
+              <w:rPr>
+                <w:rStyle w:val="ae"/>
+                <w:rFonts w:ascii="Times New Roman" w:hAnsi="Times New Roman" w:cs="Times New Roman"/>
+                <w:noProof/>
+                <w:color w:val="000000" w:themeColor="text1"/>
+                <w:sz w:val="28"/>
+                <w:szCs w:val="28"/>
+              </w:rPr>
+              <w:t>2.5. Тестування програмної реалізації</w:t>
+            </w:r>
+            <w:r>
+              <w:rPr>
+                <w:rFonts w:ascii="Times New Roman" w:hAnsi="Times New Roman" w:cs="Times New Roman"/>
+                <w:noProof/>
+                <w:webHidden/>
+                <w:color w:val="000000" w:themeColor="text1"/>
+                <w:sz w:val="28"/>
+                <w:szCs w:val="28"/>
+              </w:rPr>
+              <w:tab/>
+            </w:r>
+            <w:r>
+              <w:rPr>
+                <w:rFonts w:ascii="Times New Roman" w:hAnsi="Times New Roman" w:cs="Times New Roman"/>
+                <w:noProof/>
+                <w:webHidden/>
+                <w:color w:val="000000" w:themeColor="text1"/>
+                <w:sz w:val="28"/>
+                <w:szCs w:val="28"/>
+              </w:rPr>
+              <w:fldChar w:fldCharType="begin"/>
+            </w:r>
+            <w:r>
+              <w:rPr>
+                <w:rFonts w:ascii="Times New Roman" w:hAnsi="Times New Roman" w:cs="Times New Roman"/>
+                <w:noProof/>
+                <w:webHidden/>
+                <w:color w:val="000000" w:themeColor="text1"/>
+                <w:sz w:val="28"/>
+                <w:szCs w:val="28"/>
+              </w:rPr>
+              <w:instrText xml:space="preserve"> PAGEREF _Toc240631304 \h </w:instrText>
+            </w:r>
+            <w:r>
+              <w:rPr>
+                <w:rFonts w:ascii="Times New Roman" w:hAnsi="Times New Roman" w:cs="Times New Roman"/>
+                <w:noProof/>
+                <w:webHidden/>
+                <w:color w:val="000000" w:themeColor="text1"/>
+                <w:sz w:val="28"/>
+                <w:szCs w:val="28"/>
+              </w:rPr>
+            </w:r>
+            <w:r>
+              <w:rPr>
+                <w:rFonts w:ascii="Times New Roman" w:hAnsi="Times New Roman" w:cs="Times New Roman"/>
+                <w:noProof/>
+                <w:webHidden/>
+                <w:color w:val="000000" w:themeColor="text1"/>
+                <w:sz w:val="28"/>
+                <w:szCs w:val="28"/>
+              </w:rPr>
+              <w:fldChar w:fldCharType="separate"/>
+            </w:r>
+            <w:r>
+              <w:rPr>
+                <w:rFonts w:ascii="Times New Roman" w:hAnsi="Times New Roman" w:cs="Times New Roman"/>
+                <w:noProof/>
+                <w:webHidden/>
+                <w:color w:val="000000" w:themeColor="text1"/>
+                <w:sz w:val="28"/>
+                <w:szCs w:val="28"/>
+              </w:rPr>
+              <w:t>25</w:t>
+            </w:r>
+            <w:r>
+              <w:rPr>
+                <w:rFonts w:ascii="Times New Roman" w:hAnsi="Times New Roman" w:cs="Times New Roman"/>
+                <w:noProof/>
+                <w:webHidden/>
+                <w:color w:val="000000" w:themeColor="text1"/>
+                <w:sz w:val="28"/>
+                <w:szCs w:val="28"/>
+              </w:rPr>
+              <w:fldChar w:fldCharType="end"/>
+            </w:r>
+          </w:hyperlink>
+        </w:p>
+        <w:p>
+          <w:pPr>
+            <w:pStyle w:val="15"/>
+            <w:tabs>
+              <w:tab w:val="right" w:leader="dot" w:pos="9629"/>
+            </w:tabs>
+            <w:rPr>
+              <w:rFonts w:ascii="Times New Roman" w:hAnsi="Times New Roman" w:cs="Times New Roman"/>
+              <w:noProof/>
+              <w:color w:val="000000" w:themeColor="text1"/>
+              <w:sz w:val="28"/>
+              <w:szCs w:val="28"/>
+            </w:rPr>
+          </w:pPr>
+          <w:hyperlink w:anchor="_Toc240631305" w:history="1">
+            <w:r>
+              <w:rPr>
+                <w:rStyle w:val="ae"/>
+                <w:rFonts w:ascii="Times New Roman" w:hAnsi="Times New Roman" w:cs="Times New Roman"/>
+                <w:noProof/>
+                <w:color w:val="000000" w:themeColor="text1"/>
+                <w:sz w:val="28"/>
+                <w:szCs w:val="28"/>
+              </w:rPr>
+              <w:t>ВИСНОВКИ</w:t>
+            </w:r>
+            <w:r>
+              <w:rPr>
+                <w:rFonts w:ascii="Times New Roman" w:hAnsi="Times New Roman" w:cs="Times New Roman"/>
+                <w:noProof/>
+                <w:webHidden/>
+                <w:color w:val="000000" w:themeColor="text1"/>
+                <w:sz w:val="28"/>
+                <w:szCs w:val="28"/>
+              </w:rPr>
+              <w:tab/>
+            </w:r>
+            <w:r>
+              <w:rPr>
+                <w:rFonts w:ascii="Times New Roman" w:hAnsi="Times New Roman" w:cs="Times New Roman"/>
+                <w:noProof/>
+                <w:webHidden/>
+                <w:color w:val="000000" w:themeColor="text1"/>
+                <w:sz w:val="28"/>
+                <w:szCs w:val="28"/>
+              </w:rPr>
+              <w:fldChar w:fldCharType="begin"/>
+            </w:r>
+            <w:r>
+              <w:rPr>
+                <w:rFonts w:ascii="Times New Roman" w:hAnsi="Times New Roman" w:cs="Times New Roman"/>
+                <w:noProof/>
+                <w:webHidden/>
+                <w:color w:val="000000" w:themeColor="text1"/>
+                <w:sz w:val="28"/>
+                <w:szCs w:val="28"/>
+              </w:rPr>
+              <w:instrText xml:space="preserve"> PAGEREF _Toc240631305 \h </w:instrText>
+            </w:r>
+            <w:r>
+              <w:rPr>
+                <w:rFonts w:ascii="Times New Roman" w:hAnsi="Times New Roman" w:cs="Times New Roman"/>
+                <w:noProof/>
+                <w:webHidden/>
+                <w:color w:val="000000" w:themeColor="text1"/>
+                <w:sz w:val="28"/>
+                <w:szCs w:val="28"/>
+              </w:rPr>
+            </w:r>
+            <w:r>
+              <w:rPr>
+                <w:rFonts w:ascii="Times New Roman" w:hAnsi="Times New Roman" w:cs="Times New Roman"/>
+                <w:noProof/>
+                <w:webHidden/>
+                <w:color w:val="000000" w:themeColor="text1"/>
+                <w:sz w:val="28"/>
+                <w:szCs w:val="28"/>
+              </w:rPr>
+              <w:fldChar w:fldCharType="separate"/>
+            </w:r>
+            <w:r>
+              <w:rPr>
+                <w:rFonts w:ascii="Times New Roman" w:hAnsi="Times New Roman" w:cs="Times New Roman"/>
+                <w:noProof/>
+                <w:webHidden/>
+                <w:color w:val="000000" w:themeColor="text1"/>
+                <w:sz w:val="28"/>
+                <w:szCs w:val="28"/>
+              </w:rPr>
+              <w:t>26</w:t>
+            </w:r>
+            <w:r>
+              <w:rPr>
+                <w:rFonts w:ascii="Times New Roman" w:hAnsi="Times New Roman" w:cs="Times New Roman"/>
+                <w:noProof/>
+                <w:webHidden/>
+                <w:color w:val="000000" w:themeColor="text1"/>
+                <w:sz w:val="28"/>
+                <w:szCs w:val="28"/>
+              </w:rPr>
+              <w:fldChar w:fldCharType="end"/>
+            </w:r>
+          </w:hyperlink>
+        </w:p>
+        <w:p>
+          <w:pPr>
+            <w:pStyle w:val="15"/>
+            <w:tabs>
+              <w:tab w:val="right" w:leader="dot" w:pos="9629"/>
+            </w:tabs>
+            <w:rPr>
+              <w:rFonts w:ascii="Times New Roman" w:hAnsi="Times New Roman" w:cs="Times New Roman"/>
+              <w:noProof/>
+              <w:color w:val="000000" w:themeColor="text1"/>
+              <w:sz w:val="28"/>
+              <w:szCs w:val="28"/>
+            </w:rPr>
+          </w:pPr>
+          <w:hyperlink w:anchor="_Toc240631306" w:history="1">
+            <w:r>
+              <w:rPr>
+                <w:rStyle w:val="ae"/>
+                <w:rFonts w:ascii="Times New Roman" w:hAnsi="Times New Roman" w:cs="Times New Roman"/>
+                <w:noProof/>
+                <w:color w:val="000000" w:themeColor="text1"/>
+                <w:sz w:val="28"/>
+                <w:szCs w:val="28"/>
+              </w:rPr>
+              <w:t>СПИСОК ВИКОРИСТАНИХ ДЖЕРЕЛ</w:t>
+            </w:r>
+            <w:r>
+              <w:rPr>
+                <w:rFonts w:ascii="Times New Roman" w:hAnsi="Times New Roman" w:cs="Times New Roman"/>
+                <w:noProof/>
+                <w:webHidden/>
+                <w:color w:val="000000" w:themeColor="text1"/>
+                <w:sz w:val="28"/>
+                <w:szCs w:val="28"/>
+              </w:rPr>
+              <w:tab/>
+            </w:r>
+            <w:r>
+              <w:rPr>
+                <w:rFonts w:ascii="Times New Roman" w:hAnsi="Times New Roman" w:cs="Times New Roman"/>
+                <w:noProof/>
+                <w:webHidden/>
+                <w:color w:val="000000" w:themeColor="text1"/>
+                <w:sz w:val="28"/>
+                <w:szCs w:val="28"/>
+              </w:rPr>
+              <w:fldChar w:fldCharType="begin"/>
+            </w:r>
+            <w:r>
+              <w:rPr>
+                <w:rFonts w:ascii="Times New Roman" w:hAnsi="Times New Roman" w:cs="Times New Roman"/>
+                <w:noProof/>
+                <w:webHidden/>
+                <w:color w:val="000000" w:themeColor="text1"/>
+                <w:sz w:val="28"/>
+                <w:szCs w:val="28"/>
+              </w:rPr>
+              <w:instrText xml:space="preserve"> PAGEREF _Toc240631306 \h </w:instrText>
+            </w:r>
+            <w:r>
+              <w:rPr>
+                <w:rFonts w:ascii="Times New Roman" w:hAnsi="Times New Roman" w:cs="Times New Roman"/>
+                <w:noProof/>
+                <w:webHidden/>
+                <w:color w:val="000000" w:themeColor="text1"/>
+                <w:sz w:val="28"/>
+                <w:szCs w:val="28"/>
+              </w:rPr>
+            </w:r>
+            <w:r>
+              <w:rPr>
+                <w:rFonts w:ascii="Times New Roman" w:hAnsi="Times New Roman" w:cs="Times New Roman"/>
+                <w:noProof/>
+                <w:webHidden/>
+                <w:color w:val="000000" w:themeColor="text1"/>
+                <w:sz w:val="28"/>
+                <w:szCs w:val="28"/>
+              </w:rPr>
+              <w:fldChar w:fldCharType="separate"/>
+            </w:r>
+            <w:r>
+              <w:rPr>
+                <w:rFonts w:ascii="Times New Roman" w:hAnsi="Times New Roman" w:cs="Times New Roman"/>
+                <w:noProof/>
+                <w:webHidden/>
+                <w:color w:val="000000" w:themeColor="text1"/>
+                <w:sz w:val="28"/>
+                <w:szCs w:val="28"/>
+              </w:rPr>
+              <w:t>27</w:t>
+            </w:r>
+            <w:r>
+              <w:rPr>
+                <w:rFonts w:ascii="Times New Roman" w:hAnsi="Times New Roman" w:cs="Times New Roman"/>
+                <w:noProof/>
+                <w:webHidden/>
+                <w:color w:val="000000" w:themeColor="text1"/>
+                <w:sz w:val="28"/>
+                <w:szCs w:val="28"/>
+              </w:rPr>
+              <w:fldChar w:fldCharType="end"/>
+            </w:r>
+          </w:hyperlink>
+        </w:p>
+        <w:p>
+          <w:r>
+            <w:rPr>
+              <w:rFonts w:ascii="Times New Roman" w:hAnsi="Times New Roman" w:cs="Times New Roman"/>
+              <w:b/>
+              <w:bCs/>
+              <w:color w:val="000000" w:themeColor="text1"/>
+              <w:sz w:val="28"/>
+              <w:szCs w:val="28"/>
+            </w:rPr>
+            <w:fldChar w:fldCharType="end"/>
+          </w:r>
+        </w:p>
+      </w:sdtContent>
+    </w:sdt>
+    <w:p>
+      <w:r>
+        <w:br w:type="page"/>
+      </w:r>
+    </w:p>
+    <w:p>
+      <w:pPr>
         <w:pStyle w:val="12"/>
       </w:pPr>
-      <w:r>
-        <w:t>Титульна сторінка (Додаток Д)</w:t>
-      </w:r>
-    </w:p>
-    <w:p>
-      <w:pPr>
-        <w:pStyle w:val="1"/>
-      </w:pPr>
-      <w:r>
-        <w:br w:type="page"/>
-      </w:r>
-    </w:p>
-    <w:p>
-      <w:r>
-        <w:lastRenderedPageBreak/>
-        <w:t>Зміст</w:t>
-      </w:r>
-    </w:p>
-    <w:p>
-      <w:r>
-        <w:br w:type="page"/>
-      </w:r>
-    </w:p>
-    <w:p>
-      <w:pPr>
-        <w:pStyle w:val="12"/>
-      </w:pPr>
+      <w:bookmarkStart w:id="0" w:name="_Toc240631294"/>
       <w:r>
         <w:lastRenderedPageBreak/>
         <w:t>В</w:t>
@@ -40,6 +2707,7 @@
       <w:r>
         <w:t>СТУП</w:t>
       </w:r>
+      <w:bookmarkEnd w:id="0"/>
     </w:p>
     <w:p>
       <w:pPr>
@@ -122,6 +2790,7 @@
       <w:pPr>
         <w:pStyle w:val="12"/>
       </w:pPr>
+      <w:bookmarkStart w:id="1" w:name="_Toc240631295"/>
       <w:r>
         <w:lastRenderedPageBreak/>
         <w:t>1</w:t>
@@ -132,6 +2801,7 @@
       <w:r>
         <w:t>ОСНОВНА ЧАСТИНА</w:t>
       </w:r>
+      <w:bookmarkEnd w:id="1"/>
     </w:p>
     <w:p>
       <w:pPr>
@@ -141,12 +2811,14 @@
           <w:numId w:val="10"/>
         </w:numPr>
       </w:pPr>
+      <w:bookmarkStart w:id="2" w:name="_Toc240631296"/>
       <w:r>
         <w:t>Характеристика бази практик</w:t>
       </w:r>
       <w:r>
         <w:t>и</w:t>
       </w:r>
+      <w:bookmarkEnd w:id="2"/>
     </w:p>
     <w:p>
       <w:pPr>
@@ -258,9 +2930,11 @@
       <w:pPr>
         <w:pStyle w:val="21"/>
       </w:pPr>
+      <w:bookmarkStart w:id="3" w:name="_Toc240631297"/>
       <w:r>
         <w:t>1.2. Огляд інформаційних технологій та інструментарію</w:t>
       </w:r>
+      <w:bookmarkEnd w:id="3"/>
     </w:p>
     <w:p>
       <w:pPr>
@@ -638,9 +3312,11 @@
       <w:pPr>
         <w:pStyle w:val="21"/>
       </w:pPr>
+      <w:bookmarkStart w:id="4" w:name="_Toc240631298"/>
       <w:r>
         <w:t>1.3. Теоретичні основи побудови сховищ даних</w:t>
       </w:r>
+      <w:bookmarkEnd w:id="4"/>
     </w:p>
     <w:p>
       <w:pPr>
@@ -739,7 +3415,7 @@
         <mc:AlternateContent>
           <mc:Choice Requires="wpg">
             <w:drawing>
-              <wp:anchor distT="0" distB="0" distL="114300" distR="114300" simplePos="0" relativeHeight="251655168" behindDoc="0" locked="0" layoutInCell="1" allowOverlap="1" wp14:anchorId="1687E785" wp14:editId="577DD162">
+              <wp:anchor distT="0" distB="0" distL="114300" distR="114300" simplePos="0" relativeHeight="251654144" behindDoc="0" locked="0" layoutInCell="1" allowOverlap="1" wp14:anchorId="1687E785" wp14:editId="0E7FBC66">
                 <wp:simplePos x="0" y="0"/>
                 <wp:positionH relativeFrom="column">
                   <wp:posOffset>1136218</wp:posOffset>
@@ -953,7 +3629,7 @@
           </mc:Choice>
           <mc:Fallback>
             <w:pict>
-              <v:group w14:anchorId="1687E785" id="Групувати 3" o:spid="_x0000_s1026" style="position:absolute;left:0;text-align:left;margin-left:89.45pt;margin-top:121.5pt;width:282.05pt;height:299pt;z-index:251655168" coordsize="35820,37973" o:gfxdata="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">
+              <v:group w14:anchorId="1687E785" id="Групувати 3" o:spid="_x0000_s1026" style="position:absolute;left:0;text-align:left;margin-left:89.45pt;margin-top:121.5pt;width:282.05pt;height:299pt;z-index:251654144" coordsize="35820,37973" o:gfxdata="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">
                 <v:shapetype id="_x0000_t75" coordsize="21600,21600" o:spt="75" o:preferrelative="t" path="m@4@5l@4@11@9@11@9@5xe" filled="f" stroked="f">
                   <v:stroke joinstyle="miter"/>
                   <v:formulas>
@@ -1239,7 +3915,7 @@
         <mc:AlternateContent>
           <mc:Choice Requires="wpg">
             <w:drawing>
-              <wp:anchor distT="0" distB="0" distL="114300" distR="114300" simplePos="0" relativeHeight="251659264" behindDoc="0" locked="0" layoutInCell="1" allowOverlap="1" wp14:anchorId="72E7899C" wp14:editId="10D67459">
+              <wp:anchor distT="0" distB="0" distL="114300" distR="114300" simplePos="0" relativeHeight="251658240" behindDoc="0" locked="0" layoutInCell="1" allowOverlap="1" wp14:anchorId="72E7899C" wp14:editId="556B466E">
                 <wp:simplePos x="0" y="0"/>
                 <wp:positionH relativeFrom="column">
                   <wp:posOffset>646201</wp:posOffset>
@@ -1361,7 +4037,7 @@
           </mc:Choice>
           <mc:Fallback>
             <w:pict>
-              <v:group w14:anchorId="72E7899C" id="Групувати 6" o:spid="_x0000_s1029" style="position:absolute;left:0;text-align:left;margin-left:50.9pt;margin-top:123.75pt;width:375.55pt;height:311.6pt;z-index:251659264" coordsize="47694,39573" o:gfxdata="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">
+              <v:group w14:anchorId="72E7899C" id="Групувати 6" o:spid="_x0000_s1029" style="position:absolute;left:0;text-align:left;margin-left:50.9pt;margin-top:123.75pt;width:375.55pt;height:311.6pt;z-index:251658240" coordsize="47694,39573" o:gfxdata="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">
                 <v:shape id="Рисунок 4" o:spid="_x0000_s1030" type="#_x0000_t75" alt="ETL или ELT: какой процесс работы с данными дает оптимальный результат -  RBC group" style="position:absolute;width:47694;height:33648;visibility:visible;mso-wrap-style:square" o:gfxdata="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">
                   <v:imagedata r:id="rId11" o:title=" какой процесс работы с данными дает оптимальный результат -  RBC group"/>
                 </v:shape>
@@ -1441,6 +4117,7 @@
       <w:pPr>
         <w:pStyle w:val="12"/>
       </w:pPr>
+      <w:bookmarkStart w:id="5" w:name="_Toc240631299"/>
       <w:r>
         <w:lastRenderedPageBreak/>
         <w:t>2</w:t>
@@ -1451,14 +4128,17 @@
       <w:r>
         <w:t>РОЗРОБКА ETL-КОНВЕЄРА ДЛЯ ОБРОБКИ ДАНИХ</w:t>
       </w:r>
+      <w:bookmarkEnd w:id="5"/>
     </w:p>
     <w:p>
       <w:pPr>
         <w:pStyle w:val="21"/>
       </w:pPr>
+      <w:bookmarkStart w:id="6" w:name="_Toc240631300"/>
       <w:r>
         <w:t>2.1. Постановка задачі та вимоги до системи</w:t>
       </w:r>
+      <w:bookmarkEnd w:id="6"/>
     </w:p>
     <w:p>
       <w:pPr>
@@ -1818,7 +4498,7 @@
         <mc:AlternateContent>
           <mc:Choice Requires="wpg">
             <w:drawing>
-              <wp:anchor distT="0" distB="0" distL="114300" distR="114300" simplePos="0" relativeHeight="251663360" behindDoc="0" locked="0" layoutInCell="1" allowOverlap="1" wp14:anchorId="5BCC450F" wp14:editId="0E3A2259">
+              <wp:anchor distT="0" distB="0" distL="114300" distR="114300" simplePos="0" relativeHeight="251662336" behindDoc="0" locked="0" layoutInCell="1" allowOverlap="1" wp14:anchorId="5BCC450F" wp14:editId="0F79DEB4">
                 <wp:simplePos x="0" y="0"/>
                 <wp:positionH relativeFrom="column">
                   <wp:posOffset>692785</wp:posOffset>
@@ -2007,7 +4687,7 @@
           </mc:Choice>
           <mc:Fallback>
             <w:pict>
-              <v:group w14:anchorId="5BCC450F" id="Групувати 10" o:spid="_x0000_s1032" style="position:absolute;left:0;text-align:left;margin-left:54.55pt;margin-top:178.5pt;width:380.75pt;height:289.6pt;z-index:251663360" coordsize="48355,36779" o:gfxdata="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">
+              <v:group w14:anchorId="5BCC450F" id="Групувати 10" o:spid="_x0000_s1032" style="position:absolute;left:0;text-align:left;margin-left:54.55pt;margin-top:178.5pt;width:380.75pt;height:289.6pt;z-index:251662336" coordsize="48355,36779" o:gfxdata="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">
                 <v:shape id="Рисунок 8" o:spid="_x0000_s1033" type="#_x0000_t75" style="position:absolute;width:48355;height:32899;visibility:visible;mso-wrap-style:square" o:gfxdata="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">
                   <v:imagedata r:id="rId13" o:title=""/>
                 </v:shape>
@@ -2255,6 +4935,7 @@
       <w:pPr>
         <w:pStyle w:val="21"/>
       </w:pPr>
+      <w:bookmarkStart w:id="7" w:name="_Toc240631301"/>
       <w:r>
         <w:t xml:space="preserve">2.2. </w:t>
       </w:r>
@@ -2266,6 +4947,7 @@
       <w:r>
         <w:t xml:space="preserve"> архітектури бази даних</w:t>
       </w:r>
+      <w:bookmarkEnd w:id="7"/>
     </w:p>
     <w:p>
       <w:pPr>
@@ -2366,7 +5048,7 @@
         <mc:AlternateContent>
           <mc:Choice Requires="wpg">
             <w:drawing>
-              <wp:anchor distT="0" distB="0" distL="114300" distR="114300" simplePos="0" relativeHeight="251667456" behindDoc="0" locked="0" layoutInCell="1" allowOverlap="1" wp14:anchorId="33807789" wp14:editId="674463A8">
+              <wp:anchor distT="0" distB="0" distL="114300" distR="114300" simplePos="0" relativeHeight="251666432" behindDoc="0" locked="0" layoutInCell="1" allowOverlap="1" wp14:anchorId="33807789" wp14:editId="516152B7">
                 <wp:simplePos x="0" y="0"/>
                 <wp:positionH relativeFrom="column">
                   <wp:posOffset>445926</wp:posOffset>
@@ -2509,7 +5191,7 @@
           </mc:Choice>
           <mc:Fallback>
             <w:pict>
-              <v:group w14:anchorId="33807789" id="Групувати 12" o:spid="_x0000_s1035" style="position:absolute;left:0;text-align:left;margin-left:35.1pt;margin-top:48.5pt;width:387.8pt;height:343.3pt;z-index:251667456" coordsize="49250,43599" o:gfxdata="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">
+              <v:group w14:anchorId="33807789" id="Групувати 12" o:spid="_x0000_s1035" style="position:absolute;left:0;text-align:left;margin-left:35.1pt;margin-top:48.5pt;width:387.8pt;height:343.3pt;z-index:251666432" coordsize="49250,43599" o:gfxdata="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">
                 <v:shape id="Рисунок 7" o:spid="_x0000_s1036" type="#_x0000_t75" style="position:absolute;width:49250;height:39681;visibility:visible;mso-wrap-style:square" o:gfxdata="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">
                   <v:imagedata r:id="rId15" o:title=""/>
                 </v:shape>
@@ -2611,16 +5293,7 @@
       </w:r>
       <w:proofErr w:type="spellEnd"/>
       <w:r>
-        <w:t xml:space="preserve"> </w:t>
-      </w:r>
-      <w:r>
-        <w:t xml:space="preserve">зберігає інформацію про користувачів (водіїв), які ініціюють сесії заряджання. З огляду на вимоги Загального регламенту захисту даних (GDPR) та політик конфіденційності, таблиця не </w:t>
-      </w:r>
-      <w:r>
-        <w:t>повинна містити</w:t>
-      </w:r>
-      <w:r>
-        <w:t xml:space="preserve"> реальних персональних даних.</w:t>
+        <w:t xml:space="preserve"> зберігає інформацію про користувачів (водіїв), які ініціюють сесії заряджання. З огляду на вимоги Загального регламенту захисту даних (GDPR) та політик конфіденційності, таблиця не повинна містити реальних персональних даних.</w:t>
       </w:r>
     </w:p>
     <w:p>
@@ -2636,10 +5309,7 @@
       </w:r>
       <w:proofErr w:type="spellEnd"/>
       <w:r>
-        <w:t xml:space="preserve"> створена </w:t>
-      </w:r>
-      <w:r>
-        <w:t>для аналізу часових рядів. Для уникнення складних функцій виділення дат під час виконання SQL-запитів, було створено окрему таблицю календарного виміру.</w:t>
+        <w:t xml:space="preserve"> створена для аналізу часових рядів. Для уникнення складних функцій виділення дат під час виконання SQL-запитів, було створено окрему таблицю календарного виміру.</w:t>
       </w:r>
     </w:p>
     <w:p>
@@ -2663,10 +5333,7 @@
       </w:r>
       <w:proofErr w:type="spellEnd"/>
       <w:r>
-        <w:t xml:space="preserve"> </w:t>
-      </w:r>
-      <w:r>
-        <w:t xml:space="preserve">описують фізичну топологію мережі </w:t>
+        <w:t xml:space="preserve"> описують фізичну топологію мережі </w:t>
       </w:r>
       <w:proofErr w:type="spellStart"/>
       <w:r>
@@ -2690,10 +5357,7 @@
       </w:r>
       <w:proofErr w:type="spellEnd"/>
       <w:r>
-        <w:t xml:space="preserve">. Вона </w:t>
-      </w:r>
-      <w:r>
-        <w:t xml:space="preserve">акумулює кількісні метрики транзакцій. Рівень деталізації цієї таблиці чітко визначений: </w:t>
+        <w:t xml:space="preserve">. Вона акумулює кількісні метрики транзакцій. Рівень деталізації цієї таблиці чітко визначений: </w:t>
       </w:r>
       <w:r>
         <w:lastRenderedPageBreak/>
@@ -2712,9 +5376,11 @@
           <w:lang w:val="en-US"/>
         </w:rPr>
       </w:pPr>
+      <w:bookmarkStart w:id="8" w:name="_Toc240631302"/>
       <w:r>
         <w:t>2.3. Моделювання бізнес-процесів та потоків даних</w:t>
       </w:r>
+      <w:bookmarkEnd w:id="8"/>
     </w:p>
     <w:p>
       <w:pPr>
@@ -2735,7 +5401,7 @@
         <mc:AlternateContent>
           <mc:Choice Requires="wpg">
             <w:drawing>
-              <wp:anchor distT="0" distB="0" distL="114300" distR="114300" simplePos="0" relativeHeight="251671552" behindDoc="0" locked="0" layoutInCell="1" allowOverlap="1" wp14:anchorId="0C800290" wp14:editId="45B00E21">
+              <wp:anchor distT="0" distB="0" distL="114300" distR="114300" simplePos="0" relativeHeight="251670528" behindDoc="0" locked="0" layoutInCell="1" allowOverlap="1" wp14:anchorId="0C800290" wp14:editId="1DAF2095">
                 <wp:simplePos x="0" y="0"/>
                 <wp:positionH relativeFrom="column">
                   <wp:posOffset>-26338</wp:posOffset>
@@ -2860,18 +5526,7 @@
                                   <w:sz w:val="28"/>
                                   <w:szCs w:val="28"/>
                                 </w:rPr>
-                                <w:t>—</w:t>
-                              </w:r>
-                              <w:r>
-                                <w:rPr>
-                                  <w:rFonts w:ascii="Times New Roman" w:hAnsi="Times New Roman" w:cs="Times New Roman"/>
-                                  <w:i w:val="0"/>
-                                  <w:iCs w:val="0"/>
-                                  <w:color w:val="000000" w:themeColor="text1"/>
-                                  <w:sz w:val="28"/>
-                                  <w:szCs w:val="28"/>
-                                </w:rPr>
-                                <w:t xml:space="preserve"> </w:t>
+                                <w:t xml:space="preserve">— </w:t>
                               </w:r>
                               <w:r>
                                 <w:rPr>
@@ -2914,7 +5569,7 @@
           </mc:Choice>
           <mc:Fallback>
             <w:pict>
-              <v:group w14:anchorId="0C800290" id="Групувати 15" o:spid="_x0000_s1038" style="position:absolute;left:0;text-align:left;margin-left:-2.05pt;margin-top:103.3pt;width:481.95pt;height:177.6pt;z-index:251671552" coordsize="61207,22555" o:gfxdata="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">
+              <v:group w14:anchorId="0C800290" id="Групувати 15" o:spid="_x0000_s1038" style="position:absolute;left:0;text-align:left;margin-left:-2.05pt;margin-top:103.3pt;width:481.95pt;height:177.6pt;z-index:251670528" coordsize="61207,22555" o:gfxdata="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">
                 <v:shape id="Рисунок 13" o:spid="_x0000_s1039" type="#_x0000_t75" style="position:absolute;width:61207;height:18656;visibility:visible;mso-wrap-style:square" o:gfxdata="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">
                   <v:imagedata r:id="rId17" o:title=""/>
                 </v:shape>
@@ -2967,18 +5622,7 @@
                             <w:sz w:val="28"/>
                             <w:szCs w:val="28"/>
                           </w:rPr>
-                          <w:t>—</w:t>
-                        </w:r>
-                        <w:r>
-                          <w:rPr>
-                            <w:rFonts w:ascii="Times New Roman" w:hAnsi="Times New Roman" w:cs="Times New Roman"/>
-                            <w:i w:val="0"/>
-                            <w:iCs w:val="0"/>
-                            <w:color w:val="000000" w:themeColor="text1"/>
-                            <w:sz w:val="28"/>
-                            <w:szCs w:val="28"/>
-                          </w:rPr>
-                          <w:t xml:space="preserve"> </w:t>
+                          <w:t xml:space="preserve">— </w:t>
                         </w:r>
                         <w:r>
                           <w:rPr>
@@ -3127,7 +5771,7 @@
         <mc:AlternateContent>
           <mc:Choice Requires="wpg">
             <w:drawing>
-              <wp:anchor distT="0" distB="0" distL="114300" distR="114300" simplePos="0" relativeHeight="251675648" behindDoc="0" locked="0" layoutInCell="1" allowOverlap="1" wp14:anchorId="7D8DFAA1" wp14:editId="2AFA7727">
+              <wp:anchor distT="0" distB="0" distL="114300" distR="114300" simplePos="0" relativeHeight="251674624" behindDoc="0" locked="0" layoutInCell="1" allowOverlap="1" wp14:anchorId="7D8DFAA1" wp14:editId="6281AF65">
                 <wp:simplePos x="0" y="0"/>
                 <wp:positionH relativeFrom="column">
                   <wp:posOffset>-4445</wp:posOffset>
@@ -3229,29 +5873,7 @@
                                   <w:sz w:val="28"/>
                                   <w:szCs w:val="28"/>
                                 </w:rPr>
-                                <w:t xml:space="preserve">Рисунок 2.4 </w:t>
-                              </w:r>
-                              <w:r>
-                                <w:rPr>
-                                  <w:rFonts w:ascii="Times New Roman" w:hAnsi="Times New Roman" w:cs="Times New Roman"/>
-                                  <w:i w:val="0"/>
-                                  <w:iCs w:val="0"/>
-                                  <w:color w:val="000000" w:themeColor="text1"/>
-                                  <w:sz w:val="28"/>
-                                  <w:szCs w:val="28"/>
-                                </w:rPr>
-                                <w:t>—</w:t>
-                              </w:r>
-                              <w:r>
-                                <w:rPr>
-                                  <w:rFonts w:ascii="Times New Roman" w:hAnsi="Times New Roman" w:cs="Times New Roman"/>
-                                  <w:i w:val="0"/>
-                                  <w:iCs w:val="0"/>
-                                  <w:color w:val="000000" w:themeColor="text1"/>
-                                  <w:sz w:val="28"/>
-                                  <w:szCs w:val="28"/>
-                                </w:rPr>
-                                <w:t xml:space="preserve"> </w:t>
+                                <w:t xml:space="preserve">Рисунок 2.4 — </w:t>
                               </w:r>
                               <w:r>
                                 <w:rPr>
@@ -3294,7 +5916,7 @@
           </mc:Choice>
           <mc:Fallback>
             <w:pict>
-              <v:group w14:anchorId="7D8DFAA1" id="Групувати 18" o:spid="_x0000_s1041" style="position:absolute;left:0;text-align:left;margin-left:-.35pt;margin-top:97.05pt;width:481.95pt;height:365.1pt;z-index:251675648" coordsize="61207,46367" o:gfxdata="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">
+              <v:group w14:anchorId="7D8DFAA1" id="Групувати 18" o:spid="_x0000_s1041" style="position:absolute;left:0;text-align:left;margin-left:-.35pt;margin-top:97.05pt;width:481.95pt;height:365.1pt;z-index:251674624" coordsize="61207,46367" o:gfxdata="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">
                 <v:shape id="Рисунок 16" o:spid="_x0000_s1042" type="#_x0000_t75" style="position:absolute;width:61207;height:42481;visibility:visible;mso-wrap-style:square" o:gfxdata="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">
                   <v:imagedata r:id="rId19" o:title=""/>
                 </v:shape>
@@ -3324,29 +5946,7 @@
                             <w:sz w:val="28"/>
                             <w:szCs w:val="28"/>
                           </w:rPr>
-                          <w:t xml:space="preserve">Рисунок 2.4 </w:t>
-                        </w:r>
-                        <w:r>
-                          <w:rPr>
-                            <w:rFonts w:ascii="Times New Roman" w:hAnsi="Times New Roman" w:cs="Times New Roman"/>
-                            <w:i w:val="0"/>
-                            <w:iCs w:val="0"/>
-                            <w:color w:val="000000" w:themeColor="text1"/>
-                            <w:sz w:val="28"/>
-                            <w:szCs w:val="28"/>
-                          </w:rPr>
-                          <w:t>—</w:t>
-                        </w:r>
-                        <w:r>
-                          <w:rPr>
-                            <w:rFonts w:ascii="Times New Roman" w:hAnsi="Times New Roman" w:cs="Times New Roman"/>
-                            <w:i w:val="0"/>
-                            <w:iCs w:val="0"/>
-                            <w:color w:val="000000" w:themeColor="text1"/>
-                            <w:sz w:val="28"/>
-                            <w:szCs w:val="28"/>
-                          </w:rPr>
-                          <w:t xml:space="preserve"> </w:t>
+                          <w:t xml:space="preserve">Рисунок 2.4 — </w:t>
                         </w:r>
                         <w:r>
                           <w:rPr>
@@ -3415,8 +6015,6 @@
       <w:pPr>
         <w:pStyle w:val="a4"/>
       </w:pPr>
-      <w:bookmarkStart w:id="0" w:name="_GoBack"/>
-      <w:bookmarkEnd w:id="0"/>
     </w:p>
     <w:p>
       <w:pPr>
@@ -3601,622 +6199,4116 @@
     </w:p>
     <w:p>
       <w:pPr>
-        <w:pStyle w:val="a3"/>
-      </w:pPr>
-      <w:r>
-        <w:rPr>
-          <w:rFonts w:hAnsi="Symbol"/>
-        </w:rPr>
-        <w:t></w:t>
-      </w:r>
-      <w:r>
-        <w:t xml:space="preserve">  </w:t>
-      </w:r>
-      <w:r>
-        <w:rPr>
-          <w:b/>
-          <w:bCs/>
-        </w:rPr>
-        <w:t>2.4. Програмна реалізація модулів конвеєра (DAG)</w:t>
-      </w:r>
-      <w:r>
-        <w:t xml:space="preserve"> (4-5 </w:t>
-      </w:r>
-      <w:proofErr w:type="spellStart"/>
-      <w:r>
-        <w:t>стор</w:t>
-      </w:r>
-      <w:proofErr w:type="spellEnd"/>
-      <w:r>
-        <w:t>.)</w:t>
-      </w:r>
-    </w:p>
-    <w:p>
-      <w:pPr>
-        <w:pStyle w:val="a3"/>
+        <w:pStyle w:val="21"/>
+      </w:pPr>
+      <w:bookmarkStart w:id="9" w:name="_Toc240631303"/>
+      <w:r>
+        <w:t>2.4. Програмна реалізація модулів конвеєра</w:t>
+      </w:r>
+      <w:bookmarkEnd w:id="9"/>
+    </w:p>
+    <w:p>
+      <w:pPr>
+        <w:pStyle w:val="a4"/>
+      </w:pPr>
+      <w:r>
+        <w:t xml:space="preserve">Програмна реалізація системи ETL виконана на </w:t>
+      </w:r>
+      <w:proofErr w:type="spellStart"/>
+      <w:r>
+        <w:t>Python</w:t>
+      </w:r>
+      <w:proofErr w:type="spellEnd"/>
+      <w:r>
+        <w:t xml:space="preserve"> з використанням сучасного інтерфейсу </w:t>
+      </w:r>
+      <w:proofErr w:type="spellStart"/>
+      <w:r>
+        <w:t>TaskFlow</w:t>
+      </w:r>
+      <w:proofErr w:type="spellEnd"/>
+      <w:r>
+        <w:t xml:space="preserve"> API фреймворку </w:t>
+      </w:r>
+      <w:proofErr w:type="spellStart"/>
+      <w:r>
+        <w:t>Apache</w:t>
+      </w:r>
+      <w:proofErr w:type="spellEnd"/>
+      <w:r>
+        <w:t xml:space="preserve"> </w:t>
+      </w:r>
+      <w:proofErr w:type="spellStart"/>
+      <w:r>
+        <w:t>Airflow</w:t>
+      </w:r>
+      <w:proofErr w:type="spellEnd"/>
+      <w:r>
+        <w:t>. Загальна логіка системи була розроблена так, щоб бути модульною, масштабованою та ізолювати процеси з різною частотою виконання, і була розділена на два незалежні орієнтовані ациклічні графи (DAG):</w:t>
+      </w:r>
+    </w:p>
+    <w:p>
+      <w:pPr>
+        <w:pStyle w:val="1"/>
+      </w:pPr>
+      <w:proofErr w:type="spellStart"/>
+      <w:r>
+        <w:t>API_dimension_sync</w:t>
+      </w:r>
+      <w:proofErr w:type="spellEnd"/>
+      <w:r>
+        <w:t xml:space="preserve">: </w:t>
+      </w:r>
+      <w:r>
+        <w:t>заплановано виконання раз на день о 2:00 ночі. Його основне завдання — взаємодія з зовнішнім REST API (</w:t>
+      </w:r>
+      <w:proofErr w:type="spellStart"/>
+      <w:r>
+        <w:t>Open</w:t>
+      </w:r>
+      <w:proofErr w:type="spellEnd"/>
+      <w:r>
+        <w:t xml:space="preserve"> </w:t>
+      </w:r>
+      <w:proofErr w:type="spellStart"/>
+      <w:r>
+        <w:t>Charge</w:t>
+      </w:r>
+      <w:proofErr w:type="spellEnd"/>
+      <w:r>
+        <w:t xml:space="preserve"> </w:t>
+      </w:r>
+      <w:proofErr w:type="spellStart"/>
+      <w:r>
+        <w:t>Map</w:t>
+      </w:r>
+      <w:proofErr w:type="spellEnd"/>
+      <w:r>
+        <w:t>) для оновлення вимірів інфраструктури</w:t>
+      </w:r>
+      <w:r>
+        <w:t xml:space="preserve">, таких як </w:t>
+      </w:r>
+      <w:r>
+        <w:t xml:space="preserve">зарядні станції та </w:t>
+      </w:r>
+      <w:proofErr w:type="spellStart"/>
+      <w:r>
+        <w:t>конектори</w:t>
+      </w:r>
+      <w:proofErr w:type="spellEnd"/>
+      <w:r>
+        <w:t xml:space="preserve"> у сховищі даних</w:t>
+      </w:r>
+      <w:r>
+        <w:rPr>
+          <w:lang w:val="en-US"/>
+        </w:rPr>
+        <w:t>;</w:t>
+      </w:r>
+    </w:p>
+    <w:p>
+      <w:pPr>
+        <w:pStyle w:val="1"/>
+      </w:pPr>
+      <w:proofErr w:type="spellStart"/>
+      <w:r>
+        <w:t>CSV_hourly_ingest</w:t>
+      </w:r>
+      <w:proofErr w:type="spellEnd"/>
+      <w:r>
+        <w:t xml:space="preserve">: виконується щогодини. Цей конвеєр відповідає за інтенсивну обробку пакетних "сирих" телеметричних даних (CSV), їх трансформацію, </w:t>
+      </w:r>
+      <w:proofErr w:type="spellStart"/>
+      <w:r>
+        <w:t>валідацію</w:t>
+      </w:r>
+      <w:proofErr w:type="spellEnd"/>
+      <w:r>
+        <w:t xml:space="preserve"> зовнішніх ключів та завантаження фінансових фактів.</w:t>
+      </w:r>
+    </w:p>
+    <w:p>
+      <w:pPr>
+        <w:pStyle w:val="a4"/>
+      </w:pPr>
+      <w:r>
+        <w:t>Декоратори ініціалізації графів мають такий вигляд:</w:t>
+      </w:r>
+    </w:p>
+    <w:p>
+      <w:pPr>
+        <w:pStyle w:val="a4"/>
+      </w:pPr>
+    </w:p>
+    <w:p>
+      <w:pPr>
+        <w:pStyle w:val="ac"/>
+      </w:pPr>
+      <w:r>
+        <w:t># Транзакційний конвеєр (щогодинний)</w:t>
+      </w:r>
+    </w:p>
+    <w:p>
+      <w:pPr>
+        <w:pStyle w:val="ac"/>
+      </w:pPr>
+      <w:r>
+        <w:t>@dag(dag_id='CSV_hourly_ingest', schedule='@hourly')</w:t>
+      </w:r>
+    </w:p>
+    <w:p>
+      <w:pPr>
+        <w:pStyle w:val="ac"/>
+      </w:pPr>
+      <w:r>
+        <w:t>def csv_hourly_ingest():</w:t>
+      </w:r>
+    </w:p>
+    <w:p>
+      <w:pPr>
+        <w:pStyle w:val="ac"/>
+      </w:pPr>
+      <w:r>
+        <w:t xml:space="preserve">    ...</w:t>
+      </w:r>
+    </w:p>
+    <w:p>
+      <w:pPr>
+        <w:pStyle w:val="ac"/>
+      </w:pPr>
+    </w:p>
+    <w:p>
+      <w:pPr>
+        <w:pStyle w:val="ac"/>
+      </w:pPr>
+      <w:r>
+        <w:t># Інфраструктурний конвеєр (щоденний)</w:t>
+      </w:r>
+    </w:p>
+    <w:p>
+      <w:pPr>
+        <w:pStyle w:val="ac"/>
+      </w:pPr>
+      <w:r>
+        <w:t>@dag(dag_id='API_dimension_sync', schedule='0 2 * * *')</w:t>
+      </w:r>
+    </w:p>
+    <w:p>
+      <w:pPr>
+        <w:pStyle w:val="ac"/>
+      </w:pPr>
+      <w:r>
+        <w:t>def API_dimension_sync():</w:t>
+      </w:r>
+    </w:p>
+    <w:p>
+      <w:pPr>
+        <w:pStyle w:val="ac"/>
+      </w:pPr>
+      <w:r>
+        <w:t xml:space="preserve">    ...</w:t>
+      </w:r>
+    </w:p>
+    <w:p>
+      <w:pPr>
+        <w:pStyle w:val="a4"/>
+      </w:pPr>
+    </w:p>
+    <w:p>
+      <w:pPr>
+        <w:pStyle w:val="a4"/>
+      </w:pPr>
+    </w:p>
+    <w:p>
+      <w:pPr>
+        <w:pStyle w:val="a4"/>
+      </w:pPr>
+    </w:p>
+    <w:p>
+      <w:pPr>
+        <w:pStyle w:val="a4"/>
+      </w:pPr>
+    </w:p>
+    <w:p>
+      <w:pPr>
+        <w:pStyle w:val="a4"/>
+      </w:pPr>
+      <w:r>
+        <w:lastRenderedPageBreak/>
+        <w:t>Оскільки система працює з двома принципово різними джерелами інформації, логіка вилучення суттєво відрізняється для кожного з графів.</w:t>
+      </w:r>
+    </w:p>
+    <w:p>
+      <w:pPr>
+        <w:pStyle w:val="a4"/>
+      </w:pPr>
+      <w:r>
+        <w:t xml:space="preserve">У графі </w:t>
+      </w:r>
+      <w:proofErr w:type="spellStart"/>
+      <w:r>
+        <w:rPr>
+          <w:rStyle w:val="HTML"/>
+          <w:rFonts w:ascii="Times New Roman" w:eastAsiaTheme="minorHAnsi" w:hAnsi="Times New Roman" w:cstheme="minorBidi"/>
+          <w:sz w:val="28"/>
+          <w:szCs w:val="22"/>
+        </w:rPr>
+        <w:t>API_dimension_sync</w:t>
+      </w:r>
+      <w:proofErr w:type="spellEnd"/>
+      <w:r>
+        <w:t xml:space="preserve"> модуль вилучення здійснює мережевий запит до зовнішнього </w:t>
+      </w:r>
+      <w:proofErr w:type="spellStart"/>
+      <w:r>
+        <w:t>вебсервісу</w:t>
+      </w:r>
+      <w:proofErr w:type="spellEnd"/>
+      <w:r>
+        <w:t xml:space="preserve"> за допомогою бібліотеки </w:t>
+      </w:r>
+      <w:proofErr w:type="spellStart"/>
+      <w:r>
+        <w:rPr>
+          <w:rStyle w:val="HTML"/>
+          <w:rFonts w:ascii="Times New Roman" w:eastAsiaTheme="minorHAnsi" w:hAnsi="Times New Roman" w:cstheme="minorBidi"/>
+          <w:sz w:val="28"/>
+          <w:szCs w:val="22"/>
+        </w:rPr>
+        <w:t>requests</w:t>
+      </w:r>
+      <w:proofErr w:type="spellEnd"/>
+      <w:r>
+        <w:t>. Враховуючи нестабільність мережевих з'єднань, це завдання налаштовано з параметрами автоматичного повторного виконання (</w:t>
+      </w:r>
+      <w:proofErr w:type="spellStart"/>
+      <w:r>
+        <w:rPr>
+          <w:rStyle w:val="HTML"/>
+          <w:rFonts w:ascii="Times New Roman" w:eastAsiaTheme="minorHAnsi" w:hAnsi="Times New Roman" w:cstheme="minorBidi"/>
+          <w:sz w:val="28"/>
+          <w:szCs w:val="22"/>
+        </w:rPr>
+        <w:t>retries</w:t>
+      </w:r>
+      <w:proofErr w:type="spellEnd"/>
+      <w:r>
+        <w:rPr>
+          <w:rStyle w:val="HTML"/>
+          <w:rFonts w:ascii="Times New Roman" w:eastAsiaTheme="minorHAnsi" w:hAnsi="Times New Roman" w:cstheme="minorBidi"/>
+          <w:sz w:val="28"/>
+          <w:szCs w:val="22"/>
+        </w:rPr>
+        <w:t>=3</w:t>
+      </w:r>
+      <w:r>
+        <w:t xml:space="preserve">, </w:t>
+      </w:r>
+      <w:proofErr w:type="spellStart"/>
+      <w:r>
+        <w:rPr>
+          <w:rStyle w:val="HTML"/>
+          <w:rFonts w:ascii="Times New Roman" w:eastAsiaTheme="minorHAnsi" w:hAnsi="Times New Roman" w:cstheme="minorBidi"/>
+          <w:sz w:val="28"/>
+          <w:szCs w:val="22"/>
+        </w:rPr>
+        <w:t>retry_delay</w:t>
+      </w:r>
+      <w:proofErr w:type="spellEnd"/>
+      <w:r>
+        <w:t>).</w:t>
+      </w:r>
+    </w:p>
+    <w:p>
+      <w:pPr>
+        <w:pStyle w:val="ac"/>
+      </w:pPr>
+      <w:r>
+        <w:t>@task(retries=3, retry_delay=timedelta(minutes=3))</w:t>
+      </w:r>
+    </w:p>
+    <w:p>
+      <w:pPr>
+        <w:pStyle w:val="ac"/>
+      </w:pPr>
+      <w:r>
+        <w:t>def extract_api_data():</w:t>
+      </w:r>
+    </w:p>
+    <w:p>
+      <w:pPr>
+        <w:pStyle w:val="ac"/>
+      </w:pPr>
+      <w:r>
+        <w:t xml:space="preserve">    api_key = os.getenv("OPEN_CHARGE_MAP_API_KEY")</w:t>
+      </w:r>
+    </w:p>
+    <w:p>
+      <w:pPr>
+        <w:pStyle w:val="ac"/>
+      </w:pPr>
+      <w:r>
+        <w:t xml:space="preserve">    response = requests.get(f'https://api.openchargemap.io/v3/poi/?key={api_key}')</w:t>
+      </w:r>
+    </w:p>
+    <w:p>
+      <w:pPr>
+        <w:pStyle w:val="ac"/>
+      </w:pPr>
+      <w:r>
+        <w:t xml:space="preserve">    </w:t>
+      </w:r>
+    </w:p>
+    <w:p>
+      <w:pPr>
+        <w:pStyle w:val="ac"/>
+      </w:pPr>
+      <w:r>
+        <w:t xml:space="preserve">    # Перевірка HTTP-статусу</w:t>
+      </w:r>
+    </w:p>
+    <w:p>
+      <w:pPr>
+        <w:pStyle w:val="ac"/>
+      </w:pPr>
+      <w:r>
+        <w:t xml:space="preserve">    response.raise_for_status()</w:t>
+      </w:r>
+    </w:p>
+    <w:p>
+      <w:pPr>
+        <w:pStyle w:val="ac"/>
+      </w:pPr>
+    </w:p>
+    <w:p>
+      <w:pPr>
+        <w:pStyle w:val="ac"/>
+      </w:pPr>
+      <w:r>
+        <w:t xml:space="preserve">    try:</w:t>
+      </w:r>
+    </w:p>
+    <w:p>
+      <w:pPr>
+        <w:pStyle w:val="ac"/>
+      </w:pPr>
+      <w:r>
+        <w:t xml:space="preserve">        json_data = response.json()</w:t>
+      </w:r>
+    </w:p>
+    <w:p>
+      <w:pPr>
+        <w:pStyle w:val="ac"/>
+      </w:pPr>
+      <w:r>
+        <w:t xml:space="preserve">    except requests.exceptions.JSONDecodeError:</w:t>
+      </w:r>
+    </w:p>
+    <w:p>
+      <w:pPr>
+        <w:pStyle w:val="ac"/>
+      </w:pPr>
+      <w:r>
+        <w:t xml:space="preserve">        raise Exception(f"API returned invalid JSON.\nActual body: {response.text}")</w:t>
+      </w:r>
+    </w:p>
+    <w:p>
+      <w:pPr>
+        <w:pStyle w:val="ac"/>
+      </w:pPr>
+      <w:r>
+        <w:t xml:space="preserve">        </w:t>
+      </w:r>
+    </w:p>
+    <w:p>
+      <w:pPr>
+        <w:pStyle w:val="ac"/>
+      </w:pPr>
+      <w:r>
+        <w:t xml:space="preserve">    # Збереження сирих даних у файл</w:t>
+      </w:r>
+    </w:p>
+    <w:p>
+      <w:pPr>
+        <w:pStyle w:val="ac"/>
+      </w:pPr>
+      <w:r>
+        <w:t xml:space="preserve">    with open(RAW_DATA_PATH, "w", encoding="utf-8") as file:</w:t>
+      </w:r>
+    </w:p>
+    <w:p>
+      <w:pPr>
+        <w:pStyle w:val="ac"/>
+      </w:pPr>
+      <w:r>
+        <w:t xml:space="preserve">        json.dump(json_data, file, indent=4, ensure_ascii=False)</w:t>
+      </w:r>
+    </w:p>
+    <w:p>
+      <w:pPr>
+        <w:pStyle w:val="a4"/>
+      </w:pPr>
+    </w:p>
+    <w:p>
+      <w:pPr>
+        <w:pStyle w:val="a4"/>
+      </w:pPr>
+      <w:r>
+        <w:t xml:space="preserve">Як видно з переліку, код має хорошу обробку винятків: </w:t>
+      </w:r>
+      <w:proofErr w:type="spellStart"/>
+      <w:r>
+        <w:t>raise_for_status</w:t>
+      </w:r>
+      <w:proofErr w:type="spellEnd"/>
+      <w:r>
+        <w:t xml:space="preserve">() обробляє помилки на рівні HTTP, а блок обробки </w:t>
+      </w:r>
+      <w:proofErr w:type="spellStart"/>
+      <w:r>
+        <w:t>JSONDecodeError</w:t>
+      </w:r>
+      <w:proofErr w:type="spellEnd"/>
+      <w:r>
+        <w:t xml:space="preserve"> гарантує, що у випадку пошкодженого тіла відповіді система створить інформативний журнал замість неконтрольованого збою. Отримані дані зберігаються у транзитному файлі </w:t>
+      </w:r>
+      <w:proofErr w:type="spellStart"/>
+      <w:r>
+        <w:t>raw_API_data.json</w:t>
+      </w:r>
+      <w:proofErr w:type="spellEnd"/>
+      <w:r>
+        <w:t>.</w:t>
+      </w:r>
+    </w:p>
+    <w:p>
+      <w:pPr>
+        <w:pStyle w:val="a4"/>
+      </w:pPr>
+      <w:r>
+        <w:t xml:space="preserve">З іншого боку, у </w:t>
+      </w:r>
+      <w:proofErr w:type="spellStart"/>
+      <w:r>
+        <w:t>транзакційному</w:t>
+      </w:r>
+      <w:proofErr w:type="spellEnd"/>
+      <w:r>
+        <w:t xml:space="preserve"> графіку </w:t>
+      </w:r>
+      <w:proofErr w:type="spellStart"/>
+      <w:r>
+        <w:t>CSV_hourly_ingest</w:t>
+      </w:r>
+      <w:proofErr w:type="spellEnd"/>
+      <w:r>
+        <w:t xml:space="preserve"> завдання з вилучення даних зосереджено на локальній файловій системі. Тут ми реалізуємо архітектурний принцип "</w:t>
+      </w:r>
+      <w:proofErr w:type="spellStart"/>
+      <w:r>
+        <w:t>Fail</w:t>
+      </w:r>
+      <w:proofErr w:type="spellEnd"/>
+      <w:r>
+        <w:t xml:space="preserve"> </w:t>
+      </w:r>
+      <w:proofErr w:type="spellStart"/>
+      <w:r>
+        <w:t>Fast</w:t>
+      </w:r>
+      <w:proofErr w:type="spellEnd"/>
+      <w:r>
+        <w:t>".</w:t>
+      </w:r>
+    </w:p>
+    <w:p>
+      <w:pPr>
+        <w:pStyle w:val="a4"/>
+      </w:pPr>
+    </w:p>
+    <w:p>
+      <w:pPr>
+        <w:pStyle w:val="a4"/>
+      </w:pPr>
+    </w:p>
+    <w:p>
+      <w:pPr>
+        <w:pStyle w:val="ac"/>
+      </w:pPr>
+      <w:r>
+        <w:lastRenderedPageBreak/>
+        <w:t>@task</w:t>
+      </w:r>
+    </w:p>
+    <w:p>
+      <w:pPr>
+        <w:pStyle w:val="ac"/>
+      </w:pPr>
+      <w:r>
+        <w:t>def extract_hourly_sessions():</w:t>
+      </w:r>
+    </w:p>
+    <w:p>
+      <w:pPr>
+        <w:pStyle w:val="ac"/>
+      </w:pPr>
+      <w:r>
+        <w:t xml:space="preserve">    if not RAW_CSV_PATH.exists():</w:t>
+      </w:r>
+    </w:p>
+    <w:p>
+      <w:pPr>
+        <w:pStyle w:val="ac"/>
+      </w:pPr>
+      <w:r>
+        <w:t xml:space="preserve">        raise FileNotFoundError(f"Raw charging sessions file not found at {RAW_CSV_PATH}")</w:t>
+      </w:r>
+    </w:p>
+    <w:p>
+      <w:pPr>
+        <w:pStyle w:val="a4"/>
+      </w:pPr>
+    </w:p>
+    <w:p>
+      <w:pPr>
+        <w:pStyle w:val="a4"/>
+      </w:pPr>
+      <w:r>
+        <w:t xml:space="preserve">Замість ініціалізації важких об'єктів </w:t>
+      </w:r>
+      <w:proofErr w:type="spellStart"/>
+      <w:r>
+        <w:t>Pandas</w:t>
+      </w:r>
+      <w:proofErr w:type="spellEnd"/>
+      <w:r>
+        <w:t xml:space="preserve"> і спроби завантажити неіснуючі дані в пам'ять, система використовує метод </w:t>
+      </w:r>
+      <w:proofErr w:type="spellStart"/>
+      <w:r>
+        <w:t>exists</w:t>
+      </w:r>
+      <w:proofErr w:type="spellEnd"/>
+      <w:r>
+        <w:t xml:space="preserve">() об'єкта </w:t>
+      </w:r>
+      <w:proofErr w:type="spellStart"/>
+      <w:r>
+        <w:t>Path</w:t>
+      </w:r>
+      <w:proofErr w:type="spellEnd"/>
+      <w:r>
+        <w:t>, щоб спочатку перевірити фізичну наявність вхідного CSV-файлу. Якщо файл відсутній, завдання негайно переривається.</w:t>
+      </w:r>
+    </w:p>
+    <w:p>
+      <w:pPr>
+        <w:pStyle w:val="a4"/>
+      </w:pPr>
+      <w:r>
+        <w:t>Нормалізація ієрархічних даних JSON</w:t>
+      </w:r>
+      <w:r>
+        <w:t xml:space="preserve"> відбувається наступним чином. </w:t>
+      </w:r>
+      <w:r>
+        <w:t xml:space="preserve">Інформація, отримана від REST API </w:t>
+      </w:r>
+      <w:proofErr w:type="spellStart"/>
+      <w:r>
+        <w:t>Open</w:t>
+      </w:r>
+      <w:proofErr w:type="spellEnd"/>
+      <w:r>
+        <w:t xml:space="preserve"> </w:t>
+      </w:r>
+      <w:proofErr w:type="spellStart"/>
+      <w:r>
+        <w:t>Charge</w:t>
+      </w:r>
+      <w:proofErr w:type="spellEnd"/>
+      <w:r>
+        <w:t xml:space="preserve"> </w:t>
+      </w:r>
+      <w:proofErr w:type="spellStart"/>
+      <w:r>
+        <w:t>Map</w:t>
+      </w:r>
+      <w:proofErr w:type="spellEnd"/>
+      <w:r>
+        <w:t xml:space="preserve">, надходить у форматі багатовимірного вкладеного JSON. Реляційні бази даних не можуть напряму працювати з такими форматами, тому завдання </w:t>
+      </w:r>
+      <w:proofErr w:type="spellStart"/>
+      <w:r>
+        <w:t>transform_json</w:t>
+      </w:r>
+      <w:proofErr w:type="spellEnd"/>
+      <w:r>
+        <w:t xml:space="preserve"> виконує процес «вирівнювання</w:t>
+      </w:r>
+      <w:r>
+        <w:t xml:space="preserve">» </w:t>
+      </w:r>
+      <w:r>
+        <w:t xml:space="preserve">даних за допомогою методу </w:t>
+      </w:r>
+      <w:proofErr w:type="spellStart"/>
+      <w:r>
+        <w:t>json_normalize</w:t>
+      </w:r>
+      <w:proofErr w:type="spellEnd"/>
+      <w:r>
+        <w:t xml:space="preserve"> бібліотеки </w:t>
+      </w:r>
+      <w:proofErr w:type="spellStart"/>
+      <w:r>
+        <w:t>Pandas</w:t>
+      </w:r>
+      <w:proofErr w:type="spellEnd"/>
+      <w:r>
+        <w:t>.</w:t>
+      </w:r>
+    </w:p>
+    <w:p>
+      <w:pPr>
+        <w:pStyle w:val="a4"/>
+      </w:pPr>
+      <w:r>
+        <w:t>Для формування виміру станцій (</w:t>
+      </w:r>
+      <w:proofErr w:type="spellStart"/>
+      <w:r>
+        <w:t>dim_station</w:t>
+      </w:r>
+      <w:proofErr w:type="spellEnd"/>
+      <w:r>
+        <w:t xml:space="preserve">) витягуються вкладені поля, такі як </w:t>
+      </w:r>
+      <w:proofErr w:type="spellStart"/>
+      <w:r>
+        <w:t>AddressInfo.Latitude</w:t>
+      </w:r>
+      <w:proofErr w:type="spellEnd"/>
+      <w:r>
+        <w:t>:</w:t>
+      </w:r>
+    </w:p>
+    <w:p>
+      <w:pPr>
+        <w:pStyle w:val="ac"/>
+      </w:pPr>
+      <w:r>
+        <w:t># Нормалізація кореневої структури JSON</w:t>
+      </w:r>
+    </w:p>
+    <w:p>
+      <w:pPr>
+        <w:pStyle w:val="ac"/>
+      </w:pPr>
+      <w:r>
+        <w:t>df_normalized = pd.json_normalize(json_data)</w:t>
+      </w:r>
+    </w:p>
+    <w:p>
+      <w:pPr>
+        <w:pStyle w:val="ac"/>
+      </w:pPr>
+    </w:p>
+    <w:p>
+      <w:pPr>
+        <w:pStyle w:val="ac"/>
+      </w:pPr>
+      <w:r>
+        <w:t>station_cols = {</w:t>
+      </w:r>
+    </w:p>
+    <w:p>
+      <w:pPr>
+        <w:pStyle w:val="ac"/>
+      </w:pPr>
+      <w:r>
+        <w:t xml:space="preserve">    'ID': 'station_id',</w:t>
+      </w:r>
+    </w:p>
+    <w:p>
+      <w:pPr>
+        <w:pStyle w:val="ac"/>
+      </w:pPr>
+      <w:r>
+        <w:t xml:space="preserve">    'AddressInfo.Title': 'station_name',</w:t>
+      </w:r>
+    </w:p>
+    <w:p>
+      <w:pPr>
+        <w:pStyle w:val="ac"/>
+      </w:pPr>
+      <w:r>
+        <w:t xml:space="preserve">    'OperatorInfo.Title': 'operator_name',</w:t>
+      </w:r>
+    </w:p>
+    <w:p>
+      <w:pPr>
+        <w:pStyle w:val="ac"/>
+      </w:pPr>
+      <w:r>
+        <w:t xml:space="preserve">    'AddressInfo.Latitude': 'latitude',</w:t>
+      </w:r>
+    </w:p>
+    <w:p>
+      <w:pPr>
+        <w:pStyle w:val="ac"/>
+      </w:pPr>
+      <w:r>
+        <w:t xml:space="preserve">    'AddressInfo.Longitude': 'longitude'</w:t>
+      </w:r>
+    </w:p>
+    <w:p>
+      <w:pPr>
+        <w:pStyle w:val="ac"/>
+      </w:pPr>
+      <w:r>
+        <w:t>}</w:t>
+      </w:r>
+    </w:p>
+    <w:p>
+      <w:pPr>
+        <w:pStyle w:val="ac"/>
+      </w:pPr>
+    </w:p>
+    <w:p>
+      <w:pPr>
+        <w:pStyle w:val="ac"/>
+      </w:pPr>
+      <w:r>
+        <w:t># Вибір наявних колонок та їх перейменування згідно зі схемою бази даних</w:t>
+      </w:r>
+    </w:p>
+    <w:p>
+      <w:pPr>
+        <w:pStyle w:val="ac"/>
+      </w:pPr>
+      <w:r>
+        <w:t>available_columns = [c for c in station_cols.keys() if c in df_normalized.columns]</w:t>
+      </w:r>
+    </w:p>
+    <w:p>
+      <w:pPr>
+        <w:pStyle w:val="ac"/>
+      </w:pPr>
+      <w:r>
+        <w:t>df_stations = df_normalized[available_columns].rename(columns=station_cols)</w:t>
+      </w:r>
+    </w:p>
+    <w:p>
+      <w:pPr>
+        <w:pStyle w:val="ac"/>
+      </w:pPr>
+    </w:p>
+    <w:p>
+      <w:pPr>
+        <w:pStyle w:val="ac"/>
+      </w:pPr>
+      <w:r>
+        <w:t># Заповнення пропусків текстових атрибутів</w:t>
+      </w:r>
+    </w:p>
+    <w:p>
+      <w:pPr>
+        <w:pStyle w:val="ac"/>
+      </w:pPr>
+      <w:r>
+        <w:t>df_stations['operator_name'] = df_stations['operator_name'].fillna('(Unknown Operator)')</w:t>
+      </w:r>
+    </w:p>
+    <w:p>
+      <w:pPr>
+        <w:pStyle w:val="a4"/>
+      </w:pPr>
+    </w:p>
+    <w:p>
+      <w:pPr>
+        <w:pStyle w:val="a4"/>
+      </w:pPr>
+      <w:r>
+        <w:lastRenderedPageBreak/>
+        <w:t xml:space="preserve">Особливої уваги заслуговує обробка масиву </w:t>
+      </w:r>
+      <w:proofErr w:type="spellStart"/>
+      <w:r>
+        <w:rPr>
+          <w:rStyle w:val="HTML"/>
+          <w:rFonts w:ascii="Times New Roman" w:eastAsiaTheme="minorHAnsi" w:hAnsi="Times New Roman" w:cstheme="minorBidi"/>
+          <w:sz w:val="28"/>
+          <w:szCs w:val="22"/>
+        </w:rPr>
+        <w:t>Connections</w:t>
+      </w:r>
+      <w:proofErr w:type="spellEnd"/>
+      <w:r>
+        <w:t xml:space="preserve">, який у вихідному JSON є списком вкладених об'єктів для кожної станції. Для його коректного розгортання в окремий вимір </w:t>
+      </w:r>
+      <w:proofErr w:type="spellStart"/>
+      <w:r>
+        <w:rPr>
+          <w:rStyle w:val="HTML"/>
+          <w:rFonts w:ascii="Times New Roman" w:eastAsiaTheme="minorHAnsi" w:hAnsi="Times New Roman" w:cstheme="minorBidi"/>
+          <w:sz w:val="28"/>
+          <w:szCs w:val="22"/>
+        </w:rPr>
+        <w:t>dim_connection</w:t>
+      </w:r>
+      <w:proofErr w:type="spellEnd"/>
+      <w:r>
+        <w:t xml:space="preserve"> зі збереженням зовнішнього ключа станції застосовано параметр </w:t>
+      </w:r>
+      <w:proofErr w:type="spellStart"/>
+      <w:r>
+        <w:rPr>
+          <w:rStyle w:val="HTML"/>
+          <w:rFonts w:ascii="Times New Roman" w:eastAsiaTheme="minorHAnsi" w:hAnsi="Times New Roman" w:cstheme="minorBidi"/>
+          <w:sz w:val="28"/>
+          <w:szCs w:val="22"/>
+        </w:rPr>
+        <w:t>record_path</w:t>
+      </w:r>
+      <w:proofErr w:type="spellEnd"/>
+      <w:r>
+        <w:t>:</w:t>
+      </w:r>
+    </w:p>
+    <w:p>
+      <w:pPr>
+        <w:pStyle w:val="ac"/>
+      </w:pPr>
+      <w:r>
+        <w:t># Витягнення вкладеного масиву конекторів із прив'язкою до ID станції</w:t>
+      </w:r>
+    </w:p>
+    <w:p>
+      <w:pPr>
+        <w:pStyle w:val="ac"/>
+      </w:pPr>
+      <w:r>
+        <w:t>df_connection = pd.json_normalize(</w:t>
+      </w:r>
+    </w:p>
+    <w:p>
+      <w:pPr>
+        <w:pStyle w:val="ac"/>
+      </w:pPr>
+      <w:r>
+        <w:t xml:space="preserve">    json_data,</w:t>
+      </w:r>
+    </w:p>
+    <w:p>
+      <w:pPr>
+        <w:pStyle w:val="ac"/>
+      </w:pPr>
+      <w:r>
+        <w:t xml:space="preserve">    record_path="Connections",</w:t>
+      </w:r>
+    </w:p>
+    <w:p>
+      <w:pPr>
+        <w:pStyle w:val="ac"/>
+      </w:pPr>
+      <w:r>
+        <w:t xml:space="preserve">    meta="ID",</w:t>
+      </w:r>
+    </w:p>
+    <w:p>
+      <w:pPr>
+        <w:pStyle w:val="ac"/>
+      </w:pPr>
+      <w:r>
+        <w:t xml:space="preserve">    meta_prefix="station_",</w:t>
+      </w:r>
+    </w:p>
+    <w:p>
+      <w:pPr>
+        <w:pStyle w:val="ac"/>
+      </w:pPr>
+      <w:r>
+        <w:t xml:space="preserve">    errors="ignore"</w:t>
+      </w:r>
+    </w:p>
+    <w:p>
+      <w:pPr>
+        <w:pStyle w:val="ac"/>
+      </w:pPr>
+      <w:r>
+        <w:t>)</w:t>
+      </w:r>
+    </w:p>
+    <w:p>
+      <w:pPr>
+        <w:pStyle w:val="a4"/>
+      </w:pPr>
+      <w:r>
+        <w:t xml:space="preserve">Цей алгоритм дозволяє згенерувати окремий </w:t>
+      </w:r>
+      <w:proofErr w:type="spellStart"/>
+      <w:r>
+        <w:t>DataFrame</w:t>
+      </w:r>
+      <w:proofErr w:type="spellEnd"/>
+      <w:r>
+        <w:t xml:space="preserve">, де кожен </w:t>
+      </w:r>
+      <w:proofErr w:type="spellStart"/>
+      <w:r>
+        <w:t>конектор</w:t>
+      </w:r>
+      <w:proofErr w:type="spellEnd"/>
+      <w:r>
+        <w:t xml:space="preserve"> представлений окремим рядком, але зберігає реляційний зв'язок зі своєю батьківською станцією (</w:t>
+      </w:r>
+      <w:proofErr w:type="spellStart"/>
+      <w:r>
+        <w:rPr>
+          <w:rStyle w:val="HTML"/>
+          <w:rFonts w:ascii="Times New Roman" w:eastAsiaTheme="minorHAnsi" w:hAnsi="Times New Roman" w:cstheme="minorBidi"/>
+          <w:sz w:val="28"/>
+          <w:szCs w:val="22"/>
+        </w:rPr>
+        <w:t>station_ID</w:t>
+      </w:r>
+      <w:proofErr w:type="spellEnd"/>
+      <w:r>
+        <w:t>). Усі порожні текстові значення на цьому етапі примусово заповнюються системними заглушками (</w:t>
+      </w:r>
+      <w:proofErr w:type="spellStart"/>
+      <w:r>
+        <w:rPr>
+          <w:rStyle w:val="HTML"/>
+          <w:rFonts w:ascii="Times New Roman" w:eastAsiaTheme="minorHAnsi" w:hAnsi="Times New Roman" w:cstheme="minorBidi"/>
+          <w:sz w:val="28"/>
+          <w:szCs w:val="22"/>
+        </w:rPr>
+        <w:t>fillna</w:t>
+      </w:r>
+      <w:proofErr w:type="spellEnd"/>
+      <w:r>
+        <w:rPr>
+          <w:rStyle w:val="HTML"/>
+          <w:rFonts w:ascii="Times New Roman" w:eastAsiaTheme="minorHAnsi" w:hAnsi="Times New Roman" w:cstheme="minorBidi"/>
+          <w:sz w:val="28"/>
+          <w:szCs w:val="22"/>
+        </w:rPr>
+        <w:t>('</w:t>
+      </w:r>
+      <w:proofErr w:type="spellStart"/>
+      <w:r>
+        <w:rPr>
+          <w:rStyle w:val="HTML"/>
+          <w:rFonts w:ascii="Times New Roman" w:eastAsiaTheme="minorHAnsi" w:hAnsi="Times New Roman" w:cstheme="minorBidi"/>
+          <w:sz w:val="28"/>
+          <w:szCs w:val="22"/>
+        </w:rPr>
+        <w:t>Unknown</w:t>
+      </w:r>
+      <w:proofErr w:type="spellEnd"/>
+      <w:r>
+        <w:rPr>
+          <w:rStyle w:val="HTML"/>
+          <w:rFonts w:ascii="Times New Roman" w:eastAsiaTheme="minorHAnsi" w:hAnsi="Times New Roman" w:cstheme="minorBidi"/>
+          <w:sz w:val="28"/>
+          <w:szCs w:val="22"/>
+        </w:rPr>
+        <w:t>')</w:t>
+      </w:r>
+      <w:r>
+        <w:t xml:space="preserve">), що запобігає потраплянню значень </w:t>
+      </w:r>
+      <w:r>
+        <w:rPr>
+          <w:rStyle w:val="HTML"/>
+          <w:rFonts w:ascii="Times New Roman" w:eastAsiaTheme="minorHAnsi" w:hAnsi="Times New Roman" w:cstheme="minorBidi"/>
+          <w:sz w:val="28"/>
+          <w:szCs w:val="22"/>
+        </w:rPr>
+        <w:t>NULL</w:t>
+      </w:r>
+      <w:r>
+        <w:t xml:space="preserve"> у довідники сховища.</w:t>
+      </w:r>
+    </w:p>
+    <w:p>
+      <w:pPr>
+        <w:pStyle w:val="a4"/>
+      </w:pPr>
+      <w:r>
+        <w:t xml:space="preserve">На відміну від структурованих відповідей API, журнали транзакцій з CSV-файлів є шумними та неочищеними. Завдання </w:t>
+      </w:r>
+      <w:proofErr w:type="spellStart"/>
+      <w:r>
+        <w:t>transform_hourly_sessions</w:t>
+      </w:r>
+      <w:proofErr w:type="spellEnd"/>
+      <w:r>
+        <w:t xml:space="preserve"> починається з базового очищення на основі методів бібліотеки </w:t>
+      </w:r>
+      <w:proofErr w:type="spellStart"/>
+      <w:r>
+        <w:t>Pandas</w:t>
+      </w:r>
+      <w:proofErr w:type="spellEnd"/>
+      <w:r>
+        <w:t xml:space="preserve">. Воно автоматично видаляє рядки без важливих метрик </w:t>
+      </w:r>
+      <w:r>
+        <w:t xml:space="preserve">по </w:t>
+      </w:r>
+      <w:r>
+        <w:t>тривал</w:t>
+      </w:r>
+      <w:r>
+        <w:t>ості</w:t>
+      </w:r>
+      <w:r>
+        <w:t xml:space="preserve"> сесії або споживання енергії. Потім використовується булеве фільтрування для видалення логічних та математичних аномалій — транзакцій з нульовим або негативним споживанням, що є неможливими та вказують на несправність обладнання.</w:t>
+      </w:r>
+    </w:p>
+    <w:p>
+      <w:pPr>
+        <w:pStyle w:val="ac"/>
+      </w:pPr>
+      <w:r>
+        <w:t>df = pd.read_csv(RAW_CSV_PATH)</w:t>
+      </w:r>
+    </w:p>
+    <w:p>
+      <w:pPr>
+        <w:pStyle w:val="ac"/>
+      </w:pPr>
+    </w:p>
+    <w:p>
+      <w:pPr>
+        <w:pStyle w:val="ac"/>
+      </w:pPr>
+      <w:r>
+        <w:t># Видалення рядків із пропущеними значеннями у ключових полях</w:t>
+      </w:r>
+    </w:p>
+    <w:p>
+      <w:pPr>
+        <w:pStyle w:val="ac"/>
+      </w:pPr>
+      <w:r>
+        <w:t>df = df.dropna(axis='index', subset=["kwh_charged", "duration_minutes"])</w:t>
+      </w:r>
+    </w:p>
+    <w:p>
+      <w:pPr>
+        <w:pStyle w:val="ac"/>
+      </w:pPr>
+    </w:p>
+    <w:p>
+      <w:pPr>
+        <w:pStyle w:val="ac"/>
+      </w:pPr>
+      <w:r>
+        <w:t># Фільтрація математичних аномалій (залишаємо лише позитивні значення)</w:t>
+      </w:r>
+    </w:p>
+    <w:p>
+      <w:pPr>
+        <w:pStyle w:val="ac"/>
+      </w:pPr>
+      <w:r>
+        <w:lastRenderedPageBreak/>
+        <w:t>df = df[(df["kwh_charged"] &gt; 0) &amp; (df["duration_minutes"] &gt; 0)].copy()</w:t>
+      </w:r>
+    </w:p>
+    <w:p>
+      <w:pPr>
+        <w:pStyle w:val="a4"/>
+      </w:pPr>
+    </w:p>
+    <w:p>
+      <w:pPr>
+        <w:pStyle w:val="a4"/>
+      </w:pPr>
+      <w:r>
+        <w:t xml:space="preserve">Цей етап гарантує, що до наступних кроків дійде лише </w:t>
+      </w:r>
+      <w:proofErr w:type="spellStart"/>
+      <w:r>
+        <w:t>валідований</w:t>
+      </w:r>
+      <w:proofErr w:type="spellEnd"/>
+      <w:r>
+        <w:t>,</w:t>
+      </w:r>
+      <w:r>
+        <w:t xml:space="preserve"> математично коректний масив інформації, що підвищує загальну продуктивність конвеєра.</w:t>
+      </w:r>
+      <w:r>
+        <w:t xml:space="preserve"> </w:t>
+      </w:r>
+      <w:r>
+        <w:t>Після базового математичного очищення, масив телеметричних даних проходить етап складної алгоритмічної обробки для забезпечення якості клієнтських профілів та дотримання вимог конфіденційності.</w:t>
+      </w:r>
+    </w:p>
+    <w:p>
+      <w:pPr>
+        <w:pStyle w:val="a4"/>
+      </w:pPr>
+      <w:r>
+        <w:t xml:space="preserve">Однією з головних проблем "сирих" даних є фрагментація профілів користувачів через друкарські помилки під час введення електронних адрес. Для консолідації таких записів у завданні </w:t>
+      </w:r>
+      <w:proofErr w:type="spellStart"/>
+      <w:r>
+        <w:rPr>
+          <w:rStyle w:val="HTML"/>
+          <w:rFonts w:ascii="Times New Roman" w:eastAsiaTheme="minorHAnsi" w:hAnsi="Times New Roman" w:cstheme="minorBidi"/>
+          <w:sz w:val="28"/>
+          <w:szCs w:val="22"/>
+        </w:rPr>
+        <w:t>transform_hourly_sessions</w:t>
+      </w:r>
+      <w:proofErr w:type="spellEnd"/>
+      <w:r>
+        <w:t xml:space="preserve"> </w:t>
+      </w:r>
+      <w:proofErr w:type="spellStart"/>
+      <w:r>
+        <w:t>імплементовано</w:t>
+      </w:r>
+      <w:proofErr w:type="spellEnd"/>
+      <w:r>
+        <w:t xml:space="preserve"> алгоритм нечіткого пошуку на базі бібліотеки </w:t>
+      </w:r>
+      <w:proofErr w:type="spellStart"/>
+      <w:r>
+        <w:rPr>
+          <w:rStyle w:val="HTML"/>
+          <w:rFonts w:ascii="Times New Roman" w:eastAsiaTheme="minorHAnsi" w:hAnsi="Times New Roman" w:cstheme="minorBidi"/>
+          <w:sz w:val="28"/>
+          <w:szCs w:val="22"/>
+        </w:rPr>
+        <w:t>thefuzz</w:t>
+      </w:r>
+      <w:proofErr w:type="spellEnd"/>
+      <w:r>
+        <w:t xml:space="preserve">, яка обчислює відстань </w:t>
+      </w:r>
+      <w:proofErr w:type="spellStart"/>
+      <w:r>
+        <w:t>Левенштейна</w:t>
+      </w:r>
+      <w:proofErr w:type="spellEnd"/>
+      <w:r>
+        <w:t>.</w:t>
+      </w:r>
+    </w:p>
+    <w:p>
+      <w:pPr>
+        <w:pStyle w:val="ac"/>
+      </w:pPr>
+      <w:r>
+        <w:t>def deduplicate_email(email, unique_emails):</w:t>
+      </w:r>
+    </w:p>
+    <w:p>
+      <w:pPr>
+        <w:pStyle w:val="ac"/>
+      </w:pPr>
+      <w:r>
+        <w:t xml:space="preserve">    if pd.isna(email):</w:t>
+      </w:r>
+    </w:p>
+    <w:p>
+      <w:pPr>
+        <w:pStyle w:val="ac"/>
+      </w:pPr>
+      <w:r>
+        <w:t xml:space="preserve">        return email</w:t>
+      </w:r>
+    </w:p>
+    <w:p>
+      <w:pPr>
+        <w:pStyle w:val="ac"/>
+      </w:pPr>
+      <w:r>
+        <w:t xml:space="preserve">    match, score = process.extractOne(str(email), unique_emails)</w:t>
+      </w:r>
+    </w:p>
+    <w:p>
+      <w:pPr>
+        <w:pStyle w:val="ac"/>
+      </w:pPr>
+      <w:r>
+        <w:t xml:space="preserve">    return match if score &gt;= 90 else email</w:t>
+      </w:r>
+    </w:p>
+    <w:p>
+      <w:pPr>
+        <w:pStyle w:val="ac"/>
+      </w:pPr>
+    </w:p>
+    <w:p>
+      <w:pPr>
+        <w:pStyle w:val="ac"/>
+      </w:pPr>
+      <w:r>
+        <w:t xml:space="preserve"># </w:t>
+      </w:r>
+      <w:r>
+        <w:rPr>
+          <w:lang w:val="uk-UA"/>
+        </w:rPr>
+        <w:t>В</w:t>
+      </w:r>
+      <w:r>
+        <w:t>итягуємо унікальні email, щоб не виконувати важкий алгоритм для кожного рядка</w:t>
+      </w:r>
+    </w:p>
+    <w:p>
+      <w:pPr>
+        <w:pStyle w:val="ac"/>
+      </w:pPr>
+      <w:r>
+        <w:t>unique_emails = df["driver_email"].dropna().unique().tolist()</w:t>
+      </w:r>
+    </w:p>
+    <w:p>
+      <w:pPr>
+        <w:pStyle w:val="ac"/>
+      </w:pPr>
+      <w:r>
+        <w:t>df["cleaned_email"] = df["driver_email"].apply(deduplicate_email, args=(unique_emails,))</w:t>
+      </w:r>
+    </w:p>
+    <w:p>
+      <w:pPr>
+        <w:pStyle w:val="a4"/>
+      </w:pPr>
+    </w:p>
+    <w:p>
+      <w:pPr>
+        <w:pStyle w:val="a4"/>
+      </w:pPr>
+      <w:r>
+        <w:t>Якщо схожість поточної адреси з еталонною становить 90% або більше (</w:t>
+      </w:r>
+      <w:proofErr w:type="spellStart"/>
+      <w:r>
+        <w:rPr>
+          <w:rStyle w:val="HTML"/>
+          <w:rFonts w:ascii="Times New Roman" w:eastAsiaTheme="minorHAnsi" w:hAnsi="Times New Roman" w:cstheme="minorBidi"/>
+          <w:sz w:val="28"/>
+          <w:szCs w:val="22"/>
+        </w:rPr>
+        <w:t>score</w:t>
+      </w:r>
+      <w:proofErr w:type="spellEnd"/>
+      <w:r>
+        <w:rPr>
+          <w:rStyle w:val="HTML"/>
+          <w:rFonts w:ascii="Times New Roman" w:eastAsiaTheme="minorHAnsi" w:hAnsi="Times New Roman" w:cstheme="minorBidi"/>
+          <w:sz w:val="28"/>
+          <w:szCs w:val="22"/>
+        </w:rPr>
+        <w:t xml:space="preserve"> &gt;= 90</w:t>
+      </w:r>
+      <w:r>
+        <w:t>), система автоматично класифікує їх як дублікати і замінює на єдиний нормалізований варіант (</w:t>
+      </w:r>
+      <w:proofErr w:type="spellStart"/>
+      <w:r>
+        <w:rPr>
+          <w:rStyle w:val="HTML"/>
+          <w:rFonts w:ascii="Times New Roman" w:eastAsiaTheme="minorHAnsi" w:hAnsi="Times New Roman" w:cstheme="minorBidi"/>
+          <w:sz w:val="28"/>
+          <w:szCs w:val="22"/>
+        </w:rPr>
+        <w:t>cleaned_email</w:t>
+      </w:r>
+      <w:proofErr w:type="spellEnd"/>
+      <w:r>
+        <w:t>).</w:t>
+      </w:r>
+    </w:p>
+    <w:p>
+      <w:pPr>
+        <w:pStyle w:val="a4"/>
+      </w:pPr>
+      <w:r>
+        <w:t>Для зв'язування таблиці фактів із таблицею клієнтських вимірів (</w:t>
+      </w:r>
+      <w:proofErr w:type="spellStart"/>
+      <w:r>
+        <w:rPr>
+          <w:rStyle w:val="HTML"/>
+          <w:rFonts w:ascii="Times New Roman" w:eastAsiaTheme="minorHAnsi" w:hAnsi="Times New Roman" w:cstheme="minorBidi"/>
+          <w:sz w:val="28"/>
+          <w:szCs w:val="22"/>
+        </w:rPr>
+        <w:t>dim_customer</w:t>
+      </w:r>
+      <w:proofErr w:type="spellEnd"/>
+      <w:r>
+        <w:t xml:space="preserve">) у схемі «Зірка» необхідний унікальний числовий ідентифікатор. Оскільки вхідні системи не завжди надають такий ключ, конвеєр генерує його самостійно за допомогою криптографічної функції </w:t>
+      </w:r>
+      <w:r>
+        <w:rPr>
+          <w:rStyle w:val="HTML"/>
+          <w:rFonts w:ascii="Times New Roman" w:eastAsiaTheme="minorHAnsi" w:hAnsi="Times New Roman" w:cstheme="minorBidi"/>
+          <w:sz w:val="28"/>
+          <w:szCs w:val="22"/>
+        </w:rPr>
+        <w:t>zlib.crc32</w:t>
+      </w:r>
+      <w:r>
+        <w:t>.</w:t>
+      </w:r>
+    </w:p>
+    <w:p>
+      <w:pPr>
+        <w:pStyle w:val="ac"/>
+      </w:pPr>
+      <w:r>
+        <w:lastRenderedPageBreak/>
+        <w:t># Генерація детермінованого сурогатного ID на основі нормалізованої пошти або імені</w:t>
+      </w:r>
+    </w:p>
+    <w:p>
+      <w:pPr>
+        <w:pStyle w:val="ac"/>
+      </w:pPr>
+      <w:r>
+        <w:t>df["customer_id"] = (</w:t>
+      </w:r>
+    </w:p>
+    <w:p>
+      <w:pPr>
+        <w:pStyle w:val="ac"/>
+      </w:pPr>
+      <w:r>
+        <w:t xml:space="preserve">    df["cleaned_email"]</w:t>
+      </w:r>
+    </w:p>
+    <w:p>
+      <w:pPr>
+        <w:pStyle w:val="ac"/>
+      </w:pPr>
+      <w:r>
+        <w:t xml:space="preserve">    .fillna(df["driver_name"])</w:t>
+      </w:r>
+    </w:p>
+    <w:p>
+      <w:pPr>
+        <w:pStyle w:val="ac"/>
+      </w:pPr>
+      <w:r>
+        <w:t xml:space="preserve">    .apply(lambda x: zlib.crc32(str(x).encode("utf-8")))</w:t>
+      </w:r>
+    </w:p>
+    <w:p>
+      <w:pPr>
+        <w:pStyle w:val="ac"/>
+      </w:pPr>
+      <w:r>
+        <w:t>)</w:t>
+      </w:r>
+    </w:p>
+    <w:p>
+      <w:pPr>
+        <w:pStyle w:val="a4"/>
+      </w:pPr>
+      <w:r>
+        <w:t xml:space="preserve">Відповідно до європейського регламенту GDPR та загальних політик безпеки, реальні персональні дані клієнтів не можуть зберігатися у відкритому вигляді в аналітичному сховищі. Для їх </w:t>
+      </w:r>
+      <w:proofErr w:type="spellStart"/>
+      <w:r>
+        <w:t>анонімізації</w:t>
+      </w:r>
+      <w:proofErr w:type="spellEnd"/>
+      <w:r>
+        <w:t xml:space="preserve"> застосовано бібліотеку-генератор синтетичних даних </w:t>
+      </w:r>
+      <w:proofErr w:type="spellStart"/>
+      <w:r>
+        <w:rPr>
+          <w:rStyle w:val="HTML"/>
+          <w:rFonts w:ascii="Times New Roman" w:eastAsiaTheme="minorHAnsi" w:hAnsi="Times New Roman" w:cstheme="minorBidi"/>
+          <w:sz w:val="28"/>
+          <w:szCs w:val="22"/>
+        </w:rPr>
+        <w:t>Faker</w:t>
+      </w:r>
+      <w:proofErr w:type="spellEnd"/>
+      <w:r>
+        <w:t>.</w:t>
+      </w:r>
+    </w:p>
+    <w:p>
+      <w:pPr>
+        <w:pStyle w:val="ac"/>
+      </w:pPr>
+      <w:r>
+        <w:t>def mask_name(name):</w:t>
+      </w:r>
+    </w:p>
+    <w:p>
+      <w:pPr>
+        <w:pStyle w:val="ac"/>
+      </w:pPr>
+      <w:r>
+        <w:t xml:space="preserve">    if not name: return None</w:t>
+      </w:r>
+    </w:p>
+    <w:p>
+      <w:pPr>
+        <w:pStyle w:val="ac"/>
+      </w:pPr>
+      <w:r>
+        <w:t xml:space="preserve">    fake.seed_instance(name)</w:t>
+      </w:r>
+    </w:p>
+    <w:p>
+      <w:pPr>
+        <w:pStyle w:val="ac"/>
+      </w:pPr>
+      <w:r>
+        <w:t xml:space="preserve">    return fake.name()</w:t>
+      </w:r>
+    </w:p>
+    <w:p>
+      <w:pPr>
+        <w:pStyle w:val="ac"/>
+      </w:pPr>
+    </w:p>
+    <w:p>
+      <w:pPr>
+        <w:pStyle w:val="ac"/>
+      </w:pPr>
+      <w:r>
+        <w:t>def mask_email(email):</w:t>
+      </w:r>
+    </w:p>
+    <w:p>
+      <w:pPr>
+        <w:pStyle w:val="ac"/>
+      </w:pPr>
+      <w:r>
+        <w:t xml:space="preserve">    if not email: return None</w:t>
+      </w:r>
+    </w:p>
+    <w:p>
+      <w:pPr>
+        <w:pStyle w:val="ac"/>
+      </w:pPr>
+      <w:r>
+        <w:t xml:space="preserve">    fake.seed_instance(email)</w:t>
+      </w:r>
+    </w:p>
+    <w:p>
+      <w:pPr>
+        <w:pStyle w:val="ac"/>
+      </w:pPr>
+      <w:r>
+        <w:t xml:space="preserve">    return fake.free_email()</w:t>
+      </w:r>
+    </w:p>
+    <w:p>
+      <w:pPr>
+        <w:pStyle w:val="ac"/>
+      </w:pPr>
+    </w:p>
+    <w:p>
+      <w:pPr>
+        <w:pStyle w:val="ac"/>
+      </w:pPr>
+      <w:r>
+        <w:t># PII Masking</w:t>
+      </w:r>
+    </w:p>
+    <w:p>
+      <w:pPr>
+        <w:pStyle w:val="ac"/>
+      </w:pPr>
+      <w:r>
+        <w:t>dim_customer["masked_name"] = dim_customer["driver_name"].apply(mask_name)</w:t>
+      </w:r>
+    </w:p>
+    <w:p>
+      <w:pPr>
+        <w:pStyle w:val="ac"/>
+      </w:pPr>
+      <w:r>
+        <w:t>dim_customer["masked_email"] = dim_customer["cleaned_email"].apply(mask_email)</w:t>
+      </w:r>
+    </w:p>
+    <w:p>
+      <w:pPr>
+        <w:pStyle w:val="a4"/>
+      </w:pPr>
+    </w:p>
+    <w:p>
+      <w:pPr>
+        <w:pStyle w:val="a4"/>
+      </w:pPr>
+      <w:r>
+        <w:t xml:space="preserve">Особливістю цієї реалізації є виклик методу </w:t>
+      </w:r>
+      <w:proofErr w:type="spellStart"/>
+      <w:r>
+        <w:rPr>
+          <w:rStyle w:val="HTML"/>
+          <w:rFonts w:ascii="Times New Roman" w:eastAsiaTheme="minorHAnsi" w:hAnsi="Times New Roman" w:cstheme="minorBidi"/>
+          <w:sz w:val="28"/>
+          <w:szCs w:val="22"/>
+        </w:rPr>
+        <w:t>fake.seed_instance</w:t>
+      </w:r>
+      <w:proofErr w:type="spellEnd"/>
+      <w:r>
+        <w:rPr>
+          <w:rStyle w:val="HTML"/>
+          <w:rFonts w:ascii="Times New Roman" w:eastAsiaTheme="minorHAnsi" w:hAnsi="Times New Roman" w:cstheme="minorBidi"/>
+          <w:sz w:val="28"/>
+          <w:szCs w:val="22"/>
+        </w:rPr>
+        <w:t>(</w:t>
+      </w:r>
+      <w:proofErr w:type="spellStart"/>
+      <w:r>
+        <w:rPr>
+          <w:rStyle w:val="HTML"/>
+          <w:rFonts w:ascii="Times New Roman" w:eastAsiaTheme="minorHAnsi" w:hAnsi="Times New Roman" w:cstheme="minorBidi"/>
+          <w:sz w:val="28"/>
+          <w:szCs w:val="22"/>
+        </w:rPr>
+        <w:t>name</w:t>
+      </w:r>
+      <w:proofErr w:type="spellEnd"/>
+      <w:r>
+        <w:rPr>
+          <w:rStyle w:val="HTML"/>
+          <w:rFonts w:ascii="Times New Roman" w:eastAsiaTheme="minorHAnsi" w:hAnsi="Times New Roman" w:cstheme="minorBidi"/>
+          <w:sz w:val="28"/>
+          <w:szCs w:val="22"/>
+        </w:rPr>
+        <w:t>)</w:t>
+      </w:r>
+      <w:r>
+        <w:t xml:space="preserve">. Він </w:t>
+      </w:r>
+      <w:proofErr w:type="spellStart"/>
+      <w:r>
+        <w:t>ініціалізує</w:t>
+      </w:r>
+      <w:proofErr w:type="spellEnd"/>
+      <w:r>
+        <w:t xml:space="preserve"> генератор псевдовипадкових чисел фіксованим станом (</w:t>
+      </w:r>
+      <w:proofErr w:type="spellStart"/>
+      <w:r>
+        <w:t>seed</w:t>
+      </w:r>
+      <w:proofErr w:type="spellEnd"/>
+      <w:r>
+        <w:t>), що базується на реальному імені або пошті. Завдяки цьому процес маскування стає детермінованим: користувач «</w:t>
+      </w:r>
+      <w:proofErr w:type="spellStart"/>
+      <w:r>
+        <w:t>John</w:t>
+      </w:r>
+      <w:proofErr w:type="spellEnd"/>
+      <w:r>
+        <w:t xml:space="preserve"> </w:t>
+      </w:r>
+      <w:proofErr w:type="spellStart"/>
+      <w:r>
+        <w:t>Doe</w:t>
+      </w:r>
+      <w:proofErr w:type="spellEnd"/>
+      <w:r>
+        <w:t>» у всіх транзакціях і під час будь-яких запусків конвеєра завжди буде маскуватися під одне й те саме вигадане ім'я</w:t>
+      </w:r>
+      <w:r>
+        <w:t>.</w:t>
+      </w:r>
+    </w:p>
+    <w:p>
+      <w:pPr>
+        <w:pStyle w:val="a4"/>
+      </w:pPr>
+      <w:r>
+        <w:t xml:space="preserve">Перед безпосереднім завантаженням </w:t>
+      </w:r>
+      <w:proofErr w:type="spellStart"/>
+      <w:r>
+        <w:t>транзакційних</w:t>
+      </w:r>
+      <w:proofErr w:type="spellEnd"/>
+      <w:r>
+        <w:t xml:space="preserve"> фактів до реляційного сховища критично важливо забезпечити їх посилальну цілісність. Якщо конвеєр спробує записати факт, інформація про які ще не надійшла до таблиць, база даних відхилить транзакцію через порушення обмежень зовнішнього ключа</w:t>
+      </w:r>
+      <w:r>
+        <w:t>.</w:t>
+      </w:r>
+    </w:p>
+    <w:p>
+      <w:pPr>
+        <w:pStyle w:val="a4"/>
+      </w:pPr>
+      <w:r>
+        <w:lastRenderedPageBreak/>
+        <w:t xml:space="preserve">Для запобігання цьому в завданні </w:t>
+      </w:r>
+      <w:proofErr w:type="spellStart"/>
+      <w:r>
+        <w:t>validate_referential_integrity</w:t>
+      </w:r>
+      <w:proofErr w:type="spellEnd"/>
+      <w:r>
+        <w:t xml:space="preserve"> (граф </w:t>
+      </w:r>
+      <w:proofErr w:type="spellStart"/>
+      <w:r>
+        <w:t>CSV_hourly_ingest</w:t>
+      </w:r>
+      <w:proofErr w:type="spellEnd"/>
+      <w:r>
+        <w:t xml:space="preserve">) реалізовано механізм програмної перевірки зовнішніх ключів із застосуванням архітектурного </w:t>
+      </w:r>
+      <w:proofErr w:type="spellStart"/>
+      <w:r>
+        <w:t>патерну</w:t>
+      </w:r>
+      <w:proofErr w:type="spellEnd"/>
+      <w:r>
+        <w:t xml:space="preserve"> </w:t>
+      </w:r>
+      <w:proofErr w:type="spellStart"/>
+      <w:r>
+        <w:t>Dead</w:t>
+      </w:r>
+      <w:proofErr w:type="spellEnd"/>
+      <w:r>
+        <w:t xml:space="preserve"> </w:t>
+      </w:r>
+      <w:proofErr w:type="spellStart"/>
+      <w:r>
+        <w:t>Letter</w:t>
+      </w:r>
+      <w:proofErr w:type="spellEnd"/>
+      <w:r>
+        <w:t xml:space="preserve"> </w:t>
+      </w:r>
+      <w:proofErr w:type="spellStart"/>
+      <w:r>
+        <w:t>Queue</w:t>
+      </w:r>
+      <w:proofErr w:type="spellEnd"/>
+      <w:r>
+        <w:t xml:space="preserve"> та алгоритму </w:t>
+      </w:r>
+      <w:proofErr w:type="spellStart"/>
+      <w:r>
+        <w:t>Self-healing</w:t>
+      </w:r>
+      <w:proofErr w:type="spellEnd"/>
+      <w:r>
+        <w:t>.</w:t>
+      </w:r>
+    </w:p>
+    <w:p>
+      <w:pPr>
+        <w:pStyle w:val="a4"/>
+      </w:pPr>
+      <w:r>
+        <w:t xml:space="preserve">Спочатку модуль ініціює підключення до </w:t>
+      </w:r>
+      <w:proofErr w:type="spellStart"/>
+      <w:r>
+        <w:t>SQLite</w:t>
+      </w:r>
+      <w:proofErr w:type="spellEnd"/>
+      <w:r>
+        <w:t xml:space="preserve"> та </w:t>
+      </w:r>
+      <w:proofErr w:type="spellStart"/>
+      <w:r>
+        <w:t>динамічно</w:t>
+      </w:r>
+      <w:proofErr w:type="spellEnd"/>
+      <w:r>
+        <w:t xml:space="preserve"> витягує списки всіх легітимних ідентифікаторів інфраструктури, які вже існують у сховищі:</w:t>
+      </w:r>
+    </w:p>
+    <w:p>
+      <w:pPr>
+        <w:pStyle w:val="ac"/>
+      </w:pPr>
+      <w:r>
+        <w:t># Отримання актуальних ідентифікаторів безпосередньо зі сховища</w:t>
+      </w:r>
+    </w:p>
+    <w:p>
+      <w:pPr>
+        <w:pStyle w:val="ac"/>
+      </w:pPr>
+      <w:r>
+        <w:t>conn = sqlite3.connect(DB_PATH)</w:t>
+      </w:r>
+    </w:p>
+    <w:p>
+      <w:pPr>
+        <w:pStyle w:val="ac"/>
+      </w:pPr>
+      <w:r>
+        <w:t>valid_stations = pd.read_sql("SELECT station_id FROM dim_station", conn)['station_id'].tolist()</w:t>
+      </w:r>
+    </w:p>
+    <w:p>
+      <w:pPr>
+        <w:pStyle w:val="ac"/>
+      </w:pPr>
+      <w:r>
+        <w:t>valid_conns = pd.read_sql("SELECT connection_id FROM dim_connection", conn)['connection_id'].tolist()</w:t>
+      </w:r>
+    </w:p>
+    <w:p>
+      <w:pPr>
+        <w:pStyle w:val="ac"/>
+      </w:pPr>
+      <w:r>
+        <w:t>conn.close()</w:t>
+      </w:r>
+    </w:p>
+    <w:p>
+      <w:pPr>
+        <w:pStyle w:val="ac"/>
+      </w:pPr>
+    </w:p>
+    <w:p>
+      <w:pPr>
+        <w:pStyle w:val="ac"/>
+      </w:pPr>
+      <w:r>
+        <w:t># Завантаження поточних фактів із транзитної зони</w:t>
+      </w:r>
+    </w:p>
+    <w:p>
+      <w:pPr>
+        <w:pStyle w:val="ac"/>
+        <w:rPr>
+          <w:rFonts w:ascii="Times New Roman" w:hAnsi="Times New Roman"/>
+        </w:rPr>
+      </w:pPr>
+      <w:r>
+        <w:t>fact_df = pd.read_csv(FACT_STG_PATH)</w:t>
+      </w:r>
+    </w:p>
+    <w:p>
+      <w:pPr>
+        <w:pStyle w:val="a4"/>
+      </w:pPr>
+    </w:p>
+    <w:p>
+      <w:pPr>
+        <w:pStyle w:val="a4"/>
+      </w:pPr>
+      <w:r>
+        <w:t xml:space="preserve">Далі система </w:t>
+      </w:r>
+      <w:proofErr w:type="spellStart"/>
+      <w:r>
+        <w:t>імплементує</w:t>
+      </w:r>
+      <w:proofErr w:type="spellEnd"/>
+      <w:r>
+        <w:t xml:space="preserve"> логіку «</w:t>
+      </w:r>
+      <w:proofErr w:type="spellStart"/>
+      <w:r>
+        <w:t>самозцілення</w:t>
+      </w:r>
+      <w:proofErr w:type="spellEnd"/>
+      <w:r>
+        <w:t>». Алгоритм перевіряє наявність файлу карантину (</w:t>
+      </w:r>
+      <w:r>
+        <w:rPr>
+          <w:rStyle w:val="HTML"/>
+          <w:rFonts w:ascii="Times New Roman" w:eastAsiaTheme="minorHAnsi" w:hAnsi="Times New Roman" w:cstheme="minorBidi"/>
+          <w:sz w:val="28"/>
+          <w:szCs w:val="22"/>
+        </w:rPr>
+        <w:t>quarantined_sessions.csv</w:t>
+      </w:r>
+      <w:r>
+        <w:t xml:space="preserve">), який міг залишитися від попередніх невдалих сесій. Якщо такий файл існує, «заморожені» транзакції зчитуються та приєднуються до поточного набору фактів за допомогою функції </w:t>
+      </w:r>
+      <w:proofErr w:type="spellStart"/>
+      <w:r>
+        <w:rPr>
+          <w:rStyle w:val="HTML"/>
+          <w:rFonts w:ascii="Times New Roman" w:eastAsiaTheme="minorHAnsi" w:hAnsi="Times New Roman" w:cstheme="minorBidi"/>
+          <w:sz w:val="28"/>
+          <w:szCs w:val="22"/>
+        </w:rPr>
+        <w:t>pd.concat</w:t>
+      </w:r>
+      <w:proofErr w:type="spellEnd"/>
+      <w:r>
+        <w:t>:</w:t>
+      </w:r>
+    </w:p>
+    <w:p>
+      <w:pPr>
+        <w:pStyle w:val="ac"/>
+      </w:pPr>
+      <w:r>
+        <w:t># Механізм самозцілення: приєднання карантину з минулих запусків для повторної перевірки</w:t>
+      </w:r>
+    </w:p>
+    <w:p>
+      <w:pPr>
+        <w:pStyle w:val="ac"/>
+      </w:pPr>
+      <w:r>
+        <w:t>if os.path.exists(QUARANTINE_STG_PATH):</w:t>
+      </w:r>
+    </w:p>
+    <w:p>
+      <w:pPr>
+        <w:pStyle w:val="ac"/>
+      </w:pPr>
+      <w:r>
+        <w:t xml:space="preserve">    quarantine_df = pd.read_csv(QUARANTINE_STG_PATH)</w:t>
+      </w:r>
+    </w:p>
+    <w:p>
+      <w:pPr>
+        <w:pStyle w:val="ac"/>
+      </w:pPr>
+      <w:r>
+        <w:t xml:space="preserve">    fact_df = pd.concat([fact_df, quarantine_df], ignore_index=True)</w:t>
+      </w:r>
+    </w:p>
+    <w:p>
+      <w:pPr>
+        <w:pStyle w:val="ac"/>
+      </w:pPr>
+      <w:r>
+        <w:t xml:space="preserve">    </w:t>
+      </w:r>
+    </w:p>
+    <w:p>
+      <w:pPr>
+        <w:pStyle w:val="ac"/>
+      </w:pPr>
+      <w:r>
+        <w:t xml:space="preserve">    # Видалення старого файлу для уникнення дублювання. </w:t>
+      </w:r>
+    </w:p>
+    <w:p>
+      <w:pPr>
+        <w:pStyle w:val="ac"/>
+      </w:pPr>
+      <w:r>
+        <w:t xml:space="preserve">    # Якщо записи все ще невалідні, система створить його заново.</w:t>
+      </w:r>
+    </w:p>
+    <w:p>
+      <w:pPr>
+        <w:pStyle w:val="ac"/>
+      </w:pPr>
+      <w:r>
+        <w:t xml:space="preserve">    os.remove(QUARANTINE_STG_PATH)</w:t>
+      </w:r>
+    </w:p>
+    <w:p>
+      <w:pPr>
+        <w:pStyle w:val="a4"/>
+      </w:pPr>
+    </w:p>
+    <w:p>
+      <w:pPr>
+        <w:pStyle w:val="a4"/>
+      </w:pPr>
+    </w:p>
+    <w:p>
+      <w:pPr>
+        <w:pStyle w:val="a4"/>
+      </w:pPr>
+    </w:p>
+    <w:p>
+      <w:pPr>
+        <w:pStyle w:val="a4"/>
+      </w:pPr>
+      <w:r>
+        <w:lastRenderedPageBreak/>
+        <w:t xml:space="preserve">Цей архітектурний прийом гарантує, що якщо довідники інфраструктури нещодавно оновилися завдяки успішній роботі графа, вчорашні </w:t>
+      </w:r>
+      <w:proofErr w:type="spellStart"/>
+      <w:r>
+        <w:t>stranded</w:t>
+      </w:r>
+      <w:proofErr w:type="spellEnd"/>
+      <w:r>
+        <w:t xml:space="preserve"> </w:t>
+      </w:r>
+      <w:proofErr w:type="spellStart"/>
+      <w:r>
+        <w:t>records</w:t>
+      </w:r>
+      <w:proofErr w:type="spellEnd"/>
+      <w:r>
+        <w:t xml:space="preserve"> сьогодні зможуть успішно підтвердити свої зовнішні ключі і потрапити до бази.</w:t>
+      </w:r>
+    </w:p>
+    <w:p>
+      <w:pPr>
+        <w:pStyle w:val="a4"/>
+      </w:pPr>
+      <w:r>
+        <w:t xml:space="preserve">Після формування консолідованого масиву відбувається його безпосередня </w:t>
+      </w:r>
+      <w:proofErr w:type="spellStart"/>
+      <w:r>
+        <w:t>валідація</w:t>
+      </w:r>
+      <w:proofErr w:type="spellEnd"/>
+      <w:r>
+        <w:t xml:space="preserve"> та розгалуження потоків за допомогою булевої індексації </w:t>
+      </w:r>
+      <w:proofErr w:type="spellStart"/>
+      <w:r>
+        <w:t>Pandas</w:t>
+      </w:r>
+      <w:proofErr w:type="spellEnd"/>
+      <w:r>
+        <w:t>:</w:t>
+      </w:r>
+    </w:p>
+    <w:p>
+      <w:pPr>
+        <w:pStyle w:val="ac"/>
+      </w:pPr>
+      <w:r>
+        <w:t># Розподіл на валідні та невалідні записи за допомогою булевої маски</w:t>
+      </w:r>
+    </w:p>
+    <w:p>
+      <w:pPr>
+        <w:pStyle w:val="ac"/>
+      </w:pPr>
+      <w:r>
+        <w:t>is_valid = fact_df['station_id'].isin(valid_stations) &amp; fact_df['connection_id'].isin(valid_conns)</w:t>
+      </w:r>
+    </w:p>
+    <w:p>
+      <w:pPr>
+        <w:pStyle w:val="ac"/>
+      </w:pPr>
+      <w:r>
+        <w:t>valid_facts = fact_df[is_valid]</w:t>
+      </w:r>
+    </w:p>
+    <w:p>
+      <w:pPr>
+        <w:pStyle w:val="ac"/>
+      </w:pPr>
+      <w:r>
+        <w:t>quarantine_facts = fact_df[~is_valid]</w:t>
+      </w:r>
+    </w:p>
+    <w:p>
+      <w:pPr>
+        <w:pStyle w:val="ac"/>
+      </w:pPr>
+    </w:p>
+    <w:p>
+      <w:pPr>
+        <w:pStyle w:val="ac"/>
+      </w:pPr>
+      <w:r>
+        <w:t># Ізоляція невалідних даних (створення нового DLQ)</w:t>
+      </w:r>
+    </w:p>
+    <w:p>
+      <w:pPr>
+        <w:pStyle w:val="ac"/>
+      </w:pPr>
+      <w:r>
+        <w:t>if not quarantine_facts.empty:</w:t>
+      </w:r>
+    </w:p>
+    <w:p>
+      <w:pPr>
+        <w:pStyle w:val="ac"/>
+      </w:pPr>
+      <w:r>
+        <w:t xml:space="preserve">    quarantine_facts.to_csv(QUARANTINE_STG_PATH, index=False)</w:t>
+      </w:r>
+    </w:p>
+    <w:p>
+      <w:pPr>
+        <w:pStyle w:val="ac"/>
+      </w:pPr>
+    </w:p>
+    <w:p>
+      <w:pPr>
+        <w:pStyle w:val="ac"/>
+      </w:pPr>
+      <w:r>
+        <w:t># Збереження чистих даних для фінального завдання завантаження</w:t>
+      </w:r>
+    </w:p>
+    <w:p>
+      <w:pPr>
+        <w:pStyle w:val="ac"/>
+      </w:pPr>
+      <w:r>
+        <w:t>valid_facts.to_csv(FACT_STG_PATH, index=False)</w:t>
+      </w:r>
+    </w:p>
+    <w:p>
+      <w:pPr>
+        <w:pStyle w:val="a4"/>
+      </w:pPr>
+    </w:p>
+    <w:p>
+      <w:pPr>
+        <w:pStyle w:val="a4"/>
+      </w:pPr>
+      <w:r>
+        <w:t xml:space="preserve">Використання методу </w:t>
+      </w:r>
+      <w:r>
+        <w:rPr>
+          <w:rStyle w:val="HTML"/>
+          <w:rFonts w:ascii="Times New Roman" w:eastAsiaTheme="minorHAnsi" w:hAnsi="Times New Roman" w:cstheme="minorBidi"/>
+          <w:sz w:val="28"/>
+          <w:szCs w:val="22"/>
+        </w:rPr>
+        <w:t>.</w:t>
+      </w:r>
+      <w:proofErr w:type="spellStart"/>
+      <w:r>
+        <w:rPr>
+          <w:rStyle w:val="HTML"/>
+          <w:rFonts w:ascii="Times New Roman" w:eastAsiaTheme="minorHAnsi" w:hAnsi="Times New Roman" w:cstheme="minorBidi"/>
+          <w:sz w:val="28"/>
+          <w:szCs w:val="22"/>
+        </w:rPr>
+        <w:t>isin</w:t>
+      </w:r>
+      <w:proofErr w:type="spellEnd"/>
+      <w:r>
+        <w:rPr>
+          <w:rStyle w:val="HTML"/>
+          <w:rFonts w:ascii="Times New Roman" w:eastAsiaTheme="minorHAnsi" w:hAnsi="Times New Roman" w:cstheme="minorBidi"/>
+          <w:sz w:val="28"/>
+          <w:szCs w:val="22"/>
+        </w:rPr>
+        <w:t>()</w:t>
+      </w:r>
+      <w:r>
+        <w:t xml:space="preserve"> забезпечує високу продуктивність завдяки </w:t>
+      </w:r>
+      <w:proofErr w:type="spellStart"/>
+      <w:r>
+        <w:t>векторизації</w:t>
+      </w:r>
+      <w:proofErr w:type="spellEnd"/>
+      <w:r>
+        <w:t xml:space="preserve"> обчислень. Транзакції, що не пройшли перевірку (</w:t>
+      </w:r>
+      <w:r>
+        <w:rPr>
+          <w:rStyle w:val="HTML"/>
+          <w:rFonts w:ascii="Times New Roman" w:eastAsiaTheme="minorHAnsi" w:hAnsi="Times New Roman" w:cstheme="minorBidi"/>
+          <w:sz w:val="28"/>
+          <w:szCs w:val="22"/>
+        </w:rPr>
+        <w:t>~</w:t>
+      </w:r>
+      <w:proofErr w:type="spellStart"/>
+      <w:r>
+        <w:rPr>
+          <w:rStyle w:val="HTML"/>
+          <w:rFonts w:ascii="Times New Roman" w:eastAsiaTheme="minorHAnsi" w:hAnsi="Times New Roman" w:cstheme="minorBidi"/>
+          <w:sz w:val="28"/>
+          <w:szCs w:val="22"/>
+        </w:rPr>
+        <w:t>is_valid</w:t>
+      </w:r>
+      <w:proofErr w:type="spellEnd"/>
+      <w:r>
+        <w:t>), м'яко перенаправляються в оновлений файл карантину, не генеруючи критичних помилок.</w:t>
+      </w:r>
+    </w:p>
+    <w:p>
+      <w:pPr>
+        <w:pStyle w:val="a4"/>
+      </w:pPr>
+      <w:r>
+        <w:t xml:space="preserve">Останнім етапом у конвеєрі є їх фізичне завантаження до цільового сховища </w:t>
+      </w:r>
+      <w:proofErr w:type="spellStart"/>
+      <w:r>
+        <w:t>SQLite</w:t>
+      </w:r>
+      <w:proofErr w:type="spellEnd"/>
+      <w:r>
+        <w:t xml:space="preserve">. Цей процес реалізовано у завданні </w:t>
+      </w:r>
+      <w:proofErr w:type="spellStart"/>
+      <w:r>
+        <w:t>upsert_dim_tables</w:t>
+      </w:r>
+      <w:proofErr w:type="spellEnd"/>
+      <w:r>
+        <w:t xml:space="preserve">. Для забезпечення високої продуктивності та уникнення надмірного навантаження на підсистему вводу-виводу (I/O), замість виконання окремих запитів для кожного рядка використовується метод </w:t>
+      </w:r>
+      <w:proofErr w:type="spellStart"/>
+      <w:r>
+        <w:t>executemany</w:t>
+      </w:r>
+      <w:proofErr w:type="spellEnd"/>
+      <w:r>
+        <w:t xml:space="preserve"> бібліотеки sqlite3, який реалізує пакетну обробку (</w:t>
+      </w:r>
+      <w:proofErr w:type="spellStart"/>
+      <w:r>
+        <w:t>Batch</w:t>
+      </w:r>
+      <w:proofErr w:type="spellEnd"/>
+      <w:r>
+        <w:t xml:space="preserve"> </w:t>
+      </w:r>
+      <w:proofErr w:type="spellStart"/>
+      <w:r>
+        <w:t>Processing</w:t>
+      </w:r>
+      <w:proofErr w:type="spellEnd"/>
+      <w:r>
+        <w:t>).</w:t>
+      </w:r>
+    </w:p>
+    <w:p>
+      <w:pPr>
+        <w:pStyle w:val="a4"/>
+      </w:pPr>
+      <w:r>
+        <w:t xml:space="preserve">Критичною вимогою до будь-якого сучасного ETL-конвеєра є його </w:t>
+      </w:r>
+      <w:proofErr w:type="spellStart"/>
+      <w:r>
+        <w:t>ідемпотентність</w:t>
+      </w:r>
+      <w:proofErr w:type="spellEnd"/>
+      <w:r>
+        <w:t xml:space="preserve"> — здатність безпечно перезапускатися на одних і тих самих вхідних даних без ризику їх дублювання чи пошкодження бази. Ця вимога реалізована на рівні SQL-інструкцій за допомогою виразу ON CONFLICT:</w:t>
+      </w:r>
+    </w:p>
+    <w:p>
+      <w:pPr>
+        <w:pStyle w:val="ac"/>
+      </w:pPr>
+      <w:r>
+        <w:lastRenderedPageBreak/>
+        <w:t># Завантаження виміру клієнтів (SCD Type 1)</w:t>
+      </w:r>
+    </w:p>
+    <w:p>
+      <w:pPr>
+        <w:pStyle w:val="ac"/>
+      </w:pPr>
+      <w:r>
+        <w:t>cursor.executemany("""</w:t>
+      </w:r>
+    </w:p>
+    <w:p>
+      <w:pPr>
+        <w:pStyle w:val="ac"/>
+      </w:pPr>
+      <w:r>
+        <w:t xml:space="preserve">    INSERT INTO dim_customer (customer_id, masked_name, masked_email)</w:t>
+      </w:r>
+    </w:p>
+    <w:p>
+      <w:pPr>
+        <w:pStyle w:val="ac"/>
+      </w:pPr>
+      <w:r>
+        <w:t xml:space="preserve">    VALUES (:customer_id, :masked_name, :masked_email)</w:t>
+      </w:r>
+    </w:p>
+    <w:p>
+      <w:pPr>
+        <w:pStyle w:val="ac"/>
+      </w:pPr>
+      <w:r>
+        <w:t xml:space="preserve">    ON CONFLICT(customer_id) DO UPDATE SET</w:t>
+      </w:r>
+    </w:p>
+    <w:p>
+      <w:pPr>
+        <w:pStyle w:val="ac"/>
+      </w:pPr>
+      <w:r>
+        <w:t xml:space="preserve">        masked_name = EXCLUDED.masked_name,</w:t>
+      </w:r>
+    </w:p>
+    <w:p>
+      <w:pPr>
+        <w:pStyle w:val="ac"/>
+      </w:pPr>
+      <w:r>
+        <w:t xml:space="preserve">        masked_email = EXCLUDED.masked_email</w:t>
+      </w:r>
+    </w:p>
+    <w:p>
+      <w:pPr>
+        <w:pStyle w:val="ac"/>
+      </w:pPr>
+      <w:r>
+        <w:t>""", customer_df)</w:t>
+      </w:r>
+    </w:p>
+    <w:p>
+      <w:pPr>
+        <w:pStyle w:val="ac"/>
+      </w:pPr>
+    </w:p>
+    <w:p>
+      <w:pPr>
+        <w:pStyle w:val="ac"/>
+      </w:pPr>
+      <w:r>
+        <w:t># Завантаження транзакційних фактів (Ігнорування дублікатів)</w:t>
+      </w:r>
+    </w:p>
+    <w:p>
+      <w:pPr>
+        <w:pStyle w:val="ac"/>
+      </w:pPr>
+      <w:r>
+        <w:t>cursor.executemany("""</w:t>
+      </w:r>
+    </w:p>
+    <w:p>
+      <w:pPr>
+        <w:pStyle w:val="ac"/>
+      </w:pPr>
+      <w:r>
+        <w:t xml:space="preserve">    INSERT INTO fact_session (session_id, customer_id, station_id, connection_id,</w:t>
+      </w:r>
+    </w:p>
+    <w:p>
+      <w:pPr>
+        <w:pStyle w:val="ac"/>
+      </w:pPr>
+      <w:r>
+        <w:t xml:space="preserve">                              date_id, kwh_charged, duration_minutes, revenue_usd, cost_usd)</w:t>
+      </w:r>
+    </w:p>
+    <w:p>
+      <w:pPr>
+        <w:pStyle w:val="ac"/>
+      </w:pPr>
+      <w:r>
+        <w:t xml:space="preserve">    VALUES (:session_id, :customer_id, :station_id, :connection_id,</w:t>
+      </w:r>
+    </w:p>
+    <w:p>
+      <w:pPr>
+        <w:pStyle w:val="ac"/>
+      </w:pPr>
+      <w:r>
+        <w:t xml:space="preserve">            :date_id, :kwh_charged, :duration_minutes, :revenue_usd, :cost_usd) </w:t>
+      </w:r>
+    </w:p>
+    <w:p>
+      <w:pPr>
+        <w:pStyle w:val="ac"/>
+      </w:pPr>
+      <w:r>
+        <w:t xml:space="preserve">    ON CONFLICT(session_id) DO NOTHING</w:t>
+      </w:r>
+    </w:p>
+    <w:p>
+      <w:pPr>
+        <w:pStyle w:val="ac"/>
+        <w:rPr>
+          <w:rFonts w:ascii="Times New Roman" w:hAnsi="Times New Roman"/>
+        </w:rPr>
+      </w:pPr>
+      <w:r>
+        <mc:AlternateContent>
+          <mc:Choice Requires="wpg">
+            <w:drawing>
+              <wp:anchor distT="0" distB="0" distL="114300" distR="114300" simplePos="0" relativeHeight="251678720" behindDoc="0" locked="0" layoutInCell="1" allowOverlap="1" wp14:anchorId="64121D67" wp14:editId="765F21C4">
+                <wp:simplePos x="0" y="0"/>
+                <wp:positionH relativeFrom="column">
+                  <wp:posOffset>67768</wp:posOffset>
+                </wp:positionH>
+                <wp:positionV relativeFrom="paragraph">
+                  <wp:posOffset>334867</wp:posOffset>
+                </wp:positionV>
+                <wp:extent cx="6120765" cy="3212465"/>
+                <wp:effectExtent l="0" t="0" r="0" b="6985"/>
+                <wp:wrapTopAndBottom/>
+                <wp:docPr id="22" name="Групувати 22"/>
+                <wp:cNvGraphicFramePr/>
+                <a:graphic xmlns:a="http://schemas.openxmlformats.org/drawingml/2006/main">
+                  <a:graphicData uri="http://schemas.microsoft.com/office/word/2010/wordprocessingGroup">
+                    <wpg:wgp>
+                      <wpg:cNvGrpSpPr/>
+                      <wpg:grpSpPr>
+                        <a:xfrm>
+                          <a:off x="0" y="0"/>
+                          <a:ext cx="6120765" cy="3212465"/>
+                          <a:chOff x="0" y="0"/>
+                          <a:chExt cx="6120765" cy="3212465"/>
+                        </a:xfrm>
+                      </wpg:grpSpPr>
+                      <pic:pic xmlns:pic="http://schemas.openxmlformats.org/drawingml/2006/picture">
+                        <pic:nvPicPr>
+                          <pic:cNvPr id="20" name="Рисунок 20"/>
+                          <pic:cNvPicPr>
+                            <a:picLocks noChangeAspect="1"/>
+                          </pic:cNvPicPr>
+                        </pic:nvPicPr>
+                        <pic:blipFill>
+                          <a:blip r:embed="rId20">
+                            <a:extLst>
+                              <a:ext uri="{28A0092B-C50C-407E-A947-70E740481C1C}">
+                                <a14:useLocalDpi xmlns:a14="http://schemas.microsoft.com/office/drawing/2010/main" val="0"/>
+                              </a:ext>
+                            </a:extLst>
+                          </a:blip>
+                          <a:srcRect/>
+                          <a:stretch>
+                            <a:fillRect/>
+                          </a:stretch>
+                        </pic:blipFill>
+                        <pic:spPr bwMode="auto">
+                          <a:xfrm>
+                            <a:off x="0" y="0"/>
+                            <a:ext cx="6120765" cy="2822575"/>
+                          </a:xfrm>
+                          <a:prstGeom prst="rect">
+                            <a:avLst/>
+                          </a:prstGeom>
+                          <a:noFill/>
+                          <a:ln>
+                            <a:noFill/>
+                          </a:ln>
+                        </pic:spPr>
+                      </pic:pic>
+                      <wps:wsp>
+                        <wps:cNvPr id="21" name="Поле 21"/>
+                        <wps:cNvSpPr txBox="1"/>
+                        <wps:spPr>
+                          <a:xfrm>
+                            <a:off x="0" y="2880995"/>
+                            <a:ext cx="6120765" cy="331470"/>
+                          </a:xfrm>
+                          <a:prstGeom prst="rect">
+                            <a:avLst/>
+                          </a:prstGeom>
+                          <a:solidFill>
+                            <a:prstClr val="white"/>
+                          </a:solidFill>
+                          <a:ln>
+                            <a:noFill/>
+                          </a:ln>
+                        </wps:spPr>
+                        <wps:txbx>
+                          <w:txbxContent>
+                            <w:p>
+                              <w:pPr>
+                                <w:pStyle w:val="aa"/>
+                                <w:jc w:val="center"/>
+                                <w:rPr>
+                                  <w:rFonts w:ascii="Times New Roman" w:hAnsi="Times New Roman" w:cs="Times New Roman"/>
+                                  <w:i w:val="0"/>
+                                  <w:iCs w:val="0"/>
+                                  <w:noProof/>
+                                  <w:color w:val="000000" w:themeColor="text1"/>
+                                  <w:sz w:val="28"/>
+                                  <w:szCs w:val="28"/>
+                                  <w:lang w:val="en-US"/>
+                                </w:rPr>
+                              </w:pPr>
+                              <w:r>
+                                <w:rPr>
+                                  <w:rFonts w:ascii="Times New Roman" w:hAnsi="Times New Roman" w:cs="Times New Roman"/>
+                                  <w:i w:val="0"/>
+                                  <w:iCs w:val="0"/>
+                                  <w:color w:val="000000" w:themeColor="text1"/>
+                                  <w:sz w:val="28"/>
+                                  <w:szCs w:val="28"/>
+                                </w:rPr>
+                                <w:t xml:space="preserve">Рисунок 2.5 </w:t>
+                              </w:r>
+                              <w:r>
+                                <w:rPr>
+                                  <w:rFonts w:ascii="Times New Roman" w:hAnsi="Times New Roman" w:cs="Times New Roman"/>
+                                  <w:i w:val="0"/>
+                                  <w:iCs w:val="0"/>
+                                  <w:color w:val="000000" w:themeColor="text1"/>
+                                  <w:sz w:val="28"/>
+                                  <w:szCs w:val="28"/>
+                                </w:rPr>
+                                <w:t>—</w:t>
+                              </w:r>
+                              <w:r>
+                                <w:rPr>
+                                  <w:rFonts w:ascii="Times New Roman" w:hAnsi="Times New Roman" w:cs="Times New Roman"/>
+                                  <w:i w:val="0"/>
+                                  <w:iCs w:val="0"/>
+                                  <w:color w:val="000000" w:themeColor="text1"/>
+                                  <w:sz w:val="28"/>
+                                  <w:szCs w:val="28"/>
+                                </w:rPr>
+                                <w:t xml:space="preserve"> </w:t>
+                              </w:r>
+                              <w:r>
+                                <w:rPr>
+                                  <w:rFonts w:ascii="Times New Roman" w:hAnsi="Times New Roman" w:cs="Times New Roman"/>
+                                  <w:i w:val="0"/>
+                                  <w:iCs w:val="0"/>
+                                  <w:color w:val="000000" w:themeColor="text1"/>
+                                  <w:sz w:val="28"/>
+                                  <w:szCs w:val="28"/>
+                                </w:rPr>
+                                <w:t xml:space="preserve">Топологія графів виконання (DAG </w:t>
+                              </w:r>
+                              <w:proofErr w:type="spellStart"/>
+                              <w:r>
+                                <w:rPr>
+                                  <w:rFonts w:ascii="Times New Roman" w:hAnsi="Times New Roman" w:cs="Times New Roman"/>
+                                  <w:i w:val="0"/>
+                                  <w:iCs w:val="0"/>
+                                  <w:color w:val="000000" w:themeColor="text1"/>
+                                  <w:sz w:val="28"/>
+                                  <w:szCs w:val="28"/>
+                                </w:rPr>
+                                <w:t>Graph</w:t>
+                              </w:r>
+                              <w:proofErr w:type="spellEnd"/>
+                              <w:r>
+                                <w:rPr>
+                                  <w:rFonts w:ascii="Times New Roman" w:hAnsi="Times New Roman" w:cs="Times New Roman"/>
+                                  <w:i w:val="0"/>
+                                  <w:iCs w:val="0"/>
+                                  <w:color w:val="000000" w:themeColor="text1"/>
+                                  <w:sz w:val="28"/>
+                                  <w:szCs w:val="28"/>
+                                </w:rPr>
+                                <w:t xml:space="preserve"> </w:t>
+                              </w:r>
+                              <w:proofErr w:type="spellStart"/>
+                              <w:r>
+                                <w:rPr>
+                                  <w:rFonts w:ascii="Times New Roman" w:hAnsi="Times New Roman" w:cs="Times New Roman"/>
+                                  <w:i w:val="0"/>
+                                  <w:iCs w:val="0"/>
+                                  <w:color w:val="000000" w:themeColor="text1"/>
+                                  <w:sz w:val="28"/>
+                                  <w:szCs w:val="28"/>
+                                </w:rPr>
+                                <w:t>View</w:t>
+                              </w:r>
+                              <w:proofErr w:type="spellEnd"/>
+                              <w:r>
+                                <w:rPr>
+                                  <w:rFonts w:ascii="Times New Roman" w:hAnsi="Times New Roman" w:cs="Times New Roman"/>
+                                  <w:i w:val="0"/>
+                                  <w:iCs w:val="0"/>
+                                  <w:color w:val="000000" w:themeColor="text1"/>
+                                  <w:sz w:val="28"/>
+                                  <w:szCs w:val="28"/>
+                                </w:rPr>
+                                <w:t xml:space="preserve">) </w:t>
+                              </w:r>
+                              <w:proofErr w:type="spellStart"/>
+                              <w:r>
+                                <w:rPr>
+                                  <w:rFonts w:ascii="Times New Roman" w:hAnsi="Times New Roman" w:cs="Times New Roman"/>
+                                  <w:i w:val="0"/>
+                                  <w:iCs w:val="0"/>
+                                  <w:color w:val="000000" w:themeColor="text1"/>
+                                  <w:sz w:val="28"/>
+                                  <w:szCs w:val="28"/>
+                                </w:rPr>
+                                <w:t>Apache</w:t>
+                              </w:r>
+                              <w:proofErr w:type="spellEnd"/>
+                              <w:r>
+                                <w:rPr>
+                                  <w:rFonts w:ascii="Times New Roman" w:hAnsi="Times New Roman" w:cs="Times New Roman"/>
+                                  <w:i w:val="0"/>
+                                  <w:iCs w:val="0"/>
+                                  <w:color w:val="000000" w:themeColor="text1"/>
+                                  <w:sz w:val="28"/>
+                                  <w:szCs w:val="28"/>
+                                </w:rPr>
+                                <w:t xml:space="preserve"> </w:t>
+                              </w:r>
+                              <w:proofErr w:type="spellStart"/>
+                              <w:r>
+                                <w:rPr>
+                                  <w:rFonts w:ascii="Times New Roman" w:hAnsi="Times New Roman" w:cs="Times New Roman"/>
+                                  <w:i w:val="0"/>
+                                  <w:iCs w:val="0"/>
+                                  <w:color w:val="000000" w:themeColor="text1"/>
+                                  <w:sz w:val="28"/>
+                                  <w:szCs w:val="28"/>
+                                </w:rPr>
+                                <w:t>Airflow</w:t>
+                              </w:r>
+                              <w:proofErr w:type="spellEnd"/>
+                            </w:p>
+                          </w:txbxContent>
+                        </wps:txbx>
+                        <wps:bodyPr rot="0" spcFirstLastPara="0" vertOverflow="overflow" horzOverflow="overflow" vert="horz" wrap="square" lIns="0" tIns="0" rIns="0" bIns="0" numCol="1" spcCol="0" rtlCol="0" fromWordArt="0" anchor="t" anchorCtr="0" forceAA="0" compatLnSpc="1">
+                          <a:prstTxWarp prst="textNoShape">
+                            <a:avLst/>
+                          </a:prstTxWarp>
+                          <a:spAutoFit/>
+                        </wps:bodyPr>
+                      </wps:wsp>
+                    </wpg:wgp>
+                  </a:graphicData>
+                </a:graphic>
+              </wp:anchor>
+            </w:drawing>
+          </mc:Choice>
+          <mc:Fallback>
+            <w:pict>
+              <v:group w14:anchorId="64121D67" id="Групувати 22" o:spid="_x0000_s1044" style="position:absolute;margin-left:5.35pt;margin-top:26.35pt;width:481.95pt;height:252.95pt;z-index:251678720" coordsize="61207,32124" o:gfxdata="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">
+                <v:shape id="Рисунок 20" o:spid="_x0000_s1045" type="#_x0000_t75" style="position:absolute;width:61207;height:28225;visibility:visible;mso-wrap-style:square" o:gfxdata="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">
+                  <v:imagedata r:id="rId21" o:title=""/>
+                </v:shape>
+                <v:shape id="Поле 21" o:spid="_x0000_s1046" type="#_x0000_t202" style="position:absolute;top:28809;width:61207;height:3315;visibility:visible;mso-wrap-style:square;v-text-anchor:top" o:gfxdata="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" stroked="f">
+                  <v:textbox style="mso-fit-shape-to-text:t" inset="0,0,0,0">
+                    <w:txbxContent>
+                      <w:p>
+                        <w:pPr>
+                          <w:pStyle w:val="aa"/>
+                          <w:jc w:val="center"/>
+                          <w:rPr>
+                            <w:rFonts w:ascii="Times New Roman" w:hAnsi="Times New Roman" w:cs="Times New Roman"/>
+                            <w:i w:val="0"/>
+                            <w:iCs w:val="0"/>
+                            <w:noProof/>
+                            <w:color w:val="000000" w:themeColor="text1"/>
+                            <w:sz w:val="28"/>
+                            <w:szCs w:val="28"/>
+                            <w:lang w:val="en-US"/>
+                          </w:rPr>
+                        </w:pPr>
+                        <w:r>
+                          <w:rPr>
+                            <w:rFonts w:ascii="Times New Roman" w:hAnsi="Times New Roman" w:cs="Times New Roman"/>
+                            <w:i w:val="0"/>
+                            <w:iCs w:val="0"/>
+                            <w:color w:val="000000" w:themeColor="text1"/>
+                            <w:sz w:val="28"/>
+                            <w:szCs w:val="28"/>
+                          </w:rPr>
+                          <w:t xml:space="preserve">Рисунок 2.5 </w:t>
+                        </w:r>
+                        <w:r>
+                          <w:rPr>
+                            <w:rFonts w:ascii="Times New Roman" w:hAnsi="Times New Roman" w:cs="Times New Roman"/>
+                            <w:i w:val="0"/>
+                            <w:iCs w:val="0"/>
+                            <w:color w:val="000000" w:themeColor="text1"/>
+                            <w:sz w:val="28"/>
+                            <w:szCs w:val="28"/>
+                          </w:rPr>
+                          <w:t>—</w:t>
+                        </w:r>
+                        <w:r>
+                          <w:rPr>
+                            <w:rFonts w:ascii="Times New Roman" w:hAnsi="Times New Roman" w:cs="Times New Roman"/>
+                            <w:i w:val="0"/>
+                            <w:iCs w:val="0"/>
+                            <w:color w:val="000000" w:themeColor="text1"/>
+                            <w:sz w:val="28"/>
+                            <w:szCs w:val="28"/>
+                          </w:rPr>
+                          <w:t xml:space="preserve"> </w:t>
+                        </w:r>
+                        <w:r>
+                          <w:rPr>
+                            <w:rFonts w:ascii="Times New Roman" w:hAnsi="Times New Roman" w:cs="Times New Roman"/>
+                            <w:i w:val="0"/>
+                            <w:iCs w:val="0"/>
+                            <w:color w:val="000000" w:themeColor="text1"/>
+                            <w:sz w:val="28"/>
+                            <w:szCs w:val="28"/>
+                          </w:rPr>
+                          <w:t xml:space="preserve">Топологія графів виконання (DAG </w:t>
+                        </w:r>
+                        <w:proofErr w:type="spellStart"/>
+                        <w:r>
+                          <w:rPr>
+                            <w:rFonts w:ascii="Times New Roman" w:hAnsi="Times New Roman" w:cs="Times New Roman"/>
+                            <w:i w:val="0"/>
+                            <w:iCs w:val="0"/>
+                            <w:color w:val="000000" w:themeColor="text1"/>
+                            <w:sz w:val="28"/>
+                            <w:szCs w:val="28"/>
+                          </w:rPr>
+                          <w:t>Graph</w:t>
+                        </w:r>
+                        <w:proofErr w:type="spellEnd"/>
+                        <w:r>
+                          <w:rPr>
+                            <w:rFonts w:ascii="Times New Roman" w:hAnsi="Times New Roman" w:cs="Times New Roman"/>
+                            <w:i w:val="0"/>
+                            <w:iCs w:val="0"/>
+                            <w:color w:val="000000" w:themeColor="text1"/>
+                            <w:sz w:val="28"/>
+                            <w:szCs w:val="28"/>
+                          </w:rPr>
+                          <w:t xml:space="preserve"> </w:t>
+                        </w:r>
+                        <w:proofErr w:type="spellStart"/>
+                        <w:r>
+                          <w:rPr>
+                            <w:rFonts w:ascii="Times New Roman" w:hAnsi="Times New Roman" w:cs="Times New Roman"/>
+                            <w:i w:val="0"/>
+                            <w:iCs w:val="0"/>
+                            <w:color w:val="000000" w:themeColor="text1"/>
+                            <w:sz w:val="28"/>
+                            <w:szCs w:val="28"/>
+                          </w:rPr>
+                          <w:t>View</w:t>
+                        </w:r>
+                        <w:proofErr w:type="spellEnd"/>
+                        <w:r>
+                          <w:rPr>
+                            <w:rFonts w:ascii="Times New Roman" w:hAnsi="Times New Roman" w:cs="Times New Roman"/>
+                            <w:i w:val="0"/>
+                            <w:iCs w:val="0"/>
+                            <w:color w:val="000000" w:themeColor="text1"/>
+                            <w:sz w:val="28"/>
+                            <w:szCs w:val="28"/>
+                          </w:rPr>
+                          <w:t xml:space="preserve">) </w:t>
+                        </w:r>
+                        <w:proofErr w:type="spellStart"/>
+                        <w:r>
+                          <w:rPr>
+                            <w:rFonts w:ascii="Times New Roman" w:hAnsi="Times New Roman" w:cs="Times New Roman"/>
+                            <w:i w:val="0"/>
+                            <w:iCs w:val="0"/>
+                            <w:color w:val="000000" w:themeColor="text1"/>
+                            <w:sz w:val="28"/>
+                            <w:szCs w:val="28"/>
+                          </w:rPr>
+                          <w:t>Apache</w:t>
+                        </w:r>
+                        <w:proofErr w:type="spellEnd"/>
+                        <w:r>
+                          <w:rPr>
+                            <w:rFonts w:ascii="Times New Roman" w:hAnsi="Times New Roman" w:cs="Times New Roman"/>
+                            <w:i w:val="0"/>
+                            <w:iCs w:val="0"/>
+                            <w:color w:val="000000" w:themeColor="text1"/>
+                            <w:sz w:val="28"/>
+                            <w:szCs w:val="28"/>
+                          </w:rPr>
+                          <w:t xml:space="preserve"> </w:t>
+                        </w:r>
+                        <w:proofErr w:type="spellStart"/>
+                        <w:r>
+                          <w:rPr>
+                            <w:rFonts w:ascii="Times New Roman" w:hAnsi="Times New Roman" w:cs="Times New Roman"/>
+                            <w:i w:val="0"/>
+                            <w:iCs w:val="0"/>
+                            <w:color w:val="000000" w:themeColor="text1"/>
+                            <w:sz w:val="28"/>
+                            <w:szCs w:val="28"/>
+                          </w:rPr>
+                          <w:t>Airflow</w:t>
+                        </w:r>
+                        <w:proofErr w:type="spellEnd"/>
+                      </w:p>
+                    </w:txbxContent>
+                  </v:textbox>
+                </v:shape>
+                <w10:wrap type="topAndBottom"/>
+              </v:group>
+            </w:pict>
+          </mc:Fallback>
+        </mc:AlternateContent>
+      </w:r>
+      <w:r>
+        <w:t>""", fact_table_df)</w:t>
+      </w:r>
+    </w:p>
+    <w:p>
+      <w:pPr>
+        <w:pStyle w:val="a4"/>
+      </w:pPr>
+    </w:p>
+    <w:p>
+      <w:pPr>
+        <w:pStyle w:val="a4"/>
+      </w:pPr>
+      <w:r>
+        <w:t>Після декларації всіх ізольованих завдань (</w:t>
+      </w:r>
+      <w:r>
+        <w:rPr>
+          <w:rStyle w:val="HTML"/>
+          <w:rFonts w:ascii="Times New Roman" w:eastAsiaTheme="minorHAnsi" w:hAnsi="Times New Roman" w:cstheme="minorBidi"/>
+          <w:sz w:val="28"/>
+          <w:szCs w:val="22"/>
+        </w:rPr>
+        <w:t>@</w:t>
+      </w:r>
+      <w:proofErr w:type="spellStart"/>
+      <w:r>
+        <w:rPr>
+          <w:rStyle w:val="HTML"/>
+          <w:rFonts w:ascii="Times New Roman" w:eastAsiaTheme="minorHAnsi" w:hAnsi="Times New Roman" w:cstheme="minorBidi"/>
+          <w:sz w:val="28"/>
+          <w:szCs w:val="22"/>
+        </w:rPr>
+        <w:t>task</w:t>
+      </w:r>
+      <w:proofErr w:type="spellEnd"/>
+      <w:r>
+        <w:t>), загальна послідовність їх виконання формує спрямований ациклічний граф</w:t>
+      </w:r>
+      <w:r>
+        <w:t xml:space="preserve"> (рисунок 2.5)</w:t>
+      </w:r>
+      <w:r>
+        <w:t>, в</w:t>
+      </w:r>
+      <w:r>
+        <w:t xml:space="preserve"> </w:t>
+      </w:r>
+      <w:proofErr w:type="spellStart"/>
+      <w:r>
+        <w:t>Airflow</w:t>
+      </w:r>
+      <w:proofErr w:type="spellEnd"/>
+      <w:r>
+        <w:t xml:space="preserve"> (</w:t>
+      </w:r>
+      <w:proofErr w:type="spellStart"/>
+      <w:r>
+        <w:t>TaskFlow</w:t>
+      </w:r>
+      <w:proofErr w:type="spellEnd"/>
+      <w:r>
+        <w:t xml:space="preserve"> API)</w:t>
+      </w:r>
+      <w:r>
+        <w:t>.</w:t>
+      </w:r>
+    </w:p>
+    <w:p>
+      <w:pPr>
+        <w:pStyle w:val="21"/>
+      </w:pPr>
+      <w:bookmarkStart w:id="10" w:name="_Toc240631304"/>
+      <w:r>
+        <w:lastRenderedPageBreak/>
+        <w:t xml:space="preserve">2.5. </w:t>
+      </w:r>
+      <w:r>
+        <w:t>Тестування програмної реалізації</w:t>
+      </w:r>
+      <w:bookmarkEnd w:id="10"/>
+    </w:p>
+    <w:p>
+      <w:pPr>
+        <w:pStyle w:val="a4"/>
+      </w:pPr>
+      <w:r>
+        <w:t xml:space="preserve">Розгортання розробленої інтеграційної системи було здійснено у локальному середовищі </w:t>
+      </w:r>
+      <w:proofErr w:type="spellStart"/>
+      <w:r>
+        <w:t>Apache</w:t>
+      </w:r>
+      <w:proofErr w:type="spellEnd"/>
+      <w:r>
+        <w:t xml:space="preserve"> </w:t>
+      </w:r>
+      <w:proofErr w:type="spellStart"/>
+      <w:r>
+        <w:t>Airflow</w:t>
+      </w:r>
+      <w:proofErr w:type="spellEnd"/>
+      <w:r>
+        <w:t>. Для підтвердження надійності конвеєра, його стійкості до збоїв та коректності реалізованої бізнес-логіки було проведено серію цільових функціональних тестувань.</w:t>
+      </w:r>
+    </w:p>
+    <w:p>
+      <w:pPr>
+        <w:pStyle w:val="a4"/>
+      </w:pPr>
+      <w:r>
+        <w:t xml:space="preserve">Критичною вимогою до аналітичних сховищ є запобігання подвоєнню фінансових метрик. Тестування цього аспекту проводилося шляхом штучного триразового перезапуску графа </w:t>
+      </w:r>
+      <w:proofErr w:type="spellStart"/>
+      <w:r>
+        <w:rPr>
+          <w:rStyle w:val="HTML"/>
+          <w:rFonts w:ascii="Times New Roman" w:eastAsiaTheme="minorHAnsi" w:hAnsi="Times New Roman" w:cstheme="minorBidi"/>
+          <w:sz w:val="28"/>
+          <w:szCs w:val="22"/>
+        </w:rPr>
+        <w:t>CSV_hourly_ingest</w:t>
+      </w:r>
+      <w:proofErr w:type="spellEnd"/>
+      <w:r>
+        <w:t xml:space="preserve"> на одному й тому ж наборі вхідних </w:t>
+      </w:r>
+      <w:proofErr w:type="spellStart"/>
+      <w:r>
+        <w:t>логів</w:t>
+      </w:r>
+      <w:proofErr w:type="spellEnd"/>
+      <w:r>
+        <w:t xml:space="preserve">. Результати тесту підтвердили абсолютну </w:t>
+      </w:r>
+      <w:proofErr w:type="spellStart"/>
+      <w:r>
+        <w:t>ідемпотентність</w:t>
+      </w:r>
+      <w:proofErr w:type="spellEnd"/>
+      <w:r>
+        <w:t xml:space="preserve"> системи: під час першого запуску база даних </w:t>
+      </w:r>
+      <w:proofErr w:type="spellStart"/>
+      <w:r>
+        <w:t>SQLite</w:t>
+      </w:r>
+      <w:proofErr w:type="spellEnd"/>
+      <w:r>
+        <w:t xml:space="preserve"> успішно записала нові рядки транзакцій. Під час другого та третього запусків SQL-інструкція </w:t>
+      </w:r>
+      <w:r>
+        <w:rPr>
+          <w:rStyle w:val="HTML"/>
+          <w:rFonts w:ascii="Times New Roman" w:eastAsiaTheme="minorHAnsi" w:hAnsi="Times New Roman" w:cstheme="minorBidi"/>
+          <w:sz w:val="28"/>
+          <w:szCs w:val="22"/>
+        </w:rPr>
+        <w:t>ON CONFLICT(</w:t>
+      </w:r>
+      <w:proofErr w:type="spellStart"/>
+      <w:r>
+        <w:rPr>
+          <w:rStyle w:val="HTML"/>
+          <w:rFonts w:ascii="Times New Roman" w:eastAsiaTheme="minorHAnsi" w:hAnsi="Times New Roman" w:cstheme="minorBidi"/>
+          <w:sz w:val="28"/>
+          <w:szCs w:val="22"/>
+        </w:rPr>
+        <w:t>session_id</w:t>
+      </w:r>
+      <w:proofErr w:type="spellEnd"/>
+      <w:r>
+        <w:rPr>
+          <w:rStyle w:val="HTML"/>
+          <w:rFonts w:ascii="Times New Roman" w:eastAsiaTheme="minorHAnsi" w:hAnsi="Times New Roman" w:cstheme="minorBidi"/>
+          <w:sz w:val="28"/>
+          <w:szCs w:val="22"/>
+        </w:rPr>
+        <w:t>) DO NOTHING</w:t>
+      </w:r>
+      <w:r>
+        <w:t xml:space="preserve"> </w:t>
+      </w:r>
+      <w:proofErr w:type="spellStart"/>
+      <w:r>
+        <w:t>коректно</w:t>
+      </w:r>
+      <w:proofErr w:type="spellEnd"/>
+      <w:r>
+        <w:t xml:space="preserve"> перехопила спроби вставки дублікатів. У результаті кількість записів у таблиці </w:t>
+      </w:r>
+      <w:proofErr w:type="spellStart"/>
+      <w:r>
+        <w:rPr>
+          <w:rStyle w:val="HTML"/>
+          <w:rFonts w:ascii="Times New Roman" w:eastAsiaTheme="minorHAnsi" w:hAnsi="Times New Roman" w:cstheme="minorBidi"/>
+          <w:sz w:val="28"/>
+          <w:szCs w:val="22"/>
+        </w:rPr>
+        <w:t>fact_session</w:t>
+      </w:r>
+      <w:proofErr w:type="spellEnd"/>
+      <w:r>
+        <w:t xml:space="preserve"> залишилася незмінною, що гарантує точність майбутніх аналітичних звітів.</w:t>
+      </w:r>
+    </w:p>
+    <w:p>
+      <w:pPr>
+        <w:pStyle w:val="a4"/>
+      </w:pPr>
+      <w:r>
+        <w:t xml:space="preserve">Для перевірки механізму посилальної цілісності було </w:t>
+      </w:r>
+      <w:proofErr w:type="spellStart"/>
+      <w:r>
+        <w:t>змодельовано</w:t>
+      </w:r>
+      <w:proofErr w:type="spellEnd"/>
+      <w:r>
+        <w:t xml:space="preserve"> ситуацію </w:t>
+      </w:r>
+      <w:proofErr w:type="spellStart"/>
+      <w:r>
+        <w:t>розсинхронізації</w:t>
+      </w:r>
+      <w:proofErr w:type="spellEnd"/>
+      <w:r>
+        <w:t xml:space="preserve"> довідникі</w:t>
+      </w:r>
+      <w:r>
+        <w:t>в, де</w:t>
+      </w:r>
+      <w:r>
+        <w:t xml:space="preserve"> у вхідний CSV-файл були навмисно додані транзакції з ідентифікаторами станцій, яких ще не існувало в базі даних</w:t>
+      </w:r>
+      <w:r>
+        <w:t>.</w:t>
+      </w:r>
+      <w:r>
+        <w:t xml:space="preserve"> Під час виконання</w:t>
+      </w:r>
+      <w:r>
+        <w:t>,</w:t>
+      </w:r>
+      <w:r>
+        <w:t xml:space="preserve"> </w:t>
+      </w:r>
+      <w:proofErr w:type="spellStart"/>
+      <w:r>
+        <w:rPr>
+          <w:rStyle w:val="HTML"/>
+          <w:rFonts w:ascii="Times New Roman" w:eastAsiaTheme="minorHAnsi" w:hAnsi="Times New Roman" w:cstheme="minorBidi"/>
+          <w:sz w:val="28"/>
+          <w:szCs w:val="22"/>
+        </w:rPr>
+        <w:t>validate_referential_integrity</w:t>
+      </w:r>
+      <w:proofErr w:type="spellEnd"/>
+      <w:r>
+        <w:t xml:space="preserve"> успішно виявив ці аномалії</w:t>
+      </w:r>
+      <w:r>
+        <w:t>, та з</w:t>
+      </w:r>
+      <w:r>
+        <w:t xml:space="preserve">амість аварійної зупинки графа з помилкою </w:t>
+      </w:r>
+      <w:proofErr w:type="spellStart"/>
+      <w:r>
+        <w:rPr>
+          <w:rStyle w:val="HTML"/>
+          <w:rFonts w:ascii="Times New Roman" w:eastAsiaTheme="minorHAnsi" w:hAnsi="Times New Roman" w:cstheme="minorBidi"/>
+          <w:sz w:val="28"/>
+          <w:szCs w:val="22"/>
+        </w:rPr>
+        <w:t>Foreign</w:t>
+      </w:r>
+      <w:proofErr w:type="spellEnd"/>
+      <w:r>
+        <w:rPr>
+          <w:rStyle w:val="HTML"/>
+          <w:rFonts w:ascii="Times New Roman" w:eastAsiaTheme="minorHAnsi" w:hAnsi="Times New Roman" w:cstheme="minorBidi"/>
+          <w:sz w:val="28"/>
+          <w:szCs w:val="22"/>
+        </w:rPr>
+        <w:t xml:space="preserve"> </w:t>
+      </w:r>
+      <w:proofErr w:type="spellStart"/>
+      <w:r>
+        <w:rPr>
+          <w:rStyle w:val="HTML"/>
+          <w:rFonts w:ascii="Times New Roman" w:eastAsiaTheme="minorHAnsi" w:hAnsi="Times New Roman" w:cstheme="minorBidi"/>
+          <w:sz w:val="28"/>
+          <w:szCs w:val="22"/>
+        </w:rPr>
+        <w:t>Key</w:t>
+      </w:r>
+      <w:proofErr w:type="spellEnd"/>
+      <w:r>
+        <w:rPr>
+          <w:rStyle w:val="HTML"/>
+          <w:rFonts w:ascii="Times New Roman" w:eastAsiaTheme="minorHAnsi" w:hAnsi="Times New Roman" w:cstheme="minorBidi"/>
+          <w:sz w:val="28"/>
+          <w:szCs w:val="22"/>
+        </w:rPr>
+        <w:t xml:space="preserve"> </w:t>
+      </w:r>
+      <w:proofErr w:type="spellStart"/>
+      <w:r>
+        <w:rPr>
+          <w:rStyle w:val="HTML"/>
+          <w:rFonts w:ascii="Times New Roman" w:eastAsiaTheme="minorHAnsi" w:hAnsi="Times New Roman" w:cstheme="minorBidi"/>
+          <w:sz w:val="28"/>
+          <w:szCs w:val="22"/>
+        </w:rPr>
+        <w:t>Violation</w:t>
+      </w:r>
+      <w:proofErr w:type="spellEnd"/>
+      <w:r>
+        <w:t xml:space="preserve">, система м'яко ізолювала невідомі записи у файл </w:t>
+      </w:r>
+      <w:r>
+        <w:rPr>
+          <w:rStyle w:val="HTML"/>
+          <w:rFonts w:ascii="Times New Roman" w:eastAsiaTheme="minorHAnsi" w:hAnsi="Times New Roman" w:cstheme="minorBidi"/>
+          <w:sz w:val="28"/>
+          <w:szCs w:val="22"/>
+        </w:rPr>
+        <w:t>quarantined_sessions.csv</w:t>
+      </w:r>
+    </w:p>
+    <w:p>
+      <w:pPr>
+        <w:pStyle w:val="a4"/>
+      </w:pPr>
+      <w:r>
+        <w:t xml:space="preserve">Завдання взаємодії із зовнішнім сервісом </w:t>
+      </w:r>
+      <w:proofErr w:type="spellStart"/>
+      <w:r>
+        <w:t>Open</w:t>
+      </w:r>
+      <w:proofErr w:type="spellEnd"/>
+      <w:r>
+        <w:t xml:space="preserve"> </w:t>
+      </w:r>
+      <w:proofErr w:type="spellStart"/>
+      <w:r>
+        <w:t>Charge</w:t>
+      </w:r>
+      <w:proofErr w:type="spellEnd"/>
+      <w:r>
+        <w:t xml:space="preserve"> </w:t>
+      </w:r>
+      <w:proofErr w:type="spellStart"/>
+      <w:r>
+        <w:t>Map</w:t>
+      </w:r>
+      <w:proofErr w:type="spellEnd"/>
+      <w:r>
+        <w:t xml:space="preserve"> тестувалося на стійкість до мережевих збоїв. Було </w:t>
+      </w:r>
+      <w:proofErr w:type="spellStart"/>
+      <w:r>
+        <w:t>змодельовано</w:t>
+      </w:r>
+      <w:proofErr w:type="spellEnd"/>
+      <w:r>
+        <w:t xml:space="preserve"> ситуацію тимчасової недоступності зовнішнього сервера. Завдяки налаштованим параметрам </w:t>
+      </w:r>
+      <w:proofErr w:type="spellStart"/>
+      <w:r>
+        <w:rPr>
+          <w:rStyle w:val="HTML"/>
+          <w:rFonts w:ascii="Times New Roman" w:eastAsiaTheme="minorHAnsi" w:hAnsi="Times New Roman" w:cstheme="minorBidi"/>
+          <w:sz w:val="28"/>
+          <w:szCs w:val="22"/>
+        </w:rPr>
+        <w:t>retries</w:t>
+      </w:r>
+      <w:proofErr w:type="spellEnd"/>
+      <w:r>
+        <w:rPr>
+          <w:rStyle w:val="HTML"/>
+          <w:rFonts w:ascii="Times New Roman" w:eastAsiaTheme="minorHAnsi" w:hAnsi="Times New Roman" w:cstheme="minorBidi"/>
+          <w:sz w:val="28"/>
+          <w:szCs w:val="22"/>
+        </w:rPr>
+        <w:t>=3</w:t>
+      </w:r>
+      <w:r>
+        <w:t xml:space="preserve"> та </w:t>
+      </w:r>
+      <w:proofErr w:type="spellStart"/>
+      <w:r>
+        <w:rPr>
+          <w:rStyle w:val="HTML"/>
+          <w:rFonts w:ascii="Times New Roman" w:eastAsiaTheme="minorHAnsi" w:hAnsi="Times New Roman" w:cstheme="minorBidi"/>
+          <w:sz w:val="28"/>
+          <w:szCs w:val="22"/>
+        </w:rPr>
+        <w:t>retry_delay</w:t>
+      </w:r>
+      <w:proofErr w:type="spellEnd"/>
+      <w:r>
+        <w:t xml:space="preserve">, завдання </w:t>
+      </w:r>
+      <w:proofErr w:type="spellStart"/>
+      <w:r>
+        <w:rPr>
+          <w:rStyle w:val="HTML"/>
+          <w:rFonts w:ascii="Times New Roman" w:eastAsiaTheme="minorHAnsi" w:hAnsi="Times New Roman" w:cstheme="minorBidi"/>
+          <w:sz w:val="28"/>
+          <w:szCs w:val="22"/>
+        </w:rPr>
+        <w:t>extract_api_data</w:t>
+      </w:r>
+      <w:proofErr w:type="spellEnd"/>
+      <w:r>
+        <w:t xml:space="preserve"> не завершувалося миттєвою помилкою, а переходило в стан очікування (</w:t>
+      </w:r>
+      <w:proofErr w:type="spellStart"/>
+      <w:r>
+        <w:t>Up</w:t>
+      </w:r>
+      <w:proofErr w:type="spellEnd"/>
+      <w:r>
+        <w:t xml:space="preserve"> </w:t>
+      </w:r>
+      <w:proofErr w:type="spellStart"/>
+      <w:r>
+        <w:t>for</w:t>
+      </w:r>
+      <w:proofErr w:type="spellEnd"/>
+      <w:r>
+        <w:t xml:space="preserve"> </w:t>
+      </w:r>
+      <w:proofErr w:type="spellStart"/>
+      <w:r>
+        <w:t>retry</w:t>
+      </w:r>
+      <w:proofErr w:type="spellEnd"/>
+      <w:r>
+        <w:t xml:space="preserve">), здійснюючи повторні спроби підключення через задані інтервали часу. </w:t>
+      </w:r>
+    </w:p>
+    <w:p>
+      <w:pPr>
+        <w:pStyle w:val="a4"/>
+      </w:pPr>
+      <w:r>
+        <w:br w:type="page"/>
+      </w:r>
+    </w:p>
+    <w:p>
+      <w:pPr>
+        <w:pStyle w:val="12"/>
+      </w:pPr>
+      <w:bookmarkStart w:id="11" w:name="_Toc240631305"/>
+      <w:r>
+        <w:lastRenderedPageBreak/>
+        <w:t>ВИСНОВКИ</w:t>
+      </w:r>
+      <w:bookmarkEnd w:id="11"/>
+    </w:p>
+    <w:p>
+      <w:pPr>
+        <w:pStyle w:val="a4"/>
+      </w:pPr>
+      <w:r>
+        <w:t xml:space="preserve">Під час проходження </w:t>
+      </w:r>
+      <w:proofErr w:type="spellStart"/>
+      <w:r>
+        <w:t>проєктно</w:t>
+      </w:r>
+      <w:proofErr w:type="spellEnd"/>
+      <w:r>
+        <w:t xml:space="preserve">-технологічної практики було успішно виконано всі поставлені завдання. Основною метою </w:t>
+      </w:r>
+      <w:proofErr w:type="spellStart"/>
+      <w:r>
+        <w:t>проєкту</w:t>
+      </w:r>
+      <w:proofErr w:type="spellEnd"/>
+      <w:r>
+        <w:t xml:space="preserve"> було об'єднання, очищення та структурування телеметричних даних, що надходять від мережі </w:t>
+      </w:r>
+      <w:proofErr w:type="spellStart"/>
+      <w:r>
+        <w:t>електрозарядних</w:t>
+      </w:r>
+      <w:proofErr w:type="spellEnd"/>
+      <w:r>
+        <w:t xml:space="preserve"> станцій. Для надійного зберігання результатів обробки було </w:t>
+      </w:r>
+      <w:proofErr w:type="spellStart"/>
+      <w:r>
+        <w:t>спроєктовано</w:t>
+      </w:r>
+      <w:proofErr w:type="spellEnd"/>
+      <w:r>
+        <w:t xml:space="preserve"> багатовимірне аналітичне сховище на базі СУБД </w:t>
+      </w:r>
+      <w:proofErr w:type="spellStart"/>
+      <w:r>
+        <w:t>SQLite</w:t>
+      </w:r>
+      <w:proofErr w:type="spellEnd"/>
+      <w:r>
+        <w:t>. Архітектуру бази даних побудовано за класичною аналітичною схемою «Зірка» (</w:t>
+      </w:r>
+      <w:proofErr w:type="spellStart"/>
+      <w:r>
+        <w:t>Star</w:t>
+      </w:r>
+      <w:proofErr w:type="spellEnd"/>
+      <w:r>
+        <w:t xml:space="preserve"> </w:t>
+      </w:r>
+      <w:proofErr w:type="spellStart"/>
+      <w:r>
+        <w:t>Schema</w:t>
+      </w:r>
+      <w:proofErr w:type="spellEnd"/>
+      <w:r>
+        <w:t xml:space="preserve">), яка включає центральну таблицю </w:t>
+      </w:r>
+      <w:proofErr w:type="spellStart"/>
+      <w:r>
+        <w:t>транзакційних</w:t>
+      </w:r>
+      <w:proofErr w:type="spellEnd"/>
+      <w:r>
+        <w:t xml:space="preserve"> фактів та пов'язаний набір інфраструктурних і клієнтських вимірів.</w:t>
+      </w:r>
+    </w:p>
+    <w:p>
+      <w:pPr>
+        <w:pStyle w:val="a4"/>
+      </w:pPr>
+      <w:r>
+        <w:t xml:space="preserve">Логіку </w:t>
+      </w:r>
+      <w:proofErr w:type="spellStart"/>
+      <w:r>
+        <w:t>оркестрації</w:t>
+      </w:r>
+      <w:proofErr w:type="spellEnd"/>
+      <w:r>
+        <w:t xml:space="preserve"> конвеєра було реалізовано за допомогою фреймворку </w:t>
+      </w:r>
+      <w:proofErr w:type="spellStart"/>
+      <w:r>
+        <w:t>Apache</w:t>
+      </w:r>
+      <w:proofErr w:type="spellEnd"/>
+      <w:r>
+        <w:t xml:space="preserve"> </w:t>
+      </w:r>
+      <w:proofErr w:type="spellStart"/>
+      <w:r>
+        <w:t>Airflow</w:t>
+      </w:r>
+      <w:proofErr w:type="spellEnd"/>
+      <w:r>
+        <w:t xml:space="preserve">. Для забезпечення гнучкості систему архітектурно розділено на два незалежні процеси (DAG). Перший процес відповідає за щоденну синхронізацію інфраструктурних довідників через REST API сервісу </w:t>
+      </w:r>
+      <w:proofErr w:type="spellStart"/>
+      <w:r>
+        <w:t>Open</w:t>
+      </w:r>
+      <w:proofErr w:type="spellEnd"/>
+      <w:r>
+        <w:t xml:space="preserve"> </w:t>
+      </w:r>
+      <w:proofErr w:type="spellStart"/>
+      <w:r>
+        <w:t>Charge</w:t>
+      </w:r>
+      <w:proofErr w:type="spellEnd"/>
+      <w:r>
+        <w:t xml:space="preserve"> </w:t>
+      </w:r>
+      <w:proofErr w:type="spellStart"/>
+      <w:r>
+        <w:t>Map</w:t>
+      </w:r>
+      <w:proofErr w:type="spellEnd"/>
+      <w:r>
+        <w:t xml:space="preserve">, тоді як другий щогодини обробляє інтенсивний потік транзакцій із сирих CSV-файлів. Під час етапу трансформації за допомогою бібліотеки </w:t>
+      </w:r>
+      <w:proofErr w:type="spellStart"/>
+      <w:r>
+        <w:t>Pandas</w:t>
+      </w:r>
+      <w:proofErr w:type="spellEnd"/>
+      <w:r>
+        <w:t xml:space="preserve"> було налаштовано вилучення математичних аномалій та пропусків.</w:t>
+      </w:r>
+    </w:p>
+    <w:p>
+      <w:pPr>
+        <w:pStyle w:val="a4"/>
+      </w:pPr>
+      <w:r>
+        <w:t xml:space="preserve">Окрему увагу під час розробки було приділено питанням </w:t>
+      </w:r>
+      <w:r>
+        <w:t xml:space="preserve">конфіденційності даних та </w:t>
+      </w:r>
+      <w:proofErr w:type="spellStart"/>
+      <w:r>
+        <w:t>відмовостійкості</w:t>
+      </w:r>
+      <w:proofErr w:type="spellEnd"/>
+      <w:r>
+        <w:t xml:space="preserve"> системи. Відповідно до стандартів GDPR, впроваджено механізм детермінованого маскування персональних даних за допомогою генератора </w:t>
+      </w:r>
+      <w:proofErr w:type="spellStart"/>
+      <w:r>
+        <w:t>Faker</w:t>
+      </w:r>
+      <w:proofErr w:type="spellEnd"/>
+      <w:r>
+        <w:t xml:space="preserve"> та створення сурогатних ключів через алгоритм zlib.crc32.</w:t>
+      </w:r>
+      <w:r>
+        <w:t xml:space="preserve"> </w:t>
+      </w:r>
+    </w:p>
+    <w:p>
+      <w:pPr>
+        <w:pStyle w:val="a4"/>
+      </w:pPr>
+      <w:r>
+        <w:t>У підсумку, розроблений програмний продукт зарекомендував себе як стабільне та масштабоване інженерне рішення. Побудована система формує якісний, структурований фундамент для подальшого розгортання BI-</w:t>
+      </w:r>
+      <w:proofErr w:type="spellStart"/>
+      <w:r>
+        <w:t>дашбордів</w:t>
+      </w:r>
+      <w:proofErr w:type="spellEnd"/>
+      <w:r>
+        <w:t xml:space="preserve"> та аналітичних систем. За час роботи над </w:t>
+      </w:r>
+      <w:proofErr w:type="spellStart"/>
+      <w:r>
+        <w:t>проєктом</w:t>
+      </w:r>
+      <w:proofErr w:type="spellEnd"/>
+      <w:r>
+        <w:t xml:space="preserve"> було суттєво поглиблено практичні навички роботи з сучасним </w:t>
+      </w:r>
+      <w:proofErr w:type="spellStart"/>
+      <w:r>
+        <w:t>стеком</w:t>
+      </w:r>
+      <w:proofErr w:type="spellEnd"/>
+      <w:r>
+        <w:t xml:space="preserve"> інженерії даних</w:t>
+      </w:r>
+      <w:r>
+        <w:t>.</w:t>
+      </w:r>
+    </w:p>
+    <w:p>
+      <w:pPr>
+        <w:pStyle w:val="a4"/>
+      </w:pPr>
+      <w:r>
+        <w:br w:type="page"/>
+      </w:r>
+    </w:p>
+    <w:p>
+      <w:pPr>
+        <w:pStyle w:val="12"/>
+      </w:pPr>
+      <w:bookmarkStart w:id="12" w:name="_Toc240631306"/>
+      <w:r>
+        <w:lastRenderedPageBreak/>
+        <w:t>СПИСОК ВИКОРИСТАНИХ ДЖЕРЕЛ</w:t>
+      </w:r>
+      <w:bookmarkEnd w:id="12"/>
+    </w:p>
+    <w:p/>
+    <w:p>
+      <w:pPr>
+        <w:pStyle w:val="1"/>
         <w:numPr>
           <w:ilvl w:val="0"/>
-          <w:numId w:val="7"/>
+          <w:numId w:val="11"/>
         </w:numPr>
-      </w:pPr>
+        <w:ind w:left="0" w:firstLine="709"/>
+        <w:jc w:val="both"/>
+        <w:rPr>
+          <w:noProof/>
+        </w:rPr>
+      </w:pPr>
+      <w:r>
+        <w:rPr>
+          <w:noProof/>
+        </w:rPr>
+        <w:t xml:space="preserve">API Documentation. </w:t>
+      </w:r>
       <w:r>
         <w:rPr>
           <w:i/>
           <w:iCs/>
-        </w:rPr>
-        <w:t>Екстракція (</w:t>
-      </w:r>
-      <w:proofErr w:type="spellStart"/>
+          <w:noProof/>
+        </w:rPr>
+        <w:t>Open Charge Map</w:t>
+      </w:r>
+      <w:r>
+        <w:rPr>
+          <w:noProof/>
+        </w:rPr>
+        <w:t xml:space="preserve">. URL: </w:t>
+      </w:r>
+      <w:hyperlink r:id="rId22" w:tgtFrame="_blank" w:history="1">
+        <w:r>
+          <w:rPr>
+            <w:rStyle w:val="ae"/>
+            <w:noProof/>
+            <w:color w:val="000000" w:themeColor="text1"/>
+            <w:szCs w:val="28"/>
+          </w:rPr>
+          <w:t>https://openchargemap.org/develop/api</w:t>
+        </w:r>
+      </w:hyperlink>
+      <w:r>
+        <w:rPr>
+          <w:noProof/>
+        </w:rPr>
+        <w:t xml:space="preserve"> (дата звернення: 11.09.2026).</w:t>
+      </w:r>
+    </w:p>
+    <w:p>
+      <w:pPr>
+        <w:pStyle w:val="1"/>
+        <w:numPr>
+          <w:ilvl w:val="0"/>
+          <w:numId w:val="11"/>
+        </w:numPr>
+        <w:ind w:left="0" w:firstLine="709"/>
+        <w:jc w:val="both"/>
+        <w:rPr>
+          <w:noProof/>
+        </w:rPr>
+      </w:pPr>
+      <w:r>
+        <w:rPr>
+          <w:noProof/>
+        </w:rPr>
+        <w:t xml:space="preserve">Core Concepts. </w:t>
+      </w:r>
       <w:r>
         <w:rPr>
           <w:i/>
           <w:iCs/>
-        </w:rPr>
-        <w:t>Extract</w:t>
-      </w:r>
-      <w:proofErr w:type="spellEnd"/>
+          <w:noProof/>
+        </w:rPr>
+        <w:t>Apache Airflow Documentation</w:t>
+      </w:r>
+      <w:r>
+        <w:rPr>
+          <w:noProof/>
+        </w:rPr>
+        <w:t xml:space="preserve">. URL: </w:t>
+      </w:r>
+      <w:hyperlink r:id="rId23" w:tgtFrame="_blank" w:history="1">
+        <w:r>
+          <w:rPr>
+            <w:rStyle w:val="ae"/>
+            <w:noProof/>
+            <w:color w:val="000000" w:themeColor="text1"/>
+            <w:szCs w:val="28"/>
+          </w:rPr>
+          <w:t>https://airflow.apache.org/docs/apache-airflow/stable/core-concepts/</w:t>
+        </w:r>
+      </w:hyperlink>
+      <w:r>
+        <w:rPr>
+          <w:noProof/>
+        </w:rPr>
+        <w:t xml:space="preserve"> (дата звернення: 08.09.2026).</w:t>
+      </w:r>
+    </w:p>
+    <w:p>
+      <w:pPr>
+        <w:pStyle w:val="1"/>
+        <w:numPr>
+          <w:ilvl w:val="0"/>
+          <w:numId w:val="11"/>
+        </w:numPr>
+        <w:ind w:left="0" w:firstLine="709"/>
+        <w:jc w:val="both"/>
+        <w:rPr>
+          <w:noProof/>
+        </w:rPr>
+      </w:pPr>
+      <w:r>
+        <w:rPr>
+          <w:noProof/>
+        </w:rPr>
+        <w:t xml:space="preserve">Create reports and dashboards in Power BI. </w:t>
+      </w:r>
       <w:r>
         <w:rPr>
           <w:i/>
           <w:iCs/>
-        </w:rPr>
-        <w:t>):</w:t>
-      </w:r>
-      <w:r>
-        <w:t xml:space="preserve"> перевірка наявності файлів.</w:t>
-      </w:r>
-    </w:p>
-    <w:p>
-      <w:pPr>
-        <w:pStyle w:val="a3"/>
+          <w:noProof/>
+        </w:rPr>
+        <w:t>Microsoft Learn</w:t>
+      </w:r>
+      <w:r>
+        <w:rPr>
+          <w:noProof/>
+        </w:rPr>
+        <w:t xml:space="preserve">. URL: </w:t>
+      </w:r>
+      <w:hyperlink r:id="rId24" w:tgtFrame="_blank" w:history="1">
+        <w:r>
+          <w:rPr>
+            <w:rStyle w:val="ae"/>
+            <w:noProof/>
+            <w:color w:val="000000" w:themeColor="text1"/>
+            <w:szCs w:val="28"/>
+          </w:rPr>
+          <w:t>https://learn.microsoft.com/en-us/power-bi/create-reports/</w:t>
+        </w:r>
+      </w:hyperlink>
+      <w:r>
+        <w:rPr>
+          <w:noProof/>
+        </w:rPr>
+        <w:t xml:space="preserve"> (дата звернення: 15.09.2026).</w:t>
+      </w:r>
+    </w:p>
+    <w:p>
+      <w:pPr>
+        <w:pStyle w:val="1"/>
         <w:numPr>
           <w:ilvl w:val="0"/>
-          <w:numId w:val="7"/>
+          <w:numId w:val="11"/>
         </w:numPr>
-      </w:pPr>
+        <w:ind w:left="0" w:firstLine="709"/>
+        <w:jc w:val="both"/>
+        <w:rPr>
+          <w:noProof/>
+        </w:rPr>
+      </w:pPr>
+      <w:r>
+        <w:rPr>
+          <w:noProof/>
+        </w:rPr>
+        <w:t xml:space="preserve">Dimensional Modeling Techniques. </w:t>
+      </w:r>
       <w:r>
         <w:rPr>
           <w:i/>
           <w:iCs/>
-        </w:rPr>
-        <w:t>Трансформація (</w:t>
-      </w:r>
-      <w:proofErr w:type="spellStart"/>
+          <w:noProof/>
+        </w:rPr>
+        <w:t>Kimball Group</w:t>
+      </w:r>
+      <w:r>
+        <w:rPr>
+          <w:noProof/>
+        </w:rPr>
+        <w:t xml:space="preserve">. URL: </w:t>
+      </w:r>
+      <w:hyperlink r:id="rId25" w:tgtFrame="_blank" w:history="1">
+        <w:r>
+          <w:rPr>
+            <w:rStyle w:val="ae"/>
+            <w:noProof/>
+            <w:color w:val="000000" w:themeColor="text1"/>
+            <w:szCs w:val="28"/>
+          </w:rPr>
+          <w:t>https://www.kimballgroup.com/data-warehouse-business-intelligence-resources/kimball-techniques/dimensional-modeling-techniques/</w:t>
+        </w:r>
+      </w:hyperlink>
+      <w:r>
+        <w:rPr>
+          <w:noProof/>
+        </w:rPr>
+        <w:t xml:space="preserve"> (дата звернення: 07.09.2026).</w:t>
+      </w:r>
+    </w:p>
+    <w:p>
+      <w:pPr>
+        <w:pStyle w:val="1"/>
+        <w:numPr>
+          <w:ilvl w:val="0"/>
+          <w:numId w:val="11"/>
+        </w:numPr>
+        <w:ind w:left="0" w:firstLine="709"/>
+        <w:jc w:val="both"/>
+        <w:rPr>
+          <w:noProof/>
+        </w:rPr>
+      </w:pPr>
+      <w:r>
+        <w:rPr>
+          <w:noProof/>
+        </w:rPr>
+        <w:t xml:space="preserve">Docker Compose overview. </w:t>
+      </w:r>
       <w:r>
         <w:rPr>
           <w:i/>
           <w:iCs/>
-        </w:rPr>
-        <w:t>Transform</w:t>
-      </w:r>
-      <w:proofErr w:type="spellEnd"/>
+          <w:noProof/>
+        </w:rPr>
+        <w:t>Docker Documentation</w:t>
+      </w:r>
+      <w:r>
+        <w:rPr>
+          <w:noProof/>
+        </w:rPr>
+        <w:t xml:space="preserve">. URL: </w:t>
+      </w:r>
+      <w:hyperlink r:id="rId26" w:tgtFrame="_blank" w:history="1">
+        <w:r>
+          <w:rPr>
+            <w:rStyle w:val="ae"/>
+            <w:noProof/>
+            <w:color w:val="000000" w:themeColor="text1"/>
+            <w:szCs w:val="28"/>
+          </w:rPr>
+          <w:t>https://docs.docker.com/compose/</w:t>
+        </w:r>
+      </w:hyperlink>
+      <w:r>
+        <w:rPr>
+          <w:noProof/>
+        </w:rPr>
+        <w:t xml:space="preserve"> (дата звернення: 09.09.2026).</w:t>
+      </w:r>
+    </w:p>
+    <w:p>
+      <w:pPr>
+        <w:pStyle w:val="1"/>
+        <w:numPr>
+          <w:ilvl w:val="0"/>
+          <w:numId w:val="11"/>
+        </w:numPr>
+        <w:ind w:left="0" w:firstLine="709"/>
+        <w:jc w:val="both"/>
+        <w:rPr>
+          <w:noProof/>
+        </w:rPr>
+      </w:pPr>
+      <w:r>
+        <w:rPr>
+          <w:noProof/>
+        </w:rPr>
+        <w:t xml:space="preserve">json — JSON encoder and decoder. </w:t>
+      </w:r>
       <w:r>
         <w:rPr>
           <w:i/>
           <w:iCs/>
-        </w:rPr>
-        <w:t>):</w:t>
-      </w:r>
-      <w:r>
-        <w:t xml:space="preserve"> генерація сурогатних ID, маскування даних (</w:t>
-      </w:r>
-      <w:proofErr w:type="spellStart"/>
-      <w:r>
-        <w:t>Faker</w:t>
-      </w:r>
-      <w:proofErr w:type="spellEnd"/>
-      <w:r>
-        <w:t xml:space="preserve">), </w:t>
-      </w:r>
-      <w:proofErr w:type="spellStart"/>
-      <w:r>
-        <w:t>fuzzy-matching</w:t>
-      </w:r>
-      <w:proofErr w:type="spellEnd"/>
-      <w:r>
-        <w:t xml:space="preserve"> для </w:t>
-      </w:r>
-      <w:proofErr w:type="spellStart"/>
-      <w:r>
-        <w:t>дедуплікації</w:t>
-      </w:r>
-      <w:proofErr w:type="spellEnd"/>
-      <w:r>
-        <w:t xml:space="preserve"> пошти.</w:t>
-      </w:r>
-    </w:p>
-    <w:p>
-      <w:pPr>
-        <w:pStyle w:val="a3"/>
+          <w:noProof/>
+        </w:rPr>
+        <w:t>Python 3 Documentation</w:t>
+      </w:r>
+      <w:r>
+        <w:rPr>
+          <w:noProof/>
+        </w:rPr>
+        <w:t xml:space="preserve">. URL: </w:t>
+      </w:r>
+      <w:hyperlink r:id="rId27" w:tgtFrame="_blank" w:history="1">
+        <w:r>
+          <w:rPr>
+            <w:rStyle w:val="ae"/>
+            <w:noProof/>
+            <w:color w:val="000000" w:themeColor="text1"/>
+            <w:szCs w:val="28"/>
+          </w:rPr>
+          <w:t>https://docs.python.org/3/library/json.html</w:t>
+        </w:r>
+      </w:hyperlink>
+      <w:r>
+        <w:rPr>
+          <w:noProof/>
+        </w:rPr>
+        <w:t xml:space="preserve"> (дата звернення: 12.09.2026).</w:t>
+      </w:r>
+    </w:p>
+    <w:p>
+      <w:pPr>
+        <w:pStyle w:val="1"/>
         <w:numPr>
           <w:ilvl w:val="0"/>
-          <w:numId w:val="7"/>
+          <w:numId w:val="11"/>
         </w:numPr>
-      </w:pPr>
-      <w:proofErr w:type="spellStart"/>
+        <w:ind w:left="0" w:firstLine="709"/>
+        <w:jc w:val="both"/>
+        <w:rPr>
+          <w:noProof/>
+        </w:rPr>
+      </w:pPr>
+      <w:r>
+        <w:rPr>
+          <w:noProof/>
+        </w:rPr>
+        <w:t xml:space="preserve">pathlib — Object-oriented filesystem paths. </w:t>
+      </w:r>
       <w:r>
         <w:rPr>
           <w:i/>
           <w:iCs/>
-        </w:rPr>
-        <w:t>Валідація</w:t>
-      </w:r>
-      <w:proofErr w:type="spellEnd"/>
+          <w:noProof/>
+        </w:rPr>
+        <w:t>Python 3 Documentation</w:t>
+      </w:r>
+      <w:r>
+        <w:rPr>
+          <w:noProof/>
+        </w:rPr>
+        <w:t xml:space="preserve">. URL: </w:t>
+      </w:r>
+      <w:hyperlink r:id="rId28" w:tgtFrame="_blank" w:history="1">
+        <w:r>
+          <w:rPr>
+            <w:rStyle w:val="ae"/>
+            <w:noProof/>
+            <w:color w:val="000000" w:themeColor="text1"/>
+            <w:szCs w:val="28"/>
+          </w:rPr>
+          <w:t>https://docs.python.org/3/library/pathlib.html</w:t>
+        </w:r>
+      </w:hyperlink>
+      <w:r>
+        <w:rPr>
+          <w:noProof/>
+        </w:rPr>
+        <w:t xml:space="preserve"> (дата звернення: 13.09.2026).</w:t>
+      </w:r>
+    </w:p>
+    <w:p>
+      <w:pPr>
+        <w:pStyle w:val="1"/>
+        <w:numPr>
+          <w:ilvl w:val="0"/>
+          <w:numId w:val="11"/>
+        </w:numPr>
+        <w:ind w:left="0" w:firstLine="709"/>
+        <w:jc w:val="both"/>
+        <w:rPr>
+          <w:noProof/>
+        </w:rPr>
+      </w:pPr>
+      <w:r>
+        <w:rPr>
+          <w:noProof/>
+        </w:rPr>
+        <w:t xml:space="preserve">Quickstart. </w:t>
+      </w:r>
       <w:r>
         <w:rPr>
           <w:i/>
           <w:iCs/>
-        </w:rPr>
-        <w:t xml:space="preserve"> (</w:t>
-      </w:r>
-      <w:proofErr w:type="spellStart"/>
+          <w:noProof/>
+        </w:rPr>
+        <w:t>Requests: HTTP for Humans</w:t>
+      </w:r>
+      <w:r>
+        <w:rPr>
+          <w:noProof/>
+        </w:rPr>
+        <w:t xml:space="preserve">. URL: </w:t>
+      </w:r>
+      <w:hyperlink r:id="rId29" w:tgtFrame="_blank" w:history="1">
+        <w:r>
+          <w:rPr>
+            <w:rStyle w:val="ae"/>
+            <w:noProof/>
+            <w:color w:val="000000" w:themeColor="text1"/>
+            <w:szCs w:val="28"/>
+          </w:rPr>
+          <w:t>https://requests.readthedocs.io/en/latest/user/quickstart/</w:t>
+        </w:r>
+      </w:hyperlink>
+      <w:r>
+        <w:rPr>
+          <w:noProof/>
+        </w:rPr>
+        <w:t xml:space="preserve"> (дата звернення: 11.09.2026).</w:t>
+      </w:r>
+    </w:p>
+    <w:p>
+      <w:pPr>
+        <w:pStyle w:val="1"/>
+        <w:numPr>
+          <w:ilvl w:val="0"/>
+          <w:numId w:val="11"/>
+        </w:numPr>
+        <w:ind w:left="0" w:firstLine="709"/>
+        <w:jc w:val="both"/>
+        <w:rPr>
+          <w:noProof/>
+        </w:rPr>
+      </w:pPr>
+      <w:r>
+        <w:rPr>
+          <w:noProof/>
+        </w:rPr>
+        <w:t xml:space="preserve">SQLite Documentation. </w:t>
+      </w:r>
       <w:r>
         <w:rPr>
           <w:i/>
           <w:iCs/>
-        </w:rPr>
-        <w:t>Validate</w:t>
-      </w:r>
-      <w:proofErr w:type="spellEnd"/>
+          <w:noProof/>
+        </w:rPr>
+        <w:t>SQLite</w:t>
+      </w:r>
+      <w:r>
+        <w:rPr>
+          <w:noProof/>
+        </w:rPr>
+        <w:t xml:space="preserve">. URL: </w:t>
+      </w:r>
+      <w:hyperlink r:id="rId30" w:tgtFrame="_blank" w:history="1">
+        <w:r>
+          <w:rPr>
+            <w:rStyle w:val="ae"/>
+            <w:noProof/>
+            <w:color w:val="000000" w:themeColor="text1"/>
+            <w:szCs w:val="28"/>
+          </w:rPr>
+          <w:t>https://www.sqlite.org/docs.html</w:t>
+        </w:r>
+      </w:hyperlink>
+      <w:r>
+        <w:rPr>
+          <w:noProof/>
+        </w:rPr>
+        <w:t xml:space="preserve"> (дата звернення: 07.09.2026).</w:t>
+      </w:r>
+    </w:p>
+    <w:p>
+      <w:pPr>
+        <w:pStyle w:val="1"/>
+        <w:numPr>
+          <w:ilvl w:val="0"/>
+          <w:numId w:val="11"/>
+        </w:numPr>
+        <w:ind w:left="0" w:firstLine="709"/>
+        <w:jc w:val="both"/>
+        <w:rPr>
+          <w:noProof/>
+        </w:rPr>
+      </w:pPr>
+      <w:r>
+        <w:rPr>
+          <w:noProof/>
+        </w:rPr>
+        <w:t xml:space="preserve">sqlite3 — DB-API 2.0 interface for SQLite databases. </w:t>
+      </w:r>
       <w:r>
         <w:rPr>
           <w:i/>
           <w:iCs/>
-        </w:rPr>
-        <w:t>):</w:t>
-      </w:r>
-      <w:r>
-        <w:t xml:space="preserve"> перевірка цілісності зовнішніх ключів перед завантаженням.</w:t>
-      </w:r>
-    </w:p>
-    <w:p>
-      <w:pPr>
-        <w:pStyle w:val="a3"/>
+          <w:noProof/>
+        </w:rPr>
+        <w:t>Python 3 Documentation</w:t>
+      </w:r>
+      <w:r>
+        <w:rPr>
+          <w:noProof/>
+        </w:rPr>
+        <w:t xml:space="preserve">. URL: </w:t>
+      </w:r>
+      <w:hyperlink r:id="rId31" w:tgtFrame="_blank" w:history="1">
+        <w:r>
+          <w:rPr>
+            <w:rStyle w:val="ae"/>
+            <w:noProof/>
+            <w:color w:val="000000" w:themeColor="text1"/>
+            <w:szCs w:val="28"/>
+          </w:rPr>
+          <w:t>https://docs.python.org/3/library/sqlite3.html</w:t>
+        </w:r>
+      </w:hyperlink>
+      <w:r>
+        <w:rPr>
+          <w:noProof/>
+        </w:rPr>
+        <w:t xml:space="preserve"> (дата звернення: 14.09.2026).</w:t>
+      </w:r>
+    </w:p>
+    <w:p>
+      <w:pPr>
+        <w:pStyle w:val="1"/>
         <w:numPr>
           <w:ilvl w:val="0"/>
-          <w:numId w:val="7"/>
+          <w:numId w:val="11"/>
         </w:numPr>
-      </w:pPr>
+        <w:ind w:left="0" w:firstLine="709"/>
+        <w:jc w:val="both"/>
+        <w:rPr>
+          <w:noProof/>
+        </w:rPr>
+      </w:pPr>
+      <w:r>
+        <w:rPr>
+          <w:noProof/>
+        </w:rPr>
+        <w:lastRenderedPageBreak/>
+        <w:t xml:space="preserve">TaskFlow API. </w:t>
+      </w:r>
       <w:r>
         <w:rPr>
           <w:i/>
           <w:iCs/>
-        </w:rPr>
-        <w:t>Завантаження (</w:t>
-      </w:r>
-      <w:proofErr w:type="spellStart"/>
+          <w:noProof/>
+        </w:rPr>
+        <w:t>Apache Airflow Documentation</w:t>
+      </w:r>
+      <w:r>
+        <w:rPr>
+          <w:noProof/>
+        </w:rPr>
+        <w:t xml:space="preserve">. URL: </w:t>
+      </w:r>
+      <w:hyperlink r:id="rId32" w:tgtFrame="_blank" w:history="1">
+        <w:r>
+          <w:rPr>
+            <w:rStyle w:val="ae"/>
+            <w:noProof/>
+            <w:color w:val="000000" w:themeColor="text1"/>
+            <w:szCs w:val="28"/>
+          </w:rPr>
+          <w:t>https://airflow.apache.org/docs/apache-airflow/stable/core-concepts/taskflow.html</w:t>
+        </w:r>
+      </w:hyperlink>
+      <w:r>
+        <w:rPr>
+          <w:noProof/>
+        </w:rPr>
+        <w:t xml:space="preserve"> (дата звернення: 10.09.2026).</w:t>
+      </w:r>
+    </w:p>
+    <w:p>
+      <w:pPr>
+        <w:pStyle w:val="1"/>
+        <w:numPr>
+          <w:ilvl w:val="0"/>
+          <w:numId w:val="11"/>
+        </w:numPr>
+        <w:ind w:left="0" w:firstLine="709"/>
+        <w:jc w:val="both"/>
+        <w:rPr>
+          <w:noProof/>
+        </w:rPr>
+      </w:pPr>
+      <w:r>
+        <w:rPr>
+          <w:noProof/>
+        </w:rPr>
+        <w:t xml:space="preserve">Tutorial on the TaskFlow API. </w:t>
+      </w:r>
       <w:r>
         <w:rPr>
           <w:i/>
           <w:iCs/>
-        </w:rPr>
-        <w:t>Load</w:t>
-      </w:r>
-      <w:proofErr w:type="spellEnd"/>
+          <w:noProof/>
+        </w:rPr>
+        <w:t>Apache Airflow Documentation</w:t>
+      </w:r>
+      <w:r>
+        <w:rPr>
+          <w:noProof/>
+        </w:rPr>
+        <w:t xml:space="preserve">. URL: </w:t>
+      </w:r>
+      <w:hyperlink r:id="rId33" w:tgtFrame="_blank" w:history="1">
+        <w:r>
+          <w:rPr>
+            <w:rStyle w:val="ae"/>
+            <w:noProof/>
+            <w:color w:val="000000" w:themeColor="text1"/>
+            <w:szCs w:val="28"/>
+          </w:rPr>
+          <w:t>https://airflow.apache.org/docs/apache-airflow/stable/tutorial/taskflow.html</w:t>
+        </w:r>
+      </w:hyperlink>
+      <w:r>
+        <w:rPr>
+          <w:noProof/>
+        </w:rPr>
+        <w:t xml:space="preserve"> (дата звернення: 10.09.2026).</w:t>
+      </w:r>
+    </w:p>
+    <w:p>
+      <w:pPr>
+        <w:pStyle w:val="1"/>
+        <w:numPr>
+          <w:ilvl w:val="0"/>
+          <w:numId w:val="11"/>
+        </w:numPr>
+        <w:ind w:left="0" w:firstLine="709"/>
+        <w:jc w:val="both"/>
+        <w:rPr>
+          <w:noProof/>
+        </w:rPr>
+      </w:pPr>
+      <w:r>
+        <w:rPr>
+          <w:noProof/>
+        </w:rPr>
+        <w:t xml:space="preserve">User Guide. </w:t>
+      </w:r>
       <w:r>
         <w:rPr>
           <w:i/>
           <w:iCs/>
-        </w:rPr>
-        <w:t>):</w:t>
-      </w:r>
-      <w:r>
-        <w:t xml:space="preserve"> логіка SCD (</w:t>
-      </w:r>
-      <w:proofErr w:type="spellStart"/>
-      <w:r>
-        <w:t>Slowly</w:t>
-      </w:r>
-      <w:proofErr w:type="spellEnd"/>
-      <w:r>
-        <w:t xml:space="preserve"> </w:t>
-      </w:r>
-      <w:proofErr w:type="spellStart"/>
-      <w:r>
-        <w:t>Changing</w:t>
-      </w:r>
-      <w:proofErr w:type="spellEnd"/>
-      <w:r>
-        <w:t xml:space="preserve"> </w:t>
-      </w:r>
-      <w:proofErr w:type="spellStart"/>
-      <w:r>
-        <w:t>Dimensions</w:t>
-      </w:r>
-      <w:proofErr w:type="spellEnd"/>
-      <w:r>
-        <w:t xml:space="preserve">) через </w:t>
-      </w:r>
-      <w:r>
-        <w:rPr>
-          <w:rStyle w:val="HTML"/>
-        </w:rPr>
-        <w:t>ON CONFLICT DO UPDATE</w:t>
-      </w:r>
-      <w:r>
-        <w:t>.</w:t>
-      </w:r>
-    </w:p>
-    <w:p>
-      <w:pPr>
-        <w:pStyle w:val="a3"/>
-        <w:numPr>
-          <w:ilvl w:val="0"/>
-          <w:numId w:val="7"/>
-        </w:numPr>
-      </w:pPr>
-      <w:r>
-        <w:rPr>
-          <w:b/>
-          <w:bCs/>
-        </w:rPr>
-        <w:t>Діаграма:</w:t>
-      </w:r>
-      <w:r>
-        <w:t xml:space="preserve"> </w:t>
-      </w:r>
-      <w:r>
-        <w:rPr>
-          <w:i/>
-          <w:iCs/>
-        </w:rPr>
-        <w:t xml:space="preserve">Граф виконання </w:t>
-      </w:r>
-      <w:proofErr w:type="spellStart"/>
-      <w:r>
-        <w:rPr>
-          <w:i/>
-          <w:iCs/>
-        </w:rPr>
-        <w:t>Airflow</w:t>
-      </w:r>
-      <w:proofErr w:type="spellEnd"/>
-      <w:r>
-        <w:rPr>
-          <w:i/>
-          <w:iCs/>
-        </w:rPr>
-        <w:t xml:space="preserve"> (DAG </w:t>
-      </w:r>
-      <w:proofErr w:type="spellStart"/>
-      <w:r>
-        <w:rPr>
-          <w:i/>
-          <w:iCs/>
-        </w:rPr>
-        <w:t>Graph</w:t>
-      </w:r>
-      <w:proofErr w:type="spellEnd"/>
-      <w:r>
-        <w:rPr>
-          <w:i/>
-          <w:iCs/>
-        </w:rPr>
-        <w:t xml:space="preserve"> </w:t>
-      </w:r>
-      <w:proofErr w:type="spellStart"/>
-      <w:r>
-        <w:rPr>
-          <w:i/>
-          <w:iCs/>
-        </w:rPr>
-        <w:t>View</w:t>
-      </w:r>
-      <w:proofErr w:type="spellEnd"/>
-      <w:r>
-        <w:rPr>
-          <w:i/>
-          <w:iCs/>
-        </w:rPr>
-        <w:t>)</w:t>
-      </w:r>
-      <w:r>
-        <w:t xml:space="preserve"> — 4 послідовні квадратики (</w:t>
-      </w:r>
-      <w:proofErr w:type="spellStart"/>
-      <w:r>
-        <w:t>extract</w:t>
-      </w:r>
-      <w:proofErr w:type="spellEnd"/>
-      <w:r>
-        <w:t xml:space="preserve"> &gt;&gt; </w:t>
-      </w:r>
-      <w:proofErr w:type="spellStart"/>
-      <w:r>
-        <w:t>transform</w:t>
-      </w:r>
-      <w:proofErr w:type="spellEnd"/>
-      <w:r>
-        <w:t xml:space="preserve"> &gt;&gt; </w:t>
-      </w:r>
-      <w:proofErr w:type="spellStart"/>
-      <w:r>
-        <w:t>validate</w:t>
-      </w:r>
-      <w:proofErr w:type="spellEnd"/>
-      <w:r>
-        <w:t xml:space="preserve"> &gt;&gt; </w:t>
-      </w:r>
-      <w:proofErr w:type="spellStart"/>
-      <w:r>
-        <w:t>upsert</w:t>
-      </w:r>
-      <w:proofErr w:type="spellEnd"/>
-      <w:r>
-        <w:t>).</w:t>
-      </w:r>
-    </w:p>
-    <w:p>
-      <w:pPr>
-        <w:pStyle w:val="a3"/>
-      </w:pPr>
-      <w:r>
-        <w:rPr>
-          <w:rFonts w:hAnsi="Symbol"/>
-        </w:rPr>
-        <w:t></w:t>
-      </w:r>
-      <w:r>
-        <w:t xml:space="preserve">  </w:t>
-      </w:r>
-      <w:r>
-        <w:rPr>
-          <w:b/>
-          <w:bCs/>
-        </w:rPr>
-        <w:t xml:space="preserve">2.5. Забезпечення </w:t>
-      </w:r>
-      <w:proofErr w:type="spellStart"/>
-      <w:r>
-        <w:rPr>
-          <w:b/>
-          <w:bCs/>
-        </w:rPr>
-        <w:t>відмовостійкості</w:t>
-      </w:r>
-      <w:proofErr w:type="spellEnd"/>
-      <w:r>
-        <w:rPr>
-          <w:b/>
-          <w:bCs/>
-        </w:rPr>
-        <w:t xml:space="preserve"> та </w:t>
-      </w:r>
-      <w:proofErr w:type="spellStart"/>
-      <w:r>
-        <w:rPr>
-          <w:b/>
-          <w:bCs/>
-        </w:rPr>
-        <w:t>Dead</w:t>
-      </w:r>
-      <w:proofErr w:type="spellEnd"/>
-      <w:r>
-        <w:rPr>
-          <w:b/>
-          <w:bCs/>
-        </w:rPr>
-        <w:t xml:space="preserve"> </w:t>
-      </w:r>
-      <w:proofErr w:type="spellStart"/>
-      <w:r>
-        <w:rPr>
-          <w:b/>
-          <w:bCs/>
-        </w:rPr>
-        <w:t>Letter</w:t>
-      </w:r>
-      <w:proofErr w:type="spellEnd"/>
-      <w:r>
-        <w:rPr>
-          <w:b/>
-          <w:bCs/>
-        </w:rPr>
-        <w:t xml:space="preserve"> </w:t>
-      </w:r>
-      <w:proofErr w:type="spellStart"/>
-      <w:r>
-        <w:rPr>
-          <w:b/>
-          <w:bCs/>
-        </w:rPr>
-        <w:t>Queue</w:t>
-      </w:r>
-      <w:proofErr w:type="spellEnd"/>
-      <w:r>
-        <w:rPr>
-          <w:b/>
-          <w:bCs/>
-        </w:rPr>
-        <w:t xml:space="preserve"> (DLQ)</w:t>
-      </w:r>
-      <w:r>
-        <w:t xml:space="preserve"> (2 </w:t>
-      </w:r>
-      <w:proofErr w:type="spellStart"/>
-      <w:r>
-        <w:t>стор</w:t>
-      </w:r>
-      <w:proofErr w:type="spellEnd"/>
-      <w:r>
-        <w:t>.)</w:t>
-      </w:r>
-    </w:p>
-    <w:p>
-      <w:pPr>
-        <w:pStyle w:val="a3"/>
-        <w:numPr>
-          <w:ilvl w:val="0"/>
-          <w:numId w:val="8"/>
-        </w:numPr>
-      </w:pPr>
-      <w:r>
-        <w:t>Опис механізму «</w:t>
-      </w:r>
-      <w:proofErr w:type="spellStart"/>
-      <w:r>
-        <w:t>самозцілення</w:t>
-      </w:r>
-      <w:proofErr w:type="spellEnd"/>
-      <w:r>
-        <w:t xml:space="preserve">»: як система відловлює записи з відсутніми ключами, переміщує їх у файл </w:t>
-      </w:r>
-      <w:r>
-        <w:rPr>
-          <w:rStyle w:val="HTML"/>
-        </w:rPr>
-        <w:t>quarantined_sessions.csv</w:t>
-      </w:r>
-      <w:r>
-        <w:t xml:space="preserve"> і склеює (</w:t>
-      </w:r>
-      <w:proofErr w:type="spellStart"/>
-      <w:r>
-        <w:rPr>
-          <w:rStyle w:val="HTML"/>
-        </w:rPr>
-        <w:t>pd.concat</w:t>
-      </w:r>
-      <w:proofErr w:type="spellEnd"/>
-      <w:r>
-        <w:rPr>
-          <w:rStyle w:val="HTML"/>
-        </w:rPr>
-        <w:t>()</w:t>
-      </w:r>
-      <w:r>
-        <w:t>) з новими даними під час наступного запуску.</w:t>
-      </w:r>
-    </w:p>
-    <w:p>
-      <w:r>
-        <w:br w:type="page"/>
-      </w:r>
-    </w:p>
-    <w:p>
-      <w:r>
-        <w:lastRenderedPageBreak/>
-        <w:t>Висновки;</w:t>
-      </w:r>
-    </w:p>
-    <w:p/>
-    <w:p>
-      <w:r>
-        <w:t xml:space="preserve">Коротке підбиття підсумків (завдання виконано, конвеєр працює, дані успішно маскуються та завантажуються). Опис отриманого особистого досвіду роботи з </w:t>
-      </w:r>
-      <w:proofErr w:type="spellStart"/>
-      <w:r>
-        <w:t>Airflow</w:t>
-      </w:r>
-      <w:proofErr w:type="spellEnd"/>
-      <w:r>
-        <w:t xml:space="preserve"> та </w:t>
-      </w:r>
-      <w:proofErr w:type="spellStart"/>
-      <w:r>
-        <w:t>Pandas</w:t>
-      </w:r>
-      <w:proofErr w:type="spellEnd"/>
-      <w:r>
-        <w:t xml:space="preserve">. Пропозиції щодо покращення (наприклад, міграція з </w:t>
-      </w:r>
-      <w:proofErr w:type="spellStart"/>
-      <w:r>
-        <w:t>SQLite</w:t>
-      </w:r>
-      <w:proofErr w:type="spellEnd"/>
-      <w:r>
-        <w:t xml:space="preserve"> на </w:t>
-      </w:r>
-      <w:proofErr w:type="spellStart"/>
-      <w:r>
-        <w:t>PostgreSQL</w:t>
-      </w:r>
-      <w:proofErr w:type="spellEnd"/>
-      <w:r>
-        <w:t xml:space="preserve"> при масштабуванні, </w:t>
-      </w:r>
-      <w:proofErr w:type="spellStart"/>
-      <w:r>
-        <w:t>чанкінг</w:t>
-      </w:r>
-      <w:proofErr w:type="spellEnd"/>
-      <w:r>
-        <w:t xml:space="preserve"> даних).</w:t>
-      </w:r>
-      <w:r>
-        <w:br w:type="page"/>
-      </w:r>
-    </w:p>
-    <w:p>
-      <w:r>
-        <w:lastRenderedPageBreak/>
-        <w:t>Список використаних джерел;</w:t>
-      </w:r>
-    </w:p>
-    <w:p/>
-    <w:p>
-      <w:r>
-        <w:t xml:space="preserve">Посилання на офіційну документацію </w:t>
-      </w:r>
-      <w:proofErr w:type="spellStart"/>
-      <w:r>
-        <w:t>Airflow</w:t>
-      </w:r>
-      <w:proofErr w:type="spellEnd"/>
-      <w:r>
-        <w:t xml:space="preserve">, </w:t>
-      </w:r>
-      <w:proofErr w:type="spellStart"/>
-      <w:r>
-        <w:t>Pandas</w:t>
-      </w:r>
-      <w:proofErr w:type="spellEnd"/>
-      <w:r>
-        <w:t xml:space="preserve">, </w:t>
-      </w:r>
-      <w:proofErr w:type="spellStart"/>
-      <w:r>
-        <w:t>SQLite</w:t>
-      </w:r>
-      <w:proofErr w:type="spellEnd"/>
-      <w:r>
-        <w:t xml:space="preserve">, підручники з </w:t>
-      </w:r>
-      <w:proofErr w:type="spellStart"/>
-      <w:r>
-        <w:t>проєктування</w:t>
-      </w:r>
-      <w:proofErr w:type="spellEnd"/>
-      <w:r>
-        <w:t xml:space="preserve"> баз даних та сховищ (наприклад, </w:t>
-      </w:r>
-      <w:proofErr w:type="spellStart"/>
-      <w:r>
-        <w:t>Ральф</w:t>
-      </w:r>
-      <w:proofErr w:type="spellEnd"/>
-      <w:r>
-        <w:t xml:space="preserve"> </w:t>
-      </w:r>
-      <w:proofErr w:type="spellStart"/>
-      <w:r>
-        <w:t>Кімбол</w:t>
-      </w:r>
-      <w:proofErr w:type="spellEnd"/>
-      <w:r>
-        <w:t>).</w:t>
-      </w:r>
-      <w:r>
-        <w:br w:type="page"/>
-      </w:r>
-    </w:p>
-    <w:p/>
+          <w:noProof/>
+        </w:rPr>
+        <w:t>pandas documentation</w:t>
+      </w:r>
+      <w:r>
+        <w:rPr>
+          <w:noProof/>
+        </w:rPr>
+        <w:t xml:space="preserve">. URL: </w:t>
+      </w:r>
+      <w:hyperlink r:id="rId34" w:tgtFrame="_blank" w:history="1">
+        <w:r>
+          <w:rPr>
+            <w:rStyle w:val="ae"/>
+            <w:noProof/>
+            <w:color w:val="000000" w:themeColor="text1"/>
+            <w:szCs w:val="28"/>
+          </w:rPr>
+          <w:t>https://pandas.pydata.org/docs/user_guide/</w:t>
+        </w:r>
+      </w:hyperlink>
+      <w:r>
+        <w:rPr>
+          <w:noProof/>
+        </w:rPr>
+        <w:t xml:space="preserve"> (дата звернення: 13.09.2026).</w:t>
+      </w:r>
+    </w:p>
+    <w:p>
+      <w:bookmarkStart w:id="13" w:name="_GoBack"/>
+      <w:bookmarkEnd w:id="13"/>
+    </w:p>
     <w:sectPr>
-      <w:footerReference w:type="default" r:id="rId20"/>
-      <w:footerReference w:type="first" r:id="rId21"/>
+      <w:footerReference w:type="default" r:id="rId35"/>
+      <w:footerReference w:type="first" r:id="rId36"/>
       <w:pgSz w:w="11906" w:h="16838"/>
       <w:pgMar w:top="850" w:right="850" w:bottom="850" w:left="1417" w:header="708" w:footer="708" w:gutter="0"/>
+      <w:pgNumType w:start="0"/>
       <w:cols w:space="708"/>
       <w:titlePg/>
       <w:docGrid w:linePitch="360"/>
@@ -4295,39 +10387,12 @@
 
 <file path=word/footer2.xml><?xml version="1.0" encoding="utf-8"?>
 <w:ftr xmlns:wpc="http://schemas.microsoft.com/office/word/2010/wordprocessingCanvas" xmlns:cx="http://schemas.microsoft.com/office/drawing/2014/chartex" xmlns:cx1="http://schemas.microsoft.com/office/drawing/2015/9/8/chartex" xmlns:cx2="http://schemas.microsoft.com/office/drawing/2015/10/21/chartex" xmlns:cx3="http://schemas.microsoft.com/office/drawing/2016/5/9/chartex" xmlns:cx4="http://schemas.microsoft.com/office/drawing/2016/5/10/chartex" xmlns:cx5="http://schemas.microsoft.com/office/drawing/2016/5/11/chartex" xmlns:cx6="http://schemas.microsoft.com/office/drawing/2016/5/12/chartex" xmlns:cx7="http://schemas.microsoft.com/office/drawing/2016/5/13/chartex" xmlns:cx8="http://schemas.microsoft.com/office/drawing/2016/5/14/chartex" xmlns:mc="http://schemas.openxmlformats.org/markup-compatibility/2006" xmlns:aink="http://schemas.microsoft.com/office/drawing/2016/ink" xmlns:am3d="http://schemas.microsoft.com/office/drawing/2017/model3d" xmlns:o="urn:schemas-microsoft-com:office:office" xmlns:r="http://schemas.openxmlformats.org/officeDocument/2006/relationships" xmlns:m="http://schemas.openxmlformats.org/officeDocument/2006/math" xmlns:v="urn:schemas-microsoft-com:vml" xmlns:wp14="http://schemas.microsoft.com/office/word/2010/wordprocessingDrawing" xmlns:wp="http://schemas.openxmlformats.org/drawingml/2006/wordprocessingDrawing" xmlns:w10="urn:schemas-microsoft-com:office:word" xmlns:w="http://schemas.openxmlformats.org/wordprocessingml/2006/main" xmlns:w14="http://schemas.microsoft.com/office/word/2010/wordml" xmlns:w15="http://schemas.microsoft.com/office/word/2012/wordml" xmlns:w16cex="http://schemas.microsoft.com/office/word/2018/wordml/cex" xmlns:w16cid="http://schemas.microsoft.com/office/word/2016/wordml/cid" xmlns:w16="http://schemas.microsoft.com/office/word/2018/wordml" xmlns:w16se="http://schemas.microsoft.com/office/word/2015/wordml/symex" xmlns:wpg="http://schemas.microsoft.com/office/word/2010/wordprocessingGroup" xmlns:wpi="http://schemas.microsoft.com/office/word/2010/wordprocessingInk" xmlns:wne="http://schemas.microsoft.com/office/word/2006/wordml" xmlns:wps="http://schemas.microsoft.com/office/word/2010/wordprocessingShape" mc:Ignorable="w14 w15 w16se w16cid w16 w16cex wp14">
-  <w:sdt>
-    <w:sdtPr>
-      <w:id w:val="748081237"/>
-      <w:docPartObj>
-        <w:docPartGallery w:val="Page Numbers (Bottom of Page)"/>
-        <w:docPartUnique/>
-      </w:docPartObj>
-    </w:sdtPr>
-    <w:sdtEndPr/>
-    <w:sdtContent>
-      <w:p>
-        <w:pPr>
-          <w:pStyle w:val="a8"/>
-          <w:jc w:val="right"/>
-        </w:pPr>
-        <w:r>
-          <w:fldChar w:fldCharType="begin"/>
-        </w:r>
-        <w:r>
-          <w:instrText>PAGE   \* MERGEFORMAT</w:instrText>
-        </w:r>
-        <w:r>
-          <w:fldChar w:fldCharType="separate"/>
-        </w:r>
-        <w:r>
-          <w:t>2</w:t>
-        </w:r>
-        <w:r>
-          <w:fldChar w:fldCharType="end"/>
-        </w:r>
-      </w:p>
-    </w:sdtContent>
-  </w:sdt>
+  <w:p>
+    <w:pPr>
+      <w:pStyle w:val="a8"/>
+      <w:jc w:val="right"/>
+    </w:pPr>
+  </w:p>
   <w:p>
     <w:pPr>
       <w:pStyle w:val="a8"/>
@@ -4513,6 +10578,92 @@
     </w:lvl>
   </w:abstractNum>
   <w:abstractNum w:abstractNumId="1" w15:restartNumberingAfterBreak="0">
+    <w:nsid w:val="24EA4EAA"/>
+    <w:multiLevelType w:val="hybridMultilevel"/>
+    <w:tmpl w:val="28F45E96"/>
+    <w:lvl w:ilvl="0" w:tplc="0422000F">
+      <w:start w:val="1"/>
+      <w:numFmt w:val="decimal"/>
+      <w:lvlText w:val="%1."/>
+      <w:lvlJc w:val="left"/>
+      <w:pPr>
+        <w:ind w:left="1429" w:hanging="360"/>
+      </w:pPr>
+    </w:lvl>
+    <w:lvl w:ilvl="1" w:tplc="04220019" w:tentative="1">
+      <w:start w:val="1"/>
+      <w:numFmt w:val="lowerLetter"/>
+      <w:lvlText w:val="%2."/>
+      <w:lvlJc w:val="left"/>
+      <w:pPr>
+        <w:ind w:left="2149" w:hanging="360"/>
+      </w:pPr>
+    </w:lvl>
+    <w:lvl w:ilvl="2" w:tplc="0422001B" w:tentative="1">
+      <w:start w:val="1"/>
+      <w:numFmt w:val="lowerRoman"/>
+      <w:lvlText w:val="%3."/>
+      <w:lvlJc w:val="right"/>
+      <w:pPr>
+        <w:ind w:left="2869" w:hanging="180"/>
+      </w:pPr>
+    </w:lvl>
+    <w:lvl w:ilvl="3" w:tplc="0422000F" w:tentative="1">
+      <w:start w:val="1"/>
+      <w:numFmt w:val="decimal"/>
+      <w:lvlText w:val="%4."/>
+      <w:lvlJc w:val="left"/>
+      <w:pPr>
+        <w:ind w:left="3589" w:hanging="360"/>
+      </w:pPr>
+    </w:lvl>
+    <w:lvl w:ilvl="4" w:tplc="04220019" w:tentative="1">
+      <w:start w:val="1"/>
+      <w:numFmt w:val="lowerLetter"/>
+      <w:lvlText w:val="%5."/>
+      <w:lvlJc w:val="left"/>
+      <w:pPr>
+        <w:ind w:left="4309" w:hanging="360"/>
+      </w:pPr>
+    </w:lvl>
+    <w:lvl w:ilvl="5" w:tplc="0422001B" w:tentative="1">
+      <w:start w:val="1"/>
+      <w:numFmt w:val="lowerRoman"/>
+      <w:lvlText w:val="%6."/>
+      <w:lvlJc w:val="right"/>
+      <w:pPr>
+        <w:ind w:left="5029" w:hanging="180"/>
+      </w:pPr>
+    </w:lvl>
+    <w:lvl w:ilvl="6" w:tplc="0422000F" w:tentative="1">
+      <w:start w:val="1"/>
+      <w:numFmt w:val="decimal"/>
+      <w:lvlText w:val="%7."/>
+      <w:lvlJc w:val="left"/>
+      <w:pPr>
+        <w:ind w:left="5749" w:hanging="360"/>
+      </w:pPr>
+    </w:lvl>
+    <w:lvl w:ilvl="7" w:tplc="04220019" w:tentative="1">
+      <w:start w:val="1"/>
+      <w:numFmt w:val="lowerLetter"/>
+      <w:lvlText w:val="%8."/>
+      <w:lvlJc w:val="left"/>
+      <w:pPr>
+        <w:ind w:left="6469" w:hanging="360"/>
+      </w:pPr>
+    </w:lvl>
+    <w:lvl w:ilvl="8" w:tplc="0422001B" w:tentative="1">
+      <w:start w:val="1"/>
+      <w:numFmt w:val="lowerRoman"/>
+      <w:lvlText w:val="%9."/>
+      <w:lvlJc w:val="right"/>
+      <w:pPr>
+        <w:ind w:left="7189" w:hanging="180"/>
+      </w:pPr>
+    </w:lvl>
+  </w:abstractNum>
+  <w:abstractNum w:abstractNumId="2" w15:restartNumberingAfterBreak="0">
     <w:nsid w:val="25C355F5"/>
     <w:multiLevelType w:val="multilevel"/>
     <w:tmpl w:val="C9E4D896"/>
@@ -4661,7 +10812,7 @@
       </w:rPr>
     </w:lvl>
   </w:abstractNum>
-  <w:abstractNum w:abstractNumId="2" w15:restartNumberingAfterBreak="0">
+  <w:abstractNum w:abstractNumId="3" w15:restartNumberingAfterBreak="0">
     <w:nsid w:val="288F3137"/>
     <w:multiLevelType w:val="multilevel"/>
     <w:tmpl w:val="A9A0D668"/>
@@ -4810,7 +10961,7 @@
       </w:rPr>
     </w:lvl>
   </w:abstractNum>
-  <w:abstractNum w:abstractNumId="3" w15:restartNumberingAfterBreak="0">
+  <w:abstractNum w:abstractNumId="4" w15:restartNumberingAfterBreak="0">
     <w:nsid w:val="31304B6E"/>
     <w:multiLevelType w:val="multilevel"/>
     <w:tmpl w:val="00D8C2F4"/>
@@ -4959,7 +11110,7 @@
       </w:rPr>
     </w:lvl>
   </w:abstractNum>
-  <w:abstractNum w:abstractNumId="4" w15:restartNumberingAfterBreak="0">
+  <w:abstractNum w:abstractNumId="5" w15:restartNumberingAfterBreak="0">
     <w:nsid w:val="3F904AF3"/>
     <w:multiLevelType w:val="multilevel"/>
     <w:tmpl w:val="27F6882A"/>
@@ -5108,7 +11259,7 @@
       </w:rPr>
     </w:lvl>
   </w:abstractNum>
-  <w:abstractNum w:abstractNumId="5" w15:restartNumberingAfterBreak="0">
+  <w:abstractNum w:abstractNumId="6" w15:restartNumberingAfterBreak="0">
     <w:nsid w:val="441A6E36"/>
     <w:multiLevelType w:val="multilevel"/>
     <w:tmpl w:val="D0B68C12"/>
@@ -5257,7 +11408,7 @@
       </w:rPr>
     </w:lvl>
   </w:abstractNum>
-  <w:abstractNum w:abstractNumId="6" w15:restartNumberingAfterBreak="0">
+  <w:abstractNum w:abstractNumId="7" w15:restartNumberingAfterBreak="0">
     <w:nsid w:val="46C773B9"/>
     <w:multiLevelType w:val="multilevel"/>
     <w:tmpl w:val="B2ACE0BC"/>
@@ -5406,7 +11557,7 @@
       </w:rPr>
     </w:lvl>
   </w:abstractNum>
-  <w:abstractNum w:abstractNumId="7" w15:restartNumberingAfterBreak="0">
+  <w:abstractNum w:abstractNumId="8" w15:restartNumberingAfterBreak="0">
     <w:nsid w:val="668F3922"/>
     <w:multiLevelType w:val="hybridMultilevel"/>
     <w:tmpl w:val="35CEA040"/>
@@ -5520,7 +11671,7 @@
       </w:rPr>
     </w:lvl>
   </w:abstractNum>
-  <w:abstractNum w:abstractNumId="8" w15:restartNumberingAfterBreak="0">
+  <w:abstractNum w:abstractNumId="9" w15:restartNumberingAfterBreak="0">
     <w:nsid w:val="794F28ED"/>
     <w:multiLevelType w:val="multilevel"/>
     <w:tmpl w:val="9A0A0396"/>
@@ -5633,7 +11784,7 @@
       </w:rPr>
     </w:lvl>
   </w:abstractNum>
-  <w:abstractNum w:abstractNumId="9" w15:restartNumberingAfterBreak="0">
+  <w:abstractNum w:abstractNumId="10" w15:restartNumberingAfterBreak="0">
     <w:nsid w:val="79BE47B9"/>
     <w:multiLevelType w:val="multilevel"/>
     <w:tmpl w:val="8C704226"/>
@@ -5783,34 +11934,37 @@
     </w:lvl>
   </w:abstractNum>
   <w:num w:numId="1">
-    <w:abstractNumId w:val="6"/>
+    <w:abstractNumId w:val="7"/>
   </w:num>
   <w:num w:numId="2">
-    <w:abstractNumId w:val="1"/>
+    <w:abstractNumId w:val="2"/>
   </w:num>
   <w:num w:numId="3">
-    <w:abstractNumId w:val="5"/>
+    <w:abstractNumId w:val="6"/>
   </w:num>
   <w:num w:numId="4">
     <w:abstractNumId w:val="0"/>
   </w:num>
   <w:num w:numId="5">
+    <w:abstractNumId w:val="4"/>
+  </w:num>
+  <w:num w:numId="6">
+    <w:abstractNumId w:val="5"/>
+  </w:num>
+  <w:num w:numId="7">
     <w:abstractNumId w:val="3"/>
   </w:num>
-  <w:num w:numId="6">
-    <w:abstractNumId w:val="4"/>
+  <w:num w:numId="8">
+    <w:abstractNumId w:val="10"/>
   </w:num>
-  <w:num w:numId="7">
-    <w:abstractNumId w:val="2"/>
+  <w:num w:numId="9">
+    <w:abstractNumId w:val="8"/>
   </w:num>
-  <w:num w:numId="8">
+  <w:num w:numId="10">
     <w:abstractNumId w:val="9"/>
   </w:num>
-  <w:num w:numId="9">
-    <w:abstractNumId w:val="7"/>
-  </w:num>
-  <w:num w:numId="10">
-    <w:abstractNumId w:val="8"/>
+  <w:num w:numId="11">
+    <w:abstractNumId w:val="1"/>
   </w:num>
 </w:numbering>
 </file>
@@ -5867,7 +12021,7 @@
     <w:lsdException w:name="header" w:semiHidden="1" w:unhideWhenUsed="1"/>
     <w:lsdException w:name="footer" w:semiHidden="1" w:unhideWhenUsed="1"/>
     <w:lsdException w:name="index heading" w:semiHidden="1" w:unhideWhenUsed="1"/>
-    <w:lsdException w:name="caption" w:semiHidden="1" w:uiPriority="35" w:unhideWhenUsed="1" w:qFormat="1"/>
+    <w:lsdException w:name="caption" w:semiHidden="1" w:uiPriority="35" w:unhideWhenUsed="1"/>
     <w:lsdException w:name="table of figures" w:semiHidden="1" w:unhideWhenUsed="1"/>
     <w:lsdException w:name="envelope address" w:semiHidden="1" w:unhideWhenUsed="1"/>
     <w:lsdException w:name="envelope return" w:semiHidden="1" w:unhideWhenUsed="1"/>
@@ -6512,7 +12666,6 @@
     <w:next w:val="a"/>
     <w:uiPriority w:val="35"/>
     <w:unhideWhenUsed/>
-    <w:qFormat/>
     <w:rsid w:val="004F40D3"/>
     <w:pPr>
       <w:spacing w:after="200" w:line="240" w:lineRule="auto"/>
@@ -6533,6 +12686,87 @@
     <w:pPr>
       <w:ind w:left="720"/>
       <w:contextualSpacing/>
+    </w:pPr>
+  </w:style>
+  <w:style w:type="paragraph" w:customStyle="1" w:styleId="ac">
+    <w:name w:val="КОД"/>
+    <w:link w:val="ad"/>
+    <w:autoRedefine/>
+    <w:qFormat/>
+    <w:rsid w:val="00C63CE5"/>
+    <w:pPr>
+      <w:spacing w:after="0" w:line="240" w:lineRule="auto"/>
+    </w:pPr>
+    <w:rPr>
+      <w:rFonts w:ascii="Courier New" w:hAnsi="Courier New"/>
+      <w:noProof/>
+      <w:color w:val="000000" w:themeColor="text1"/>
+      <w:sz w:val="28"/>
+      <w:lang w:val="en-US"/>
+    </w:rPr>
+  </w:style>
+  <w:style w:type="character" w:styleId="ae">
+    <w:name w:val="Hyperlink"/>
+    <w:basedOn w:val="a0"/>
+    <w:uiPriority w:val="99"/>
+    <w:unhideWhenUsed/>
+    <w:rsid w:val="00CF22B3"/>
+    <w:rPr>
+      <w:color w:val="0000FF"/>
+      <w:u w:val="single"/>
+    </w:rPr>
+  </w:style>
+  <w:style w:type="character" w:customStyle="1" w:styleId="ad">
+    <w:name w:val="КОД Знак"/>
+    <w:basedOn w:val="a0"/>
+    <w:link w:val="ac"/>
+    <w:rsid w:val="00C63CE5"/>
+    <w:rPr>
+      <w:rFonts w:ascii="Courier New" w:hAnsi="Courier New"/>
+      <w:noProof/>
+      <w:color w:val="000000" w:themeColor="text1"/>
+      <w:sz w:val="28"/>
+      <w:lang w:val="en-US"/>
+    </w:rPr>
+  </w:style>
+  <w:style w:type="paragraph" w:styleId="af">
+    <w:name w:val="TOC Heading"/>
+    <w:basedOn w:val="10"/>
+    <w:next w:val="a"/>
+    <w:uiPriority w:val="39"/>
+    <w:unhideWhenUsed/>
+    <w:qFormat/>
+    <w:rsid w:val="00480CA1"/>
+    <w:pPr>
+      <w:outlineLvl w:val="9"/>
+    </w:pPr>
+    <w:rPr>
+      <w:lang w:eastAsia="uk-UA"/>
+    </w:rPr>
+  </w:style>
+  <w:style w:type="paragraph" w:styleId="15">
+    <w:name w:val="toc 1"/>
+    <w:basedOn w:val="a"/>
+    <w:next w:val="a"/>
+    <w:autoRedefine/>
+    <w:uiPriority w:val="39"/>
+    <w:unhideWhenUsed/>
+    <w:rsid w:val="00480CA1"/>
+    <w:pPr>
+      <w:spacing w:after="100"/>
+    </w:pPr>
+  </w:style>
+  <w:style w:type="paragraph" w:styleId="23">
+    <w:name w:val="toc 2"/>
+    <w:basedOn w:val="a"/>
+    <w:next w:val="a"/>
+    <w:autoRedefine/>
+    <w:uiPriority w:val="39"/>
+    <w:unhideWhenUsed/>
+    <w:rsid w:val="00480CA1"/>
+    <w:pPr>
+      <w:spacing w:after="100"/>
+      <w:ind w:left="220"/>
     </w:pPr>
   </w:style>
 </w:styles>
@@ -6838,7 +13072,7 @@
 </file>
 
 <file path=customXml/itemProps1.xml><?xml version="1.0" encoding="utf-8"?>
-<ds:datastoreItem xmlns:ds="http://schemas.openxmlformats.org/officeDocument/2006/customXml" ds:itemID="{E99F1A07-BF66-4E1C-AF4F-A7A303326D8A}">
+<ds:datastoreItem xmlns:ds="http://schemas.openxmlformats.org/officeDocument/2006/customXml" ds:itemID="{7B53D786-B624-43CC-8A1D-ED9C740A4D8E}">
   <ds:schemaRefs>
     <ds:schemaRef ds:uri="http://schemas.openxmlformats.org/officeDocument/2006/bibliography"/>
   </ds:schemaRefs>
